--- a/docs/面向对象程序与设计/我们的实际写作/面向对象程序设计实践论文.docx
+++ b/docs/面向对象程序与设计/我们的实际写作/面向对象程序设计实践论文.docx
@@ -40,14 +40,12 @@
         <w:jc w:val="center"/>
         <w:rPr>
           <w:rFonts w:hint="eastAsia"/>
-          <w:lang w:eastAsia="zh-CN"/>
         </w:rPr>
       </w:pPr>
       <w:r>
         <w:rPr>
           <w:b/>
           <w:sz w:val="44"/>
-          <w:lang w:eastAsia="zh-CN"/>
         </w:rPr>
         <w:t>《面向对象程序设计实践》</w:t>
       </w:r>
@@ -60,7 +58,6 @@
           <w:rFonts w:hint="eastAsia"/>
         </w:rPr>
       </w:pPr>
-      <w:proofErr w:type="spellStart"/>
       <w:r>
         <w:rPr>
           <w:b/>
@@ -68,7 +65,6 @@
         </w:rPr>
         <w:t>课程论文</w:t>
       </w:r>
-      <w:proofErr w:type="spellEnd"/>
     </w:p>
     <w:p>
       <w:pPr>
@@ -261,7 +257,7 @@
                 <w:b/>
                 <w:sz w:val="24"/>
               </w:rPr>
-              <w:t>小组成员1：</w:t>
+              <w:t>小组：</w:t>
             </w:r>
           </w:p>
         </w:tc>
@@ -280,7 +276,7 @@
               <w:rPr>
                 <w:sz w:val="24"/>
               </w:rPr>
-              <w:t>202425220501  毕振岚</w:t>
+              <w:t>第7组</w:t>
             </w:r>
           </w:p>
         </w:tc>
@@ -306,7 +302,7 @@
                 <w:b/>
                 <w:sz w:val="24"/>
               </w:rPr>
-              <w:t>2：</w:t>
+              <w:t>小组成员1：</w:t>
             </w:r>
           </w:p>
         </w:tc>
@@ -325,7 +321,7 @@
               <w:rPr>
                 <w:sz w:val="24"/>
               </w:rPr>
-              <w:t>202425220502  陈厚华</w:t>
+              <w:t>202425220501  毕振岚</w:t>
             </w:r>
           </w:p>
         </w:tc>
@@ -351,7 +347,7 @@
                 <w:b/>
                 <w:sz w:val="24"/>
               </w:rPr>
-              <w:t>3：</w:t>
+              <w:t>2：</w:t>
             </w:r>
           </w:p>
         </w:tc>
@@ -370,7 +366,7 @@
               <w:rPr>
                 <w:sz w:val="24"/>
               </w:rPr>
-              <w:t>202425220527  徐阳</w:t>
+              <w:t>202425220502  陈厚华</w:t>
             </w:r>
           </w:p>
         </w:tc>
@@ -396,7 +392,7 @@
                 <w:b/>
                 <w:sz w:val="24"/>
               </w:rPr>
-              <w:t>指导老师：</w:t>
+              <w:t>3：</w:t>
             </w:r>
           </w:p>
         </w:tc>
@@ -415,7 +411,7 @@
               <w:rPr>
                 <w:sz w:val="24"/>
               </w:rPr>
-              <w:t>彭红星</w:t>
+              <w:t>202425220527  徐阳</w:t>
             </w:r>
           </w:p>
         </w:tc>
@@ -441,6 +437,51 @@
                 <w:b/>
                 <w:sz w:val="24"/>
               </w:rPr>
+              <w:t>指导老师：</w:t>
+            </w:r>
+          </w:p>
+        </w:tc>
+        <w:tc>
+          <w:tcPr>
+            <w:tcW w:w="4989" w:type="dxa"/>
+            <w:vAlign w:val="center"/>
+          </w:tcPr>
+          <w:p>
+            <w:pPr>
+              <w:rPr>
+                <w:rFonts w:hint="eastAsia"/>
+              </w:rPr>
+            </w:pPr>
+            <w:r>
+              <w:rPr>
+                <w:sz w:val="24"/>
+              </w:rPr>
+              <w:t>彭红星</w:t>
+            </w:r>
+          </w:p>
+        </w:tc>
+      </w:tr>
+      <w:tr>
+        <w:trPr>
+          <w:jc w:val="center"/>
+        </w:trPr>
+        <w:tc>
+          <w:tcPr>
+            <w:tcW w:w="2268" w:type="dxa"/>
+            <w:vAlign w:val="center"/>
+          </w:tcPr>
+          <w:p>
+            <w:pPr>
+              <w:jc w:val="right"/>
+              <w:rPr>
+                <w:rFonts w:hint="eastAsia"/>
+              </w:rPr>
+            </w:pPr>
+            <w:r>
+              <w:rPr>
+                <w:b/>
+                <w:sz w:val="24"/>
+              </w:rPr>
               <w:t>提交时间：</w:t>
             </w:r>
           </w:p>
@@ -504,14 +545,12 @@
         <w:jc w:val="center"/>
         <w:rPr>
           <w:rFonts w:hint="eastAsia"/>
-          <w:lang w:eastAsia="zh-CN"/>
         </w:rPr>
       </w:pPr>
       <w:r>
         <w:rPr>
           <w:b/>
           <w:sz w:val="28"/>
-          <w:lang w:eastAsia="zh-CN"/>
         </w:rPr>
         <w:t>华南农业大学 数学与信息学院 软件学院</w:t>
       </w:r>
@@ -520,25 +559,19 @@
       <w:pPr>
         <w:rPr>
           <w:rFonts w:hint="eastAsia"/>
-          <w:lang w:eastAsia="zh-CN"/>
         </w:rPr>
       </w:pPr>
       <w:r>
-        <w:rPr>
-          <w:lang w:eastAsia="zh-CN"/>
-        </w:rPr>
         <w:br w:type="page"/>
       </w:r>
     </w:p>
     <w:p>
       <w:pPr>
-        <w:spacing w:line="240" w:lineRule="auto"/>
         <w:jc w:val="center"/>
         <w:rPr>
           <w:rFonts w:hint="eastAsia"/>
         </w:rPr>
       </w:pPr>
-      <w:proofErr w:type="spellStart"/>
       <w:r>
         <w:rPr>
           <w:b/>
@@ -547,7 +580,6 @@
         <w:lastRenderedPageBreak/>
         <w:t>目录</w:t>
       </w:r>
-      <w:proofErr w:type="spellEnd"/>
     </w:p>
     <w:p>
       <w:pPr>
@@ -555,10 +587,14 @@
         <w:tabs>
           <w:tab w:val="right" w:leader="dot" w:pos="8302"/>
         </w:tabs>
-        <w:spacing w:line="240" w:lineRule="auto"/>
-        <w:rPr>
-          <w:rFonts w:hint="eastAsia"/>
+        <w:rPr>
+          <w:rFonts w:asciiTheme="minorHAnsi" w:eastAsiaTheme="minorEastAsia" w:hAnsiTheme="minorHAnsi" w:hint="eastAsia"/>
           <w:noProof/>
+          <w:kern w:val="2"/>
+          <w:sz w:val="22"/>
+          <w:szCs w:val="24"/>
+          <w:lang w:eastAsia="zh-CN"/>
+          <w14:ligatures w14:val="standardContextual"/>
         </w:rPr>
       </w:pPr>
       <w:r>
@@ -570,7 +606,7 @@
       <w:r>
         <w:fldChar w:fldCharType="separate"/>
       </w:r>
-      <w:hyperlink w:anchor="_Toc230251721" w:history="1">
+      <w:hyperlink w:anchor="_Toc230419061" w:history="1">
         <w:r>
           <w:rPr>
             <w:rStyle w:val="aff9"/>
@@ -607,7 +643,7 @@
             <w:noProof/>
             <w:webHidden/>
           </w:rPr>
-          <w:instrText>PAGEREF _Toc230251721 \h</w:instrText>
+          <w:instrText>PAGEREF _Toc230419061 \h</w:instrText>
         </w:r>
         <w:r>
           <w:rPr>
@@ -656,13 +692,17 @@
         <w:tabs>
           <w:tab w:val="right" w:leader="dot" w:pos="8302"/>
         </w:tabs>
-        <w:spacing w:line="240" w:lineRule="auto"/>
-        <w:rPr>
-          <w:rFonts w:hint="eastAsia"/>
+        <w:rPr>
+          <w:rFonts w:asciiTheme="minorHAnsi" w:eastAsiaTheme="minorEastAsia" w:hAnsiTheme="minorHAnsi" w:hint="eastAsia"/>
           <w:noProof/>
-        </w:rPr>
-      </w:pPr>
-      <w:hyperlink w:anchor="_Toc230251722" w:history="1">
+          <w:kern w:val="2"/>
+          <w:sz w:val="22"/>
+          <w:szCs w:val="24"/>
+          <w:lang w:eastAsia="zh-CN"/>
+          <w14:ligatures w14:val="standardContextual"/>
+        </w:rPr>
+      </w:pPr>
+      <w:hyperlink w:anchor="_Toc230419062" w:history="1">
         <w:r>
           <w:rPr>
             <w:rStyle w:val="aff9"/>
@@ -699,7 +739,7 @@
             <w:noProof/>
             <w:webHidden/>
           </w:rPr>
-          <w:instrText>PAGEREF _Toc230251722 \h</w:instrText>
+          <w:instrText>PAGEREF _Toc230419062 \h</w:instrText>
         </w:r>
         <w:r>
           <w:rPr>
@@ -748,13 +788,17 @@
         <w:tabs>
           <w:tab w:val="right" w:leader="dot" w:pos="8302"/>
         </w:tabs>
-        <w:spacing w:line="240" w:lineRule="auto"/>
-        <w:rPr>
-          <w:rFonts w:hint="eastAsia"/>
+        <w:rPr>
+          <w:rFonts w:asciiTheme="minorHAnsi" w:eastAsiaTheme="minorEastAsia" w:hAnsiTheme="minorHAnsi" w:hint="eastAsia"/>
           <w:noProof/>
-        </w:rPr>
-      </w:pPr>
-      <w:hyperlink w:anchor="_Toc230251723" w:history="1">
+          <w:kern w:val="2"/>
+          <w:sz w:val="22"/>
+          <w:szCs w:val="24"/>
+          <w:lang w:eastAsia="zh-CN"/>
+          <w14:ligatures w14:val="standardContextual"/>
+        </w:rPr>
+      </w:pPr>
+      <w:hyperlink w:anchor="_Toc230419063" w:history="1">
         <w:r>
           <w:rPr>
             <w:rStyle w:val="aff9"/>
@@ -791,7 +835,7 @@
             <w:noProof/>
             <w:webHidden/>
           </w:rPr>
-          <w:instrText>PAGEREF _Toc230251723 \h</w:instrText>
+          <w:instrText>PAGEREF _Toc230419063 \h</w:instrText>
         </w:r>
         <w:r>
           <w:rPr>
@@ -840,13 +884,17 @@
         <w:tabs>
           <w:tab w:val="right" w:leader="dot" w:pos="8302"/>
         </w:tabs>
-        <w:spacing w:line="240" w:lineRule="auto"/>
-        <w:rPr>
-          <w:rFonts w:hint="eastAsia"/>
+        <w:rPr>
+          <w:rFonts w:asciiTheme="minorHAnsi" w:eastAsiaTheme="minorEastAsia" w:hAnsiTheme="minorHAnsi" w:hint="eastAsia"/>
           <w:noProof/>
-        </w:rPr>
-      </w:pPr>
-      <w:hyperlink w:anchor="_Toc230251724" w:history="1">
+          <w:kern w:val="2"/>
+          <w:sz w:val="22"/>
+          <w:szCs w:val="24"/>
+          <w:lang w:eastAsia="zh-CN"/>
+          <w14:ligatures w14:val="standardContextual"/>
+        </w:rPr>
+      </w:pPr>
+      <w:hyperlink w:anchor="_Toc230419064" w:history="1">
         <w:r>
           <w:rPr>
             <w:rStyle w:val="aff9"/>
@@ -883,7 +931,7 @@
             <w:noProof/>
             <w:webHidden/>
           </w:rPr>
-          <w:instrText>PAGEREF _Toc230251724 \h</w:instrText>
+          <w:instrText>PAGEREF _Toc230419064 \h</w:instrText>
         </w:r>
         <w:r>
           <w:rPr>
@@ -932,13 +980,17 @@
         <w:tabs>
           <w:tab w:val="right" w:leader="dot" w:pos="8302"/>
         </w:tabs>
-        <w:spacing w:line="240" w:lineRule="auto"/>
-        <w:rPr>
-          <w:rFonts w:hint="eastAsia"/>
+        <w:rPr>
+          <w:rFonts w:asciiTheme="minorHAnsi" w:eastAsiaTheme="minorEastAsia" w:hAnsiTheme="minorHAnsi" w:hint="eastAsia"/>
           <w:noProof/>
-        </w:rPr>
-      </w:pPr>
-      <w:hyperlink w:anchor="_Toc230251725" w:history="1">
+          <w:kern w:val="2"/>
+          <w:sz w:val="22"/>
+          <w:szCs w:val="24"/>
+          <w:lang w:eastAsia="zh-CN"/>
+          <w14:ligatures w14:val="standardContextual"/>
+        </w:rPr>
+      </w:pPr>
+      <w:hyperlink w:anchor="_Toc230419065" w:history="1">
         <w:r>
           <w:rPr>
             <w:rStyle w:val="aff9"/>
@@ -975,7 +1027,7 @@
             <w:noProof/>
             <w:webHidden/>
           </w:rPr>
-          <w:instrText>PAGEREF _Toc230251725 \h</w:instrText>
+          <w:instrText>PAGEREF _Toc230419065 \h</w:instrText>
         </w:r>
         <w:r>
           <w:rPr>
@@ -1024,13 +1076,17 @@
         <w:tabs>
           <w:tab w:val="right" w:leader="dot" w:pos="8302"/>
         </w:tabs>
-        <w:spacing w:line="240" w:lineRule="auto"/>
-        <w:rPr>
-          <w:rFonts w:hint="eastAsia"/>
+        <w:rPr>
+          <w:rFonts w:asciiTheme="minorHAnsi" w:eastAsiaTheme="minorEastAsia" w:hAnsiTheme="minorHAnsi" w:hint="eastAsia"/>
           <w:noProof/>
-        </w:rPr>
-      </w:pPr>
-      <w:hyperlink w:anchor="_Toc230251726" w:history="1">
+          <w:kern w:val="2"/>
+          <w:sz w:val="22"/>
+          <w:szCs w:val="24"/>
+          <w:lang w:eastAsia="zh-CN"/>
+          <w14:ligatures w14:val="standardContextual"/>
+        </w:rPr>
+      </w:pPr>
+      <w:hyperlink w:anchor="_Toc230419066" w:history="1">
         <w:r>
           <w:rPr>
             <w:rStyle w:val="aff9"/>
@@ -1067,7 +1123,7 @@
             <w:noProof/>
             <w:webHidden/>
           </w:rPr>
-          <w:instrText>PAGEREF _Toc230251726 \h</w:instrText>
+          <w:instrText>PAGEREF _Toc230419066 \h</w:instrText>
         </w:r>
         <w:r>
           <w:rPr>
@@ -1116,13 +1172,17 @@
         <w:tabs>
           <w:tab w:val="right" w:leader="dot" w:pos="8302"/>
         </w:tabs>
-        <w:spacing w:line="240" w:lineRule="auto"/>
-        <w:rPr>
-          <w:rFonts w:hint="eastAsia"/>
+        <w:rPr>
+          <w:rFonts w:asciiTheme="minorHAnsi" w:eastAsiaTheme="minorEastAsia" w:hAnsiTheme="minorHAnsi" w:hint="eastAsia"/>
           <w:noProof/>
-        </w:rPr>
-      </w:pPr>
-      <w:hyperlink w:anchor="_Toc230251727" w:history="1">
+          <w:kern w:val="2"/>
+          <w:sz w:val="22"/>
+          <w:szCs w:val="24"/>
+          <w:lang w:eastAsia="zh-CN"/>
+          <w14:ligatures w14:val="standardContextual"/>
+        </w:rPr>
+      </w:pPr>
+      <w:hyperlink w:anchor="_Toc230419067" w:history="1">
         <w:r>
           <w:rPr>
             <w:rStyle w:val="aff9"/>
@@ -1159,7 +1219,7 @@
             <w:noProof/>
             <w:webHidden/>
           </w:rPr>
-          <w:instrText>PAGEREF _Toc230251727 \h</w:instrText>
+          <w:instrText>PAGEREF _Toc230419067 \h</w:instrText>
         </w:r>
         <w:r>
           <w:rPr>
@@ -1208,13 +1268,17 @@
         <w:tabs>
           <w:tab w:val="right" w:leader="dot" w:pos="8302"/>
         </w:tabs>
-        <w:spacing w:line="240" w:lineRule="auto"/>
-        <w:rPr>
-          <w:rFonts w:hint="eastAsia"/>
+        <w:rPr>
+          <w:rFonts w:asciiTheme="minorHAnsi" w:eastAsiaTheme="minorEastAsia" w:hAnsiTheme="minorHAnsi" w:hint="eastAsia"/>
           <w:noProof/>
-        </w:rPr>
-      </w:pPr>
-      <w:hyperlink w:anchor="_Toc230251728" w:history="1">
+          <w:kern w:val="2"/>
+          <w:sz w:val="22"/>
+          <w:szCs w:val="24"/>
+          <w:lang w:eastAsia="zh-CN"/>
+          <w14:ligatures w14:val="standardContextual"/>
+        </w:rPr>
+      </w:pPr>
+      <w:hyperlink w:anchor="_Toc230419068" w:history="1">
         <w:r>
           <w:rPr>
             <w:rStyle w:val="aff9"/>
@@ -1251,7 +1315,7 @@
             <w:noProof/>
             <w:webHidden/>
           </w:rPr>
-          <w:instrText>PAGEREF _Toc230251728 \h</w:instrText>
+          <w:instrText>PAGEREF _Toc230419068 \h</w:instrText>
         </w:r>
         <w:r>
           <w:rPr>
@@ -1300,13 +1364,17 @@
         <w:tabs>
           <w:tab w:val="right" w:leader="dot" w:pos="8302"/>
         </w:tabs>
-        <w:spacing w:line="240" w:lineRule="auto"/>
-        <w:rPr>
-          <w:rFonts w:hint="eastAsia"/>
+        <w:rPr>
+          <w:rFonts w:asciiTheme="minorHAnsi" w:eastAsiaTheme="minorEastAsia" w:hAnsiTheme="minorHAnsi" w:hint="eastAsia"/>
           <w:noProof/>
-        </w:rPr>
-      </w:pPr>
-      <w:hyperlink w:anchor="_Toc230251729" w:history="1">
+          <w:kern w:val="2"/>
+          <w:sz w:val="22"/>
+          <w:szCs w:val="24"/>
+          <w:lang w:eastAsia="zh-CN"/>
+          <w14:ligatures w14:val="standardContextual"/>
+        </w:rPr>
+      </w:pPr>
+      <w:hyperlink w:anchor="_Toc230419069" w:history="1">
         <w:r>
           <w:rPr>
             <w:rStyle w:val="aff9"/>
@@ -1343,7 +1411,7 @@
             <w:noProof/>
             <w:webHidden/>
           </w:rPr>
-          <w:instrText>PAGEREF _Toc230251729 \h</w:instrText>
+          <w:instrText>PAGEREF _Toc230419069 \h</w:instrText>
         </w:r>
         <w:r>
           <w:rPr>
@@ -1392,13 +1460,17 @@
         <w:tabs>
           <w:tab w:val="right" w:leader="dot" w:pos="8302"/>
         </w:tabs>
-        <w:spacing w:line="240" w:lineRule="auto"/>
-        <w:rPr>
-          <w:rFonts w:hint="eastAsia"/>
+        <w:rPr>
+          <w:rFonts w:asciiTheme="minorHAnsi" w:eastAsiaTheme="minorEastAsia" w:hAnsiTheme="minorHAnsi" w:hint="eastAsia"/>
           <w:noProof/>
-        </w:rPr>
-      </w:pPr>
-      <w:hyperlink w:anchor="_Toc230251730" w:history="1">
+          <w:kern w:val="2"/>
+          <w:sz w:val="22"/>
+          <w:szCs w:val="24"/>
+          <w:lang w:eastAsia="zh-CN"/>
+          <w14:ligatures w14:val="standardContextual"/>
+        </w:rPr>
+      </w:pPr>
+      <w:hyperlink w:anchor="_Toc230419070" w:history="1">
         <w:r>
           <w:rPr>
             <w:rStyle w:val="aff9"/>
@@ -1435,7 +1507,7 @@
             <w:noProof/>
             <w:webHidden/>
           </w:rPr>
-          <w:instrText>PAGEREF _Toc230251730 \h</w:instrText>
+          <w:instrText>PAGEREF _Toc230419070 \h</w:instrText>
         </w:r>
         <w:r>
           <w:rPr>
@@ -1484,13 +1556,17 @@
         <w:tabs>
           <w:tab w:val="right" w:leader="dot" w:pos="8302"/>
         </w:tabs>
-        <w:spacing w:line="240" w:lineRule="auto"/>
-        <w:rPr>
-          <w:rFonts w:hint="eastAsia"/>
+        <w:rPr>
+          <w:rFonts w:asciiTheme="minorHAnsi" w:eastAsiaTheme="minorEastAsia" w:hAnsiTheme="minorHAnsi" w:hint="eastAsia"/>
           <w:noProof/>
-        </w:rPr>
-      </w:pPr>
-      <w:hyperlink w:anchor="_Toc230251731" w:history="1">
+          <w:kern w:val="2"/>
+          <w:sz w:val="22"/>
+          <w:szCs w:val="24"/>
+          <w:lang w:eastAsia="zh-CN"/>
+          <w14:ligatures w14:val="standardContextual"/>
+        </w:rPr>
+      </w:pPr>
+      <w:hyperlink w:anchor="_Toc230419071" w:history="1">
         <w:r>
           <w:rPr>
             <w:rStyle w:val="aff9"/>
@@ -1527,7 +1603,7 @@
             <w:noProof/>
             <w:webHidden/>
           </w:rPr>
-          <w:instrText>PAGEREF _Toc230251731 \h</w:instrText>
+          <w:instrText>PAGEREF _Toc230419071 \h</w:instrText>
         </w:r>
         <w:r>
           <w:rPr>
@@ -1576,13 +1652,17 @@
         <w:tabs>
           <w:tab w:val="right" w:leader="dot" w:pos="8302"/>
         </w:tabs>
-        <w:spacing w:line="240" w:lineRule="auto"/>
-        <w:rPr>
-          <w:rFonts w:hint="eastAsia"/>
+        <w:rPr>
+          <w:rFonts w:asciiTheme="minorHAnsi" w:eastAsiaTheme="minorEastAsia" w:hAnsiTheme="minorHAnsi" w:hint="eastAsia"/>
           <w:noProof/>
-        </w:rPr>
-      </w:pPr>
-      <w:hyperlink w:anchor="_Toc230251732" w:history="1">
+          <w:kern w:val="2"/>
+          <w:sz w:val="22"/>
+          <w:szCs w:val="24"/>
+          <w:lang w:eastAsia="zh-CN"/>
+          <w14:ligatures w14:val="standardContextual"/>
+        </w:rPr>
+      </w:pPr>
+      <w:hyperlink w:anchor="_Toc230419072" w:history="1">
         <w:r>
           <w:rPr>
             <w:rStyle w:val="aff9"/>
@@ -1619,7 +1699,7 @@
             <w:noProof/>
             <w:webHidden/>
           </w:rPr>
-          <w:instrText>PAGEREF _Toc230251732 \h</w:instrText>
+          <w:instrText>PAGEREF _Toc230419072 \h</w:instrText>
         </w:r>
         <w:r>
           <w:rPr>
@@ -1668,13 +1748,17 @@
         <w:tabs>
           <w:tab w:val="right" w:leader="dot" w:pos="8302"/>
         </w:tabs>
-        <w:spacing w:line="240" w:lineRule="auto"/>
-        <w:rPr>
-          <w:rFonts w:hint="eastAsia"/>
+        <w:rPr>
+          <w:rFonts w:asciiTheme="minorHAnsi" w:eastAsiaTheme="minorEastAsia" w:hAnsiTheme="minorHAnsi" w:hint="eastAsia"/>
           <w:noProof/>
-        </w:rPr>
-      </w:pPr>
-      <w:hyperlink w:anchor="_Toc230251733" w:history="1">
+          <w:kern w:val="2"/>
+          <w:sz w:val="22"/>
+          <w:szCs w:val="24"/>
+          <w:lang w:eastAsia="zh-CN"/>
+          <w14:ligatures w14:val="standardContextual"/>
+        </w:rPr>
+      </w:pPr>
+      <w:hyperlink w:anchor="_Toc230419073" w:history="1">
         <w:r>
           <w:rPr>
             <w:rStyle w:val="aff9"/>
@@ -1711,7 +1795,7 @@
             <w:noProof/>
             <w:webHidden/>
           </w:rPr>
-          <w:instrText>PAGEREF _Toc230251733 \h</w:instrText>
+          <w:instrText>PAGEREF _Toc230419073 \h</w:instrText>
         </w:r>
         <w:r>
           <w:rPr>
@@ -1760,13 +1844,17 @@
         <w:tabs>
           <w:tab w:val="right" w:leader="dot" w:pos="8302"/>
         </w:tabs>
-        <w:spacing w:line="240" w:lineRule="auto"/>
-        <w:rPr>
-          <w:rFonts w:hint="eastAsia"/>
+        <w:rPr>
+          <w:rFonts w:asciiTheme="minorHAnsi" w:eastAsiaTheme="minorEastAsia" w:hAnsiTheme="minorHAnsi" w:hint="eastAsia"/>
           <w:noProof/>
-        </w:rPr>
-      </w:pPr>
-      <w:hyperlink w:anchor="_Toc230251734" w:history="1">
+          <w:kern w:val="2"/>
+          <w:sz w:val="22"/>
+          <w:szCs w:val="24"/>
+          <w:lang w:eastAsia="zh-CN"/>
+          <w14:ligatures w14:val="standardContextual"/>
+        </w:rPr>
+      </w:pPr>
+      <w:hyperlink w:anchor="_Toc230419074" w:history="1">
         <w:r>
           <w:rPr>
             <w:rStyle w:val="aff9"/>
@@ -1803,7 +1891,7 @@
             <w:noProof/>
             <w:webHidden/>
           </w:rPr>
-          <w:instrText>PAGEREF _Toc230251734 \h</w:instrText>
+          <w:instrText>PAGEREF _Toc230419074 \h</w:instrText>
         </w:r>
         <w:r>
           <w:rPr>
@@ -1852,13 +1940,17 @@
         <w:tabs>
           <w:tab w:val="right" w:leader="dot" w:pos="8302"/>
         </w:tabs>
-        <w:spacing w:line="240" w:lineRule="auto"/>
-        <w:rPr>
-          <w:rFonts w:hint="eastAsia"/>
+        <w:rPr>
+          <w:rFonts w:asciiTheme="minorHAnsi" w:eastAsiaTheme="minorEastAsia" w:hAnsiTheme="minorHAnsi" w:hint="eastAsia"/>
           <w:noProof/>
-        </w:rPr>
-      </w:pPr>
-      <w:hyperlink w:anchor="_Toc230251735" w:history="1">
+          <w:kern w:val="2"/>
+          <w:sz w:val="22"/>
+          <w:szCs w:val="24"/>
+          <w:lang w:eastAsia="zh-CN"/>
+          <w14:ligatures w14:val="standardContextual"/>
+        </w:rPr>
+      </w:pPr>
+      <w:hyperlink w:anchor="_Toc230419075" w:history="1">
         <w:r>
           <w:rPr>
             <w:rStyle w:val="aff9"/>
@@ -1895,7 +1987,7 @@
             <w:noProof/>
             <w:webHidden/>
           </w:rPr>
-          <w:instrText>PAGEREF _Toc230251735 \h</w:instrText>
+          <w:instrText>PAGEREF _Toc230419075 \h</w:instrText>
         </w:r>
         <w:r>
           <w:rPr>
@@ -1944,13 +2036,17 @@
         <w:tabs>
           <w:tab w:val="right" w:leader="dot" w:pos="8302"/>
         </w:tabs>
-        <w:spacing w:line="240" w:lineRule="auto"/>
-        <w:rPr>
-          <w:rFonts w:hint="eastAsia"/>
+        <w:rPr>
+          <w:rFonts w:asciiTheme="minorHAnsi" w:eastAsiaTheme="minorEastAsia" w:hAnsiTheme="minorHAnsi" w:hint="eastAsia"/>
           <w:noProof/>
-        </w:rPr>
-      </w:pPr>
-      <w:hyperlink w:anchor="_Toc230251736" w:history="1">
+          <w:kern w:val="2"/>
+          <w:sz w:val="22"/>
+          <w:szCs w:val="24"/>
+          <w:lang w:eastAsia="zh-CN"/>
+          <w14:ligatures w14:val="standardContextual"/>
+        </w:rPr>
+      </w:pPr>
+      <w:hyperlink w:anchor="_Toc230419076" w:history="1">
         <w:r>
           <w:rPr>
             <w:rStyle w:val="aff9"/>
@@ -1987,7 +2083,7 @@
             <w:noProof/>
             <w:webHidden/>
           </w:rPr>
-          <w:instrText>PAGEREF _Toc230251736 \h</w:instrText>
+          <w:instrText>PAGEREF _Toc230419076 \h</w:instrText>
         </w:r>
         <w:r>
           <w:rPr>
@@ -2036,13 +2132,17 @@
         <w:tabs>
           <w:tab w:val="right" w:leader="dot" w:pos="8302"/>
         </w:tabs>
-        <w:spacing w:line="240" w:lineRule="auto"/>
-        <w:rPr>
-          <w:rFonts w:hint="eastAsia"/>
+        <w:rPr>
+          <w:rFonts w:asciiTheme="minorHAnsi" w:eastAsiaTheme="minorEastAsia" w:hAnsiTheme="minorHAnsi" w:hint="eastAsia"/>
           <w:noProof/>
-        </w:rPr>
-      </w:pPr>
-      <w:hyperlink w:anchor="_Toc230251737" w:history="1">
+          <w:kern w:val="2"/>
+          <w:sz w:val="22"/>
+          <w:szCs w:val="24"/>
+          <w:lang w:eastAsia="zh-CN"/>
+          <w14:ligatures w14:val="standardContextual"/>
+        </w:rPr>
+      </w:pPr>
+      <w:hyperlink w:anchor="_Toc230419077" w:history="1">
         <w:r>
           <w:rPr>
             <w:rStyle w:val="aff9"/>
@@ -2079,7 +2179,7 @@
             <w:noProof/>
             <w:webHidden/>
           </w:rPr>
-          <w:instrText>PAGEREF _Toc230251737 \h</w:instrText>
+          <w:instrText>PAGEREF _Toc230419077 \h</w:instrText>
         </w:r>
         <w:r>
           <w:rPr>
@@ -2128,13 +2228,17 @@
         <w:tabs>
           <w:tab w:val="right" w:leader="dot" w:pos="8302"/>
         </w:tabs>
-        <w:spacing w:line="240" w:lineRule="auto"/>
-        <w:rPr>
-          <w:rFonts w:hint="eastAsia"/>
+        <w:rPr>
+          <w:rFonts w:asciiTheme="minorHAnsi" w:eastAsiaTheme="minorEastAsia" w:hAnsiTheme="minorHAnsi" w:hint="eastAsia"/>
           <w:noProof/>
-        </w:rPr>
-      </w:pPr>
-      <w:hyperlink w:anchor="_Toc230251738" w:history="1">
+          <w:kern w:val="2"/>
+          <w:sz w:val="22"/>
+          <w:szCs w:val="24"/>
+          <w:lang w:eastAsia="zh-CN"/>
+          <w14:ligatures w14:val="standardContextual"/>
+        </w:rPr>
+      </w:pPr>
+      <w:hyperlink w:anchor="_Toc230419078" w:history="1">
         <w:r>
           <w:rPr>
             <w:rStyle w:val="aff9"/>
@@ -2171,7 +2275,7 @@
             <w:noProof/>
             <w:webHidden/>
           </w:rPr>
-          <w:instrText>PAGEREF _Toc230251738 \h</w:instrText>
+          <w:instrText>PAGEREF _Toc230419078 \h</w:instrText>
         </w:r>
         <w:r>
           <w:rPr>
@@ -2220,13 +2324,17 @@
         <w:tabs>
           <w:tab w:val="right" w:leader="dot" w:pos="8302"/>
         </w:tabs>
-        <w:spacing w:line="240" w:lineRule="auto"/>
-        <w:rPr>
-          <w:rFonts w:hint="eastAsia"/>
+        <w:rPr>
+          <w:rFonts w:asciiTheme="minorHAnsi" w:eastAsiaTheme="minorEastAsia" w:hAnsiTheme="minorHAnsi" w:hint="eastAsia"/>
           <w:noProof/>
-        </w:rPr>
-      </w:pPr>
-      <w:hyperlink w:anchor="_Toc230251739" w:history="1">
+          <w:kern w:val="2"/>
+          <w:sz w:val="22"/>
+          <w:szCs w:val="24"/>
+          <w:lang w:eastAsia="zh-CN"/>
+          <w14:ligatures w14:val="standardContextual"/>
+        </w:rPr>
+      </w:pPr>
+      <w:hyperlink w:anchor="_Toc230419079" w:history="1">
         <w:r>
           <w:rPr>
             <w:rStyle w:val="aff9"/>
@@ -2263,7 +2371,7 @@
             <w:noProof/>
             <w:webHidden/>
           </w:rPr>
-          <w:instrText>PAGEREF _Toc230251739 \h</w:instrText>
+          <w:instrText>PAGEREF _Toc230419079 \h</w:instrText>
         </w:r>
         <w:r>
           <w:rPr>
@@ -2312,13 +2420,17 @@
         <w:tabs>
           <w:tab w:val="right" w:leader="dot" w:pos="8302"/>
         </w:tabs>
-        <w:spacing w:line="240" w:lineRule="auto"/>
-        <w:rPr>
-          <w:rFonts w:hint="eastAsia"/>
+        <w:rPr>
+          <w:rFonts w:asciiTheme="minorHAnsi" w:eastAsiaTheme="minorEastAsia" w:hAnsiTheme="minorHAnsi" w:hint="eastAsia"/>
           <w:noProof/>
-        </w:rPr>
-      </w:pPr>
-      <w:hyperlink w:anchor="_Toc230251740" w:history="1">
+          <w:kern w:val="2"/>
+          <w:sz w:val="22"/>
+          <w:szCs w:val="24"/>
+          <w:lang w:eastAsia="zh-CN"/>
+          <w14:ligatures w14:val="standardContextual"/>
+        </w:rPr>
+      </w:pPr>
+      <w:hyperlink w:anchor="_Toc230419080" w:history="1">
         <w:r>
           <w:rPr>
             <w:rStyle w:val="aff9"/>
@@ -2355,7 +2467,7 @@
             <w:noProof/>
             <w:webHidden/>
           </w:rPr>
-          <w:instrText>PAGEREF _Toc230251740 \h</w:instrText>
+          <w:instrText>PAGEREF _Toc230419080 \h</w:instrText>
         </w:r>
         <w:r>
           <w:rPr>
@@ -2404,13 +2516,17 @@
         <w:tabs>
           <w:tab w:val="right" w:leader="dot" w:pos="8302"/>
         </w:tabs>
-        <w:spacing w:line="240" w:lineRule="auto"/>
-        <w:rPr>
-          <w:rFonts w:hint="eastAsia"/>
+        <w:rPr>
+          <w:rFonts w:asciiTheme="minorHAnsi" w:eastAsiaTheme="minorEastAsia" w:hAnsiTheme="minorHAnsi" w:hint="eastAsia"/>
           <w:noProof/>
-        </w:rPr>
-      </w:pPr>
-      <w:hyperlink w:anchor="_Toc230251741" w:history="1">
+          <w:kern w:val="2"/>
+          <w:sz w:val="22"/>
+          <w:szCs w:val="24"/>
+          <w:lang w:eastAsia="zh-CN"/>
+          <w14:ligatures w14:val="standardContextual"/>
+        </w:rPr>
+      </w:pPr>
+      <w:hyperlink w:anchor="_Toc230419081" w:history="1">
         <w:r>
           <w:rPr>
             <w:rStyle w:val="aff9"/>
@@ -2447,7 +2563,7 @@
             <w:noProof/>
             <w:webHidden/>
           </w:rPr>
-          <w:instrText>PAGEREF _Toc230251741 \h</w:instrText>
+          <w:instrText>PAGEREF _Toc230419081 \h</w:instrText>
         </w:r>
         <w:r>
           <w:rPr>
@@ -2496,13 +2612,17 @@
         <w:tabs>
           <w:tab w:val="right" w:leader="dot" w:pos="8302"/>
         </w:tabs>
-        <w:spacing w:line="240" w:lineRule="auto"/>
-        <w:rPr>
-          <w:rFonts w:hint="eastAsia"/>
+        <w:rPr>
+          <w:rFonts w:asciiTheme="minorHAnsi" w:eastAsiaTheme="minorEastAsia" w:hAnsiTheme="minorHAnsi" w:hint="eastAsia"/>
           <w:noProof/>
-        </w:rPr>
-      </w:pPr>
-      <w:hyperlink w:anchor="_Toc230251742" w:history="1">
+          <w:kern w:val="2"/>
+          <w:sz w:val="22"/>
+          <w:szCs w:val="24"/>
+          <w:lang w:eastAsia="zh-CN"/>
+          <w14:ligatures w14:val="standardContextual"/>
+        </w:rPr>
+      </w:pPr>
+      <w:hyperlink w:anchor="_Toc230419082" w:history="1">
         <w:r>
           <w:rPr>
             <w:rStyle w:val="aff9"/>
@@ -2539,7 +2659,7 @@
             <w:noProof/>
             <w:webHidden/>
           </w:rPr>
-          <w:instrText>PAGEREF _Toc230251742 \h</w:instrText>
+          <w:instrText>PAGEREF _Toc230419082 \h</w:instrText>
         </w:r>
         <w:r>
           <w:rPr>
@@ -2588,13 +2708,17 @@
         <w:tabs>
           <w:tab w:val="right" w:leader="dot" w:pos="8302"/>
         </w:tabs>
-        <w:spacing w:line="240" w:lineRule="auto"/>
-        <w:rPr>
-          <w:rFonts w:hint="eastAsia"/>
+        <w:rPr>
+          <w:rFonts w:asciiTheme="minorHAnsi" w:eastAsiaTheme="minorEastAsia" w:hAnsiTheme="minorHAnsi" w:hint="eastAsia"/>
           <w:noProof/>
-        </w:rPr>
-      </w:pPr>
-      <w:hyperlink w:anchor="_Toc230251743" w:history="1">
+          <w:kern w:val="2"/>
+          <w:sz w:val="22"/>
+          <w:szCs w:val="24"/>
+          <w:lang w:eastAsia="zh-CN"/>
+          <w14:ligatures w14:val="standardContextual"/>
+        </w:rPr>
+      </w:pPr>
+      <w:hyperlink w:anchor="_Toc230419083" w:history="1">
         <w:r>
           <w:rPr>
             <w:rStyle w:val="aff9"/>
@@ -2631,7 +2755,7 @@
             <w:noProof/>
             <w:webHidden/>
           </w:rPr>
-          <w:instrText>PAGEREF _Toc230251743 \h</w:instrText>
+          <w:instrText>PAGEREF _Toc230419083 \h</w:instrText>
         </w:r>
         <w:r>
           <w:rPr>
@@ -2680,13 +2804,17 @@
         <w:tabs>
           <w:tab w:val="right" w:leader="dot" w:pos="8302"/>
         </w:tabs>
-        <w:spacing w:line="240" w:lineRule="auto"/>
-        <w:rPr>
-          <w:rFonts w:hint="eastAsia"/>
+        <w:rPr>
+          <w:rFonts w:asciiTheme="minorHAnsi" w:eastAsiaTheme="minorEastAsia" w:hAnsiTheme="minorHAnsi" w:hint="eastAsia"/>
           <w:noProof/>
-        </w:rPr>
-      </w:pPr>
-      <w:hyperlink w:anchor="_Toc230251744" w:history="1">
+          <w:kern w:val="2"/>
+          <w:sz w:val="22"/>
+          <w:szCs w:val="24"/>
+          <w:lang w:eastAsia="zh-CN"/>
+          <w14:ligatures w14:val="standardContextual"/>
+        </w:rPr>
+      </w:pPr>
+      <w:hyperlink w:anchor="_Toc230419084" w:history="1">
         <w:r>
           <w:rPr>
             <w:rStyle w:val="aff9"/>
@@ -2723,7 +2851,7 @@
             <w:noProof/>
             <w:webHidden/>
           </w:rPr>
-          <w:instrText>PAGEREF _Toc230251744 \h</w:instrText>
+          <w:instrText>PAGEREF _Toc230419084 \h</w:instrText>
         </w:r>
         <w:r>
           <w:rPr>
@@ -2772,13 +2900,17 @@
         <w:tabs>
           <w:tab w:val="right" w:leader="dot" w:pos="8302"/>
         </w:tabs>
-        <w:spacing w:line="240" w:lineRule="auto"/>
-        <w:rPr>
-          <w:rFonts w:hint="eastAsia"/>
+        <w:rPr>
+          <w:rFonts w:asciiTheme="minorHAnsi" w:eastAsiaTheme="minorEastAsia" w:hAnsiTheme="minorHAnsi" w:hint="eastAsia"/>
           <w:noProof/>
-        </w:rPr>
-      </w:pPr>
-      <w:hyperlink w:anchor="_Toc230251745" w:history="1">
+          <w:kern w:val="2"/>
+          <w:sz w:val="22"/>
+          <w:szCs w:val="24"/>
+          <w:lang w:eastAsia="zh-CN"/>
+          <w14:ligatures w14:val="standardContextual"/>
+        </w:rPr>
+      </w:pPr>
+      <w:hyperlink w:anchor="_Toc230419085" w:history="1">
         <w:r>
           <w:rPr>
             <w:rStyle w:val="aff9"/>
@@ -2815,7 +2947,103 @@
             <w:noProof/>
             <w:webHidden/>
           </w:rPr>
-          <w:instrText>PAGEREF _Toc230251745 \h</w:instrText>
+          <w:instrText>PAGEREF _Toc230419085 \h</w:instrText>
+        </w:r>
+        <w:r>
+          <w:rPr>
+            <w:rFonts w:hint="eastAsia"/>
+            <w:noProof/>
+            <w:webHidden/>
+          </w:rPr>
+          <w:instrText xml:space="preserve"> </w:instrText>
+        </w:r>
+        <w:r>
+          <w:rPr>
+            <w:rFonts w:hint="eastAsia"/>
+            <w:noProof/>
+            <w:webHidden/>
+          </w:rPr>
+        </w:r>
+        <w:r>
+          <w:rPr>
+            <w:rFonts w:hint="eastAsia"/>
+            <w:noProof/>
+            <w:webHidden/>
+          </w:rPr>
+          <w:fldChar w:fldCharType="separate"/>
+        </w:r>
+        <w:r>
+          <w:rPr>
+            <w:rFonts w:hint="eastAsia"/>
+            <w:noProof/>
+            <w:webHidden/>
+          </w:rPr>
+          <w:t>13</w:t>
+        </w:r>
+        <w:r>
+          <w:rPr>
+            <w:rFonts w:hint="eastAsia"/>
+            <w:noProof/>
+            <w:webHidden/>
+          </w:rPr>
+          <w:fldChar w:fldCharType="end"/>
+        </w:r>
+      </w:hyperlink>
+    </w:p>
+    <w:p>
+      <w:pPr>
+        <w:pStyle w:val="TOC2"/>
+        <w:tabs>
+          <w:tab w:val="right" w:leader="dot" w:pos="8302"/>
+        </w:tabs>
+        <w:rPr>
+          <w:rFonts w:asciiTheme="minorHAnsi" w:eastAsiaTheme="minorEastAsia" w:hAnsiTheme="minorHAnsi" w:hint="eastAsia"/>
+          <w:noProof/>
+          <w:kern w:val="2"/>
+          <w:sz w:val="22"/>
+          <w:szCs w:val="24"/>
+          <w:lang w:eastAsia="zh-CN"/>
+          <w14:ligatures w14:val="standardContextual"/>
+        </w:rPr>
+      </w:pPr>
+      <w:hyperlink w:anchor="_Toc230419086" w:history="1">
+        <w:r>
+          <w:rPr>
+            <w:rStyle w:val="aff9"/>
+            <w:noProof/>
+          </w:rPr>
+          <w:t>4.5 前端缩放与截图测试</w:t>
+        </w:r>
+        <w:r>
+          <w:rPr>
+            <w:rFonts w:hint="eastAsia"/>
+            <w:noProof/>
+            <w:webHidden/>
+          </w:rPr>
+          <w:tab/>
+        </w:r>
+        <w:r>
+          <w:rPr>
+            <w:rFonts w:hint="eastAsia"/>
+            <w:noProof/>
+            <w:webHidden/>
+          </w:rPr>
+          <w:fldChar w:fldCharType="begin"/>
+        </w:r>
+        <w:r>
+          <w:rPr>
+            <w:rFonts w:hint="eastAsia"/>
+            <w:noProof/>
+            <w:webHidden/>
+          </w:rPr>
+          <w:instrText xml:space="preserve"> </w:instrText>
+        </w:r>
+        <w:r>
+          <w:rPr>
+            <w:noProof/>
+            <w:webHidden/>
+          </w:rPr>
+          <w:instrText>PAGEREF _Toc230419086 \h</w:instrText>
         </w:r>
         <w:r>
           <w:rPr>
@@ -2864,13 +3092,17 @@
         <w:tabs>
           <w:tab w:val="right" w:leader="dot" w:pos="8302"/>
         </w:tabs>
-        <w:spacing w:line="240" w:lineRule="auto"/>
-        <w:rPr>
-          <w:rFonts w:hint="eastAsia"/>
+        <w:rPr>
+          <w:rFonts w:asciiTheme="minorHAnsi" w:eastAsiaTheme="minorEastAsia" w:hAnsiTheme="minorHAnsi" w:hint="eastAsia"/>
           <w:noProof/>
-        </w:rPr>
-      </w:pPr>
-      <w:hyperlink w:anchor="_Toc230251746" w:history="1">
+          <w:kern w:val="2"/>
+          <w:sz w:val="22"/>
+          <w:szCs w:val="24"/>
+          <w:lang w:eastAsia="zh-CN"/>
+          <w14:ligatures w14:val="standardContextual"/>
+        </w:rPr>
+      </w:pPr>
+      <w:hyperlink w:anchor="_Toc230419087" w:history="1">
         <w:r>
           <w:rPr>
             <w:rStyle w:val="aff9"/>
@@ -2907,7 +3139,7 @@
             <w:noProof/>
             <w:webHidden/>
           </w:rPr>
-          <w:instrText>PAGEREF _Toc230251746 \h</w:instrText>
+          <w:instrText>PAGEREF _Toc230419087 \h</w:instrText>
         </w:r>
         <w:r>
           <w:rPr>
@@ -2956,13 +3188,17 @@
         <w:tabs>
           <w:tab w:val="right" w:leader="dot" w:pos="8302"/>
         </w:tabs>
-        <w:spacing w:line="240" w:lineRule="auto"/>
-        <w:rPr>
-          <w:rFonts w:hint="eastAsia"/>
+        <w:rPr>
+          <w:rFonts w:asciiTheme="minorHAnsi" w:eastAsiaTheme="minorEastAsia" w:hAnsiTheme="minorHAnsi" w:hint="eastAsia"/>
           <w:noProof/>
-        </w:rPr>
-      </w:pPr>
-      <w:hyperlink w:anchor="_Toc230251747" w:history="1">
+          <w:kern w:val="2"/>
+          <w:sz w:val="22"/>
+          <w:szCs w:val="24"/>
+          <w:lang w:eastAsia="zh-CN"/>
+          <w14:ligatures w14:val="standardContextual"/>
+        </w:rPr>
+      </w:pPr>
+      <w:hyperlink w:anchor="_Toc230419088" w:history="1">
         <w:r>
           <w:rPr>
             <w:rStyle w:val="aff9"/>
@@ -2999,7 +3235,7 @@
             <w:noProof/>
             <w:webHidden/>
           </w:rPr>
-          <w:instrText>PAGEREF _Toc230251747 \h</w:instrText>
+          <w:instrText>PAGEREF _Toc230419088 \h</w:instrText>
         </w:r>
         <w:r>
           <w:rPr>
@@ -3030,7 +3266,7 @@
             <w:noProof/>
             <w:webHidden/>
           </w:rPr>
-          <w:t>18</w:t>
+          <w:t>29</w:t>
         </w:r>
         <w:r>
           <w:rPr>
@@ -3048,13 +3284,17 @@
         <w:tabs>
           <w:tab w:val="right" w:leader="dot" w:pos="8302"/>
         </w:tabs>
-        <w:spacing w:line="240" w:lineRule="auto"/>
-        <w:rPr>
-          <w:rFonts w:hint="eastAsia"/>
+        <w:rPr>
+          <w:rFonts w:asciiTheme="minorHAnsi" w:eastAsiaTheme="minorEastAsia" w:hAnsiTheme="minorHAnsi" w:hint="eastAsia"/>
           <w:noProof/>
-        </w:rPr>
-      </w:pPr>
-      <w:hyperlink w:anchor="_Toc230251748" w:history="1">
+          <w:kern w:val="2"/>
+          <w:sz w:val="22"/>
+          <w:szCs w:val="24"/>
+          <w:lang w:eastAsia="zh-CN"/>
+          <w14:ligatures w14:val="standardContextual"/>
+        </w:rPr>
+      </w:pPr>
+      <w:hyperlink w:anchor="_Toc230419089" w:history="1">
         <w:r>
           <w:rPr>
             <w:rStyle w:val="aff9"/>
@@ -3091,7 +3331,7 @@
             <w:noProof/>
             <w:webHidden/>
           </w:rPr>
-          <w:instrText>PAGEREF _Toc230251748 \h</w:instrText>
+          <w:instrText>PAGEREF _Toc230419089 \h</w:instrText>
         </w:r>
         <w:r>
           <w:rPr>
@@ -3122,7 +3362,7 @@
             <w:noProof/>
             <w:webHidden/>
           </w:rPr>
-          <w:t>18</w:t>
+          <w:t>29</w:t>
         </w:r>
         <w:r>
           <w:rPr>
@@ -3140,13 +3380,17 @@
         <w:tabs>
           <w:tab w:val="right" w:leader="dot" w:pos="8302"/>
         </w:tabs>
-        <w:spacing w:line="240" w:lineRule="auto"/>
-        <w:rPr>
-          <w:rFonts w:hint="eastAsia"/>
+        <w:rPr>
+          <w:rFonts w:asciiTheme="minorHAnsi" w:eastAsiaTheme="minorEastAsia" w:hAnsiTheme="minorHAnsi" w:hint="eastAsia"/>
           <w:noProof/>
-        </w:rPr>
-      </w:pPr>
-      <w:hyperlink w:anchor="_Toc230251749" w:history="1">
+          <w:kern w:val="2"/>
+          <w:sz w:val="22"/>
+          <w:szCs w:val="24"/>
+          <w:lang w:eastAsia="zh-CN"/>
+          <w14:ligatures w14:val="standardContextual"/>
+        </w:rPr>
+      </w:pPr>
+      <w:hyperlink w:anchor="_Toc230419090" w:history="1">
         <w:r>
           <w:rPr>
             <w:rStyle w:val="aff9"/>
@@ -3183,7 +3427,7 @@
             <w:noProof/>
             <w:webHidden/>
           </w:rPr>
-          <w:instrText>PAGEREF _Toc230251749 \h</w:instrText>
+          <w:instrText>PAGEREF _Toc230419090 \h</w:instrText>
         </w:r>
         <w:r>
           <w:rPr>
@@ -3214,7 +3458,7 @@
             <w:noProof/>
             <w:webHidden/>
           </w:rPr>
-          <w:t>18</w:t>
+          <w:t>29</w:t>
         </w:r>
         <w:r>
           <w:rPr>
@@ -3232,13 +3476,17 @@
         <w:tabs>
           <w:tab w:val="right" w:leader="dot" w:pos="8302"/>
         </w:tabs>
-        <w:spacing w:line="240" w:lineRule="auto"/>
-        <w:rPr>
-          <w:rFonts w:hint="eastAsia"/>
+        <w:rPr>
+          <w:rFonts w:asciiTheme="minorHAnsi" w:eastAsiaTheme="minorEastAsia" w:hAnsiTheme="minorHAnsi" w:hint="eastAsia"/>
           <w:noProof/>
-        </w:rPr>
-      </w:pPr>
-      <w:hyperlink w:anchor="_Toc230251750" w:history="1">
+          <w:kern w:val="2"/>
+          <w:sz w:val="22"/>
+          <w:szCs w:val="24"/>
+          <w:lang w:eastAsia="zh-CN"/>
+          <w14:ligatures w14:val="standardContextual"/>
+        </w:rPr>
+      </w:pPr>
+      <w:hyperlink w:anchor="_Toc230419091" w:history="1">
         <w:r>
           <w:rPr>
             <w:rStyle w:val="aff9"/>
@@ -3275,7 +3523,7 @@
             <w:noProof/>
             <w:webHidden/>
           </w:rPr>
-          <w:instrText>PAGEREF _Toc230251750 \h</w:instrText>
+          <w:instrText>PAGEREF _Toc230419091 \h</w:instrText>
         </w:r>
         <w:r>
           <w:rPr>
@@ -3306,7 +3554,7 @@
             <w:noProof/>
             <w:webHidden/>
           </w:rPr>
-          <w:t>18</w:t>
+          <w:t>29</w:t>
         </w:r>
         <w:r>
           <w:rPr>
@@ -3324,13 +3572,17 @@
         <w:tabs>
           <w:tab w:val="right" w:leader="dot" w:pos="8302"/>
         </w:tabs>
-        <w:spacing w:line="240" w:lineRule="auto"/>
-        <w:rPr>
-          <w:rFonts w:hint="eastAsia"/>
+        <w:rPr>
+          <w:rFonts w:asciiTheme="minorHAnsi" w:eastAsiaTheme="minorEastAsia" w:hAnsiTheme="minorHAnsi" w:hint="eastAsia"/>
           <w:noProof/>
-        </w:rPr>
-      </w:pPr>
-      <w:hyperlink w:anchor="_Toc230251751" w:history="1">
+          <w:kern w:val="2"/>
+          <w:sz w:val="22"/>
+          <w:szCs w:val="24"/>
+          <w:lang w:eastAsia="zh-CN"/>
+          <w14:ligatures w14:val="standardContextual"/>
+        </w:rPr>
+      </w:pPr>
+      <w:hyperlink w:anchor="_Toc230419092" w:history="1">
         <w:r>
           <w:rPr>
             <w:rStyle w:val="aff9"/>
@@ -3367,7 +3619,7 @@
             <w:noProof/>
             <w:webHidden/>
           </w:rPr>
-          <w:instrText>PAGEREF _Toc230251751 \h</w:instrText>
+          <w:instrText>PAGEREF _Toc230419092 \h</w:instrText>
         </w:r>
         <w:r>
           <w:rPr>
@@ -3398,7 +3650,7 @@
             <w:noProof/>
             <w:webHidden/>
           </w:rPr>
-          <w:t>18</w:t>
+          <w:t>29</w:t>
         </w:r>
         <w:r>
           <w:rPr>
@@ -3416,13 +3668,17 @@
         <w:tabs>
           <w:tab w:val="right" w:leader="dot" w:pos="8302"/>
         </w:tabs>
-        <w:spacing w:line="240" w:lineRule="auto"/>
-        <w:rPr>
-          <w:rFonts w:hint="eastAsia"/>
+        <w:rPr>
+          <w:rFonts w:asciiTheme="minorHAnsi" w:eastAsiaTheme="minorEastAsia" w:hAnsiTheme="minorHAnsi" w:hint="eastAsia"/>
           <w:noProof/>
-        </w:rPr>
-      </w:pPr>
-      <w:hyperlink w:anchor="_Toc230251752" w:history="1">
+          <w:kern w:val="2"/>
+          <w:sz w:val="22"/>
+          <w:szCs w:val="24"/>
+          <w:lang w:eastAsia="zh-CN"/>
+          <w14:ligatures w14:val="standardContextual"/>
+        </w:rPr>
+      </w:pPr>
+      <w:hyperlink w:anchor="_Toc230419093" w:history="1">
         <w:r>
           <w:rPr>
             <w:rStyle w:val="aff9"/>
@@ -3459,7 +3715,7 @@
             <w:noProof/>
             <w:webHidden/>
           </w:rPr>
-          <w:instrText>PAGEREF _Toc230251752 \h</w:instrText>
+          <w:instrText>PAGEREF _Toc230419093 \h</w:instrText>
         </w:r>
         <w:r>
           <w:rPr>
@@ -3490,7 +3746,7 @@
             <w:noProof/>
             <w:webHidden/>
           </w:rPr>
-          <w:t>18</w:t>
+          <w:t>29</w:t>
         </w:r>
         <w:r>
           <w:rPr>
@@ -3504,7 +3760,6 @@
     </w:p>
     <w:p>
       <w:pPr>
-        <w:spacing w:line="240" w:lineRule="auto"/>
         <w:rPr>
           <w:rFonts w:hint="eastAsia"/>
         </w:rPr>
@@ -3527,16 +3782,12 @@
       <w:pPr>
         <w:pStyle w:val="1"/>
         <w:spacing w:before="120" w:after="80"/>
-        <w:rPr>
-          <w:lang w:eastAsia="zh-CN"/>
-        </w:rPr>
-      </w:pPr>
-      <w:bookmarkStart w:id="0" w:name="_Toc230251721"/>
+      </w:pPr>
+      <w:bookmarkStart w:id="0" w:name="_Toc230419061"/>
       <w:r>
         <w:rPr>
           <w:rFonts w:ascii="宋体" w:eastAsia="宋体" w:hAnsi="宋体"/>
           <w:color w:val="000000"/>
-          <w:lang w:eastAsia="zh-CN"/>
         </w:rPr>
         <w:lastRenderedPageBreak/>
         <w:t>1 系统分析</w:t>
@@ -3547,16 +3798,12 @@
       <w:pPr>
         <w:pStyle w:val="21"/>
         <w:spacing w:before="120" w:after="80"/>
-        <w:rPr>
-          <w:lang w:eastAsia="zh-CN"/>
-        </w:rPr>
-      </w:pPr>
-      <w:bookmarkStart w:id="1" w:name="_Toc230251722"/>
+      </w:pPr>
+      <w:bookmarkStart w:id="1" w:name="_Toc230419062"/>
       <w:r>
         <w:rPr>
           <w:rFonts w:ascii="宋体" w:eastAsia="宋体" w:hAnsi="宋体"/>
           <w:color w:val="000000"/>
-          <w:lang w:eastAsia="zh-CN"/>
         </w:rPr>
         <w:t>1.1 问题描述</w:t>
       </w:r>
@@ -3568,13 +3815,9 @@
         <w:ind w:firstLine="420"/>
         <w:rPr>
           <w:rFonts w:hint="eastAsia"/>
-          <w:lang w:eastAsia="zh-CN"/>
         </w:rPr>
       </w:pPr>
       <w:r>
-        <w:rPr>
-          <w:lang w:eastAsia="zh-CN"/>
-        </w:rPr>
         <w:t>本课题要求完成一个面向普通用户的电子图片管理程序，能够浏览本地磁盘目录，识别并管理 JPG、JPEG、PNG、GIF、BMP 等常见图片格式，并围绕缩略图、目录树、单选多选、删除、复制粘贴、重命名、图片展示、放大缩小和幻灯片播放等功能完成完整的软件设计、编码、测试与课程论文撰写。</w:t>
       </w:r>
     </w:p>
@@ -3584,28 +3827,10 @@
         <w:ind w:firstLine="420"/>
         <w:rPr>
           <w:rFonts w:hint="eastAsia"/>
-          <w:lang w:eastAsia="zh-CN"/>
         </w:rPr>
       </w:pPr>
       <w:r>
-        <w:rPr>
-          <w:lang w:eastAsia="zh-CN"/>
-        </w:rPr>
-        <w:t>本组在基础要求之上，将系统扩展为“基于 PostgreSQL 的数字图像集成管理系统”。系统仍以老师评分表中的电子图片管理功能为核心，但在数据层采用 PostgreSQL 保存目录、图片元数据、</w:t>
-      </w:r>
-      <w:proofErr w:type="gramStart"/>
-      <w:r>
-        <w:rPr>
-          <w:lang w:eastAsia="zh-CN"/>
-        </w:rPr>
-        <w:t>缩略图</w:t>
-      </w:r>
-      <w:proofErr w:type="gramEnd"/>
-      <w:r>
-        <w:rPr>
-          <w:lang w:eastAsia="zh-CN"/>
-        </w:rPr>
-        <w:t>缓存、操作日志、搜索历史、系统设置和版本历史，使程序不只是临时文件浏览器，而是具备长期管理、检索和扩展能力的桌面应用。</w:t>
+        <w:t>本组在基础要求之上，将系统扩展为“基于 PostgreSQL 的数字图像集成管理系统”。系统仍以老师评分表中的电子图片管理功能为核心，但在数据层采用 PostgreSQL 保存目录、图片元数据、缩略图缓存、操作日志、搜索历史、系统设置和版本历史，使程序不只是临时文件浏览器，而是具备长期管理、检索和扩展能力的桌面应用。</w:t>
       </w:r>
     </w:p>
     <w:p>
@@ -3614,13 +3839,9 @@
         <w:ind w:firstLine="420"/>
         <w:rPr>
           <w:rFonts w:hint="eastAsia"/>
-          <w:lang w:eastAsia="zh-CN"/>
         </w:rPr>
       </w:pPr>
       <w:r>
-        <w:rPr>
-          <w:lang w:eastAsia="zh-CN"/>
-        </w:rPr>
         <w:t>从用户角度看，系统要解决三个实际问题：第一，大量图片分布在不同目录中，靠文件资源管理器查找效率低；第二，图片管理经常涉及成批选择、重命名、复制迁移和删除，人工操作容易出错；第三，图片内容不能只靠文件名表达，因此需要缩略图、标签、信息面板和搜索等方式提高检索效率。</w:t>
       </w:r>
     </w:p>
@@ -3630,13 +3851,9 @@
         <w:ind w:firstLine="420"/>
         <w:rPr>
           <w:rFonts w:hint="eastAsia"/>
-          <w:lang w:eastAsia="zh-CN"/>
         </w:rPr>
       </w:pPr>
       <w:r>
-        <w:rPr>
-          <w:lang w:eastAsia="zh-CN"/>
-        </w:rPr>
         <w:t>本次修订融合了毕振岚单独撰写版本中的目录扫描流程、图片查看器、全局主题背景和成员总结材料，同时参考了班级其他组作业在封面表格、测试表、提交清单和格式核查上的做法。这里参考的是结构和表达方式，不照搬其他组正文。</w:t>
       </w:r>
     </w:p>
@@ -3645,24 +3862,15 @@
         <w:pStyle w:val="21"/>
         <w:spacing w:before="120" w:after="80"/>
       </w:pPr>
-      <w:bookmarkStart w:id="2" w:name="_Toc230251723"/>
+      <w:bookmarkStart w:id="2" w:name="_Toc230419063"/>
       <w:r>
         <w:rPr>
           <w:rFonts w:ascii="宋体" w:eastAsia="宋体" w:hAnsi="宋体"/>
           <w:color w:val="000000"/>
         </w:rPr>
-        <w:t xml:space="preserve">1.2 </w:t>
-      </w:r>
-      <w:proofErr w:type="spellStart"/>
-      <w:r>
-        <w:rPr>
-          <w:rFonts w:ascii="宋体" w:eastAsia="宋体" w:hAnsi="宋体"/>
-          <w:color w:val="000000"/>
-        </w:rPr>
-        <w:t>系统功能分析</w:t>
+        <w:t>1.2 系统功能分析</w:t>
       </w:r>
       <w:bookmarkEnd w:id="2"/>
-      <w:proofErr w:type="spellEnd"/>
     </w:p>
     <w:tbl>
       <w:tblPr>
@@ -3771,28 +3979,10 @@
             <w:pPr>
               <w:rPr>
                 <w:rFonts w:hint="eastAsia"/>
-                <w:lang w:eastAsia="zh-CN"/>
-              </w:rPr>
-            </w:pPr>
-            <w:r>
-              <w:rPr>
-                <w:lang w:eastAsia="zh-CN"/>
-              </w:rPr>
-              <w:t>展示磁盘根目录和子目录，采用</w:t>
-            </w:r>
-            <w:proofErr w:type="gramStart"/>
-            <w:r>
-              <w:rPr>
-                <w:lang w:eastAsia="zh-CN"/>
-              </w:rPr>
-              <w:t>懒</w:t>
-            </w:r>
-            <w:proofErr w:type="gramEnd"/>
-            <w:r>
-              <w:rPr>
-                <w:lang w:eastAsia="zh-CN"/>
-              </w:rPr>
-              <w:t>加载避免一次性遍历全盘。</w:t>
+              </w:rPr>
+            </w:pPr>
+            <w:r>
+              <w:t>展示磁盘根目录和子目录，采用懒加载避免一次性遍历全盘。</w:t>
             </w:r>
           </w:p>
         </w:tc>
@@ -3807,19 +3997,9 @@
                 <w:rFonts w:hint="eastAsia"/>
               </w:rPr>
             </w:pPr>
-            <w:proofErr w:type="spellStart"/>
-            <w:r>
-              <w:t>MainController.initDirectoryTree</w:t>
-            </w:r>
-            <w:proofErr w:type="spellEnd"/>
-            <w:r>
-              <w:t xml:space="preserve"> / </w:t>
-            </w:r>
-            <w:proofErr w:type="spellStart"/>
-            <w:r>
-              <w:t>FileUtil.listSubDirectories</w:t>
-            </w:r>
-            <w:proofErr w:type="spellEnd"/>
+            <w:r>
+              <w:t>MainController.initDirectoryTree / FileUtil.listSubDirectories</w:t>
+            </w:r>
           </w:p>
         </w:tc>
       </w:tr>
@@ -3853,28 +4033,10 @@
             <w:pPr>
               <w:rPr>
                 <w:rFonts w:hint="eastAsia"/>
-                <w:lang w:eastAsia="zh-CN"/>
-              </w:rPr>
-            </w:pPr>
-            <w:r>
-              <w:rPr>
-                <w:lang w:eastAsia="zh-CN"/>
-              </w:rPr>
-              <w:t>选择目录后扫描支持格式，生成等比</w:t>
-            </w:r>
-            <w:proofErr w:type="gramStart"/>
-            <w:r>
-              <w:rPr>
-                <w:lang w:eastAsia="zh-CN"/>
-              </w:rPr>
-              <w:t>缩略图</w:t>
-            </w:r>
-            <w:proofErr w:type="gramEnd"/>
-            <w:r>
-              <w:rPr>
-                <w:lang w:eastAsia="zh-CN"/>
-              </w:rPr>
-              <w:t>并显示图片名称、尺寸和格式。</w:t>
+              </w:rPr>
+            </w:pPr>
+            <w:r>
+              <w:t>选择目录后扫描支持格式，生成等比缩略图并显示图片名称、尺寸和格式。</w:t>
             </w:r>
           </w:p>
         </w:tc>
@@ -3889,19 +4051,9 @@
                 <w:rFonts w:hint="eastAsia"/>
               </w:rPr>
             </w:pPr>
-            <w:proofErr w:type="spellStart"/>
-            <w:r>
-              <w:t>ImageServiceImpl.loadImagesFromDirectory</w:t>
-            </w:r>
-            <w:proofErr w:type="spellEnd"/>
-            <w:r>
-              <w:t xml:space="preserve"> / </w:t>
-            </w:r>
-            <w:proofErr w:type="spellStart"/>
-            <w:r>
-              <w:t>ImageUtil</w:t>
-            </w:r>
-            <w:proofErr w:type="spellEnd"/>
+            <w:r>
+              <w:t>ImageServiceImpl.loadImagesFromDirectory / ImageUtil</w:t>
+            </w:r>
           </w:p>
         </w:tc>
       </w:tr>
@@ -3935,13 +4087,9 @@
             <w:pPr>
               <w:rPr>
                 <w:rFonts w:hint="eastAsia"/>
-                <w:lang w:eastAsia="zh-CN"/>
-              </w:rPr>
-            </w:pPr>
-            <w:r>
-              <w:rPr>
-                <w:lang w:eastAsia="zh-CN"/>
-              </w:rPr>
+              </w:rPr>
+            </w:pPr>
+            <w:r>
               <w:t>鼠标点击单选，Ctrl 多选，拖拽框选；状态栏显示当前选中数量。</w:t>
             </w:r>
           </w:p>
@@ -3957,11 +4105,9 @@
                 <w:rFonts w:hint="eastAsia"/>
               </w:rPr>
             </w:pPr>
-            <w:proofErr w:type="spellStart"/>
             <w:r>
               <w:t>MainController.initThumbnailInteraction</w:t>
             </w:r>
-            <w:proofErr w:type="spellEnd"/>
           </w:p>
         </w:tc>
       </w:tr>
@@ -3995,13 +4141,9 @@
             <w:pPr>
               <w:rPr>
                 <w:rFonts w:hint="eastAsia"/>
-                <w:lang w:eastAsia="zh-CN"/>
-              </w:rPr>
-            </w:pPr>
-            <w:r>
-              <w:rPr>
-                <w:lang w:eastAsia="zh-CN"/>
-              </w:rPr>
+              </w:rPr>
+            </w:pPr>
+            <w:r>
               <w:t>支持单张和多张删除，先逻辑删除数据库记录，再删除磁盘文件，并保留日志。</w:t>
             </w:r>
           </w:p>
@@ -4017,19 +4159,9 @@
                 <w:rFonts w:hint="eastAsia"/>
               </w:rPr>
             </w:pPr>
-            <w:proofErr w:type="spellStart"/>
-            <w:r>
-              <w:t>ImageServiceImpl.deleteImages</w:t>
-            </w:r>
-            <w:proofErr w:type="spellEnd"/>
-            <w:r>
-              <w:t xml:space="preserve"> / </w:t>
-            </w:r>
-            <w:proofErr w:type="spellStart"/>
-            <w:r>
-              <w:t>operation_logs</w:t>
-            </w:r>
-            <w:proofErr w:type="spellEnd"/>
+            <w:r>
+              <w:t>ImageServiceImpl.deleteImages / operation_logs</w:t>
+            </w:r>
           </w:p>
         </w:tc>
       </w:tr>
@@ -4063,13 +4195,9 @@
             <w:pPr>
               <w:rPr>
                 <w:rFonts w:hint="eastAsia"/>
-                <w:lang w:eastAsia="zh-CN"/>
-              </w:rPr>
-            </w:pPr>
-            <w:r>
-              <w:rPr>
-                <w:lang w:eastAsia="zh-CN"/>
-              </w:rPr>
+              </w:rPr>
+            </w:pPr>
+            <w:r>
               <w:t>支持单张和多张复制粘贴，目标目录重名时自动生成不冲突文件名。</w:t>
             </w:r>
           </w:p>
@@ -4085,19 +4213,9 @@
                 <w:rFonts w:hint="eastAsia"/>
               </w:rPr>
             </w:pPr>
-            <w:proofErr w:type="spellStart"/>
-            <w:r>
-              <w:t>ImageServiceImpl.copyImages</w:t>
-            </w:r>
-            <w:proofErr w:type="spellEnd"/>
-            <w:r>
-              <w:t xml:space="preserve"> / </w:t>
-            </w:r>
-            <w:proofErr w:type="spellStart"/>
-            <w:r>
-              <w:t>pasteImages</w:t>
-            </w:r>
-            <w:proofErr w:type="spellEnd"/>
+            <w:r>
+              <w:t>ImageServiceImpl.copyImages / pasteImages</w:t>
+            </w:r>
           </w:p>
         </w:tc>
       </w:tr>
@@ -4131,13 +4249,9 @@
             <w:pPr>
               <w:rPr>
                 <w:rFonts w:hint="eastAsia"/>
-                <w:lang w:eastAsia="zh-CN"/>
-              </w:rPr>
-            </w:pPr>
-            <w:r>
-              <w:rPr>
-                <w:lang w:eastAsia="zh-CN"/>
-              </w:rPr>
+              </w:rPr>
+            </w:pPr>
+            <w:r>
               <w:t>支持单张重命名和批量编号重命名，批量操作使用事务与磁盘回滚。</w:t>
             </w:r>
           </w:p>
@@ -4153,19 +4267,9 @@
                 <w:rFonts w:hint="eastAsia"/>
               </w:rPr>
             </w:pPr>
-            <w:proofErr w:type="spellStart"/>
-            <w:r>
-              <w:t>ImageServiceImpl.renameImage</w:t>
-            </w:r>
-            <w:proofErr w:type="spellEnd"/>
-            <w:r>
-              <w:t xml:space="preserve"> / </w:t>
-            </w:r>
-            <w:proofErr w:type="spellStart"/>
-            <w:r>
-              <w:t>batchRename</w:t>
-            </w:r>
-            <w:proofErr w:type="spellEnd"/>
+            <w:r>
+              <w:t>ImageServiceImpl.renameImage / batchRename</w:t>
+            </w:r>
           </w:p>
         </w:tc>
       </w:tr>
@@ -4199,13 +4303,9 @@
             <w:pPr>
               <w:rPr>
                 <w:rFonts w:hint="eastAsia"/>
-                <w:lang w:eastAsia="zh-CN"/>
-              </w:rPr>
-            </w:pPr>
-            <w:r>
-              <w:rPr>
-                <w:lang w:eastAsia="zh-CN"/>
-              </w:rPr>
+              </w:rPr>
+            </w:pPr>
+            <w:r>
               <w:t>双击或按钮进入大图展示，支持前后切换、实际大小、适应窗口。</w:t>
             </w:r>
           </w:p>
@@ -4221,19 +4321,9 @@
                 <w:rFonts w:hint="eastAsia"/>
               </w:rPr>
             </w:pPr>
-            <w:proofErr w:type="spellStart"/>
-            <w:r>
-              <w:t>ImageViewerController</w:t>
-            </w:r>
-            <w:proofErr w:type="spellEnd"/>
-            <w:r>
-              <w:t xml:space="preserve"> / </w:t>
-            </w:r>
-            <w:proofErr w:type="spellStart"/>
-            <w:r>
-              <w:t>SlideshowController</w:t>
-            </w:r>
-            <w:proofErr w:type="spellEnd"/>
+            <w:r>
+              <w:t>ImageViewerController / SlideshowController</w:t>
+            </w:r>
           </w:p>
         </w:tc>
       </w:tr>
@@ -4267,13 +4357,9 @@
             <w:pPr>
               <w:rPr>
                 <w:rFonts w:hint="eastAsia"/>
-                <w:lang w:eastAsia="zh-CN"/>
-              </w:rPr>
-            </w:pPr>
-            <w:r>
-              <w:rPr>
-                <w:lang w:eastAsia="zh-CN"/>
-              </w:rPr>
+              </w:rPr>
+            </w:pPr>
+            <w:r>
               <w:t>支持自动播放、循环、随机顺序、缩放、全屏和背景音乐。</w:t>
             </w:r>
           </w:p>
@@ -4289,19 +4375,9 @@
                 <w:rFonts w:hint="eastAsia"/>
               </w:rPr>
             </w:pPr>
-            <w:proofErr w:type="spellStart"/>
-            <w:r>
-              <w:t>SlideshowController</w:t>
-            </w:r>
-            <w:proofErr w:type="spellEnd"/>
-            <w:r>
-              <w:t xml:space="preserve"> / </w:t>
-            </w:r>
-            <w:proofErr w:type="spellStart"/>
-            <w:r>
-              <w:t>MusicService</w:t>
-            </w:r>
-            <w:proofErr w:type="spellEnd"/>
+            <w:r>
+              <w:t>SlideshowController / MusicService</w:t>
+            </w:r>
           </w:p>
         </w:tc>
       </w:tr>
@@ -4336,28 +4412,10 @@
             <w:pPr>
               <w:rPr>
                 <w:rFonts w:hint="eastAsia"/>
-                <w:lang w:eastAsia="zh-CN"/>
-              </w:rPr>
-            </w:pPr>
-            <w:r>
-              <w:rPr>
-                <w:lang w:eastAsia="zh-CN"/>
-              </w:rPr>
-              <w:t>设置</w:t>
-            </w:r>
-            <w:proofErr w:type="gramStart"/>
-            <w:r>
-              <w:rPr>
-                <w:lang w:eastAsia="zh-CN"/>
-              </w:rPr>
-              <w:t>页统一</w:t>
-            </w:r>
-            <w:proofErr w:type="gramEnd"/>
-            <w:r>
-              <w:rPr>
-                <w:lang w:eastAsia="zh-CN"/>
-              </w:rPr>
-              <w:t>管理扫描目录、播放间隔、主题背景和透明度。</w:t>
+              </w:rPr>
+            </w:pPr>
+            <w:r>
+              <w:t>设置页统一管理扫描目录、播放间隔、主题背景和透明度。</w:t>
             </w:r>
           </w:p>
         </w:tc>
@@ -4372,27 +4430,9 @@
                 <w:rFonts w:hint="eastAsia"/>
               </w:rPr>
             </w:pPr>
-            <w:proofErr w:type="spellStart"/>
-            <w:r>
-              <w:t>SettingsController</w:t>
-            </w:r>
-            <w:proofErr w:type="spellEnd"/>
-            <w:r>
-              <w:t xml:space="preserve"> / </w:t>
-            </w:r>
-            <w:proofErr w:type="spellStart"/>
-            <w:r>
-              <w:t>ThemeUtil</w:t>
-            </w:r>
-            <w:proofErr w:type="spellEnd"/>
-            <w:r>
-              <w:t xml:space="preserve"> / </w:t>
-            </w:r>
-            <w:proofErr w:type="spellStart"/>
-            <w:r>
-              <w:t>app_settings</w:t>
-            </w:r>
-            <w:proofErr w:type="spellEnd"/>
+            <w:r>
+              <w:t>SettingsController / ThemeUtil / app_settings</w:t>
+            </w:r>
           </w:p>
         </w:tc>
       </w:tr>
@@ -4426,13 +4466,9 @@
             <w:pPr>
               <w:rPr>
                 <w:rFonts w:hint="eastAsia"/>
-                <w:lang w:eastAsia="zh-CN"/>
-              </w:rPr>
-            </w:pPr>
-            <w:r>
-              <w:rPr>
-                <w:lang w:eastAsia="zh-CN"/>
-              </w:rPr>
+              </w:rPr>
+            </w:pPr>
+            <w:r>
               <w:t>默认连接 CPA 代理节点，密钥从环境变量读取，模型从 /models 下拉选择；单批上限可在设置页调整，显示为 N(max)，可停止并清理AI标签。</w:t>
             </w:r>
           </w:p>
@@ -4448,21 +4484,8 @@
                 <w:rFonts w:hint="eastAsia"/>
               </w:rPr>
             </w:pPr>
-            <w:proofErr w:type="spellStart"/>
-            <w:r>
-              <w:t>AIConfig</w:t>
-            </w:r>
-            <w:proofErr w:type="spellEnd"/>
-            <w:r>
-              <w:t xml:space="preserve"> / </w:t>
-            </w:r>
-            <w:proofErr w:type="spellStart"/>
-            <w:r>
-              <w:t>ScanTask</w:t>
-            </w:r>
-            <w:proofErr w:type="spellEnd"/>
-            <w:r>
-              <w:t xml:space="preserve"> / AiTagStorageService</w:t>
+            <w:r>
+              <w:t>AIConfig / ScanTask / AiTagStorageService</w:t>
             </w:r>
           </w:p>
         </w:tc>
@@ -4481,28 +4504,10 @@
         <w:ind w:firstLine="420"/>
         <w:rPr>
           <w:rFonts w:hint="eastAsia"/>
-          <w:lang w:eastAsia="zh-CN"/>
         </w:rPr>
       </w:pPr>
       <w:r>
-        <w:rPr>
-          <w:lang w:eastAsia="zh-CN"/>
-        </w:rPr>
-        <w:t>以上功能覆盖老师评分表中对电子图片管理程序的基本功能和扩展功能要求。扩展功能并没有替代基础功能，而是围绕图片管理主流程补充了数据库持久化、版本历史、主题配置和</w:t>
-      </w:r>
-      <w:proofErr w:type="gramStart"/>
-      <w:r>
-        <w:rPr>
-          <w:lang w:eastAsia="zh-CN"/>
-        </w:rPr>
-        <w:t>可</w:t>
-      </w:r>
-      <w:proofErr w:type="gramEnd"/>
-      <w:r>
-        <w:rPr>
-          <w:lang w:eastAsia="zh-CN"/>
-        </w:rPr>
-        <w:t>继续扩展的接口。</w:t>
+        <w:t>以上功能覆盖老师评分表中对电子图片管理程序的基本功能和扩展功能要求。扩展功能并没有替代基础功能，而是围绕图片管理主流程补充了数据库持久化、版本历史、主题配置和可继续扩展的接口。</w:t>
       </w:r>
     </w:p>
     <w:p>
@@ -4510,24 +4515,15 @@
         <w:pStyle w:val="21"/>
         <w:spacing w:before="120" w:after="80"/>
       </w:pPr>
-      <w:bookmarkStart w:id="3" w:name="_Toc230251724"/>
+      <w:bookmarkStart w:id="3" w:name="_Toc230419064"/>
       <w:r>
         <w:rPr>
           <w:rFonts w:ascii="宋体" w:eastAsia="宋体" w:hAnsi="宋体"/>
           <w:color w:val="000000"/>
         </w:rPr>
-        <w:t xml:space="preserve">1.3 </w:t>
-      </w:r>
-      <w:proofErr w:type="spellStart"/>
-      <w:r>
-        <w:rPr>
-          <w:rFonts w:ascii="宋体" w:eastAsia="宋体" w:hAnsi="宋体"/>
-          <w:color w:val="000000"/>
-        </w:rPr>
-        <w:t>开发平台及工具介绍</w:t>
+        <w:t>1.3 开发平台及工具介绍</w:t>
       </w:r>
       <w:bookmarkEnd w:id="3"/>
-      <w:proofErr w:type="spellEnd"/>
     </w:p>
     <w:tbl>
       <w:tblPr>
@@ -4636,13 +4632,9 @@
             <w:pPr>
               <w:rPr>
                 <w:rFonts w:hint="eastAsia"/>
-                <w:lang w:eastAsia="zh-CN"/>
-              </w:rPr>
-            </w:pPr>
-            <w:r>
-              <w:rPr>
-                <w:lang w:eastAsia="zh-CN"/>
-              </w:rPr>
+              </w:rPr>
+            </w:pPr>
+            <w:r>
               <w:t>Java 21 编译目标，JDK 21+ 可运行</w:t>
             </w:r>
           </w:p>
@@ -4658,13 +4650,8 @@
                 <w:rFonts w:hint="eastAsia"/>
               </w:rPr>
             </w:pPr>
-            <w:proofErr w:type="spellStart"/>
-            <w:r>
-              <w:t>使用面向对象方式组织模型、DAO、Service、Controller</w:t>
-            </w:r>
-            <w:proofErr w:type="spellEnd"/>
-            <w:r>
-              <w:t>。</w:t>
+            <w:r>
+              <w:t>使用面向对象方式组织模型、DAO、Service、Controller。</w:t>
             </w:r>
           </w:p>
         </w:tc>
@@ -4715,13 +4702,9 @@
             <w:pPr>
               <w:rPr>
                 <w:rFonts w:hint="eastAsia"/>
-                <w:lang w:eastAsia="zh-CN"/>
-              </w:rPr>
-            </w:pPr>
-            <w:r>
-              <w:rPr>
-                <w:lang w:eastAsia="zh-CN"/>
-              </w:rPr>
+              </w:rPr>
+            </w:pPr>
+            <w:r>
               <w:t>实现桌面端目录树、缩略图、设置页、幻灯片和编辑窗口。</w:t>
             </w:r>
           </w:p>
@@ -4743,11 +4726,9 @@
                 <w:rFonts w:hint="eastAsia"/>
               </w:rPr>
             </w:pPr>
-            <w:proofErr w:type="spellStart"/>
             <w:r>
               <w:t>数据库</w:t>
             </w:r>
-            <w:proofErr w:type="spellEnd"/>
           </w:p>
         </w:tc>
         <w:tc>
@@ -4775,13 +4756,9 @@
             <w:pPr>
               <w:rPr>
                 <w:rFonts w:hint="eastAsia"/>
-                <w:lang w:eastAsia="zh-CN"/>
-              </w:rPr>
-            </w:pPr>
-            <w:r>
-              <w:rPr>
-                <w:lang w:eastAsia="zh-CN"/>
-              </w:rPr>
+              </w:rPr>
+            </w:pPr>
+            <w:r>
               <w:t>保存目录、图片元数据、缩略图、标签、日志、设置和版本记录。</w:t>
             </w:r>
           </w:p>
@@ -4803,11 +4780,9 @@
                 <w:rFonts w:hint="eastAsia"/>
               </w:rPr>
             </w:pPr>
-            <w:proofErr w:type="spellStart"/>
             <w:r>
               <w:t>构建工具</w:t>
             </w:r>
-            <w:proofErr w:type="spellEnd"/>
           </w:p>
         </w:tc>
         <w:tc>
@@ -4835,13 +4810,9 @@
             <w:pPr>
               <w:rPr>
                 <w:rFonts w:hint="eastAsia"/>
-                <w:lang w:eastAsia="zh-CN"/>
-              </w:rPr>
-            </w:pPr>
-            <w:r>
-              <w:rPr>
-                <w:lang w:eastAsia="zh-CN"/>
-              </w:rPr>
+              </w:rPr>
+            </w:pPr>
+            <w:r>
               <w:t>统一管理依赖，生成可运行目标 JAR。</w:t>
             </w:r>
           </w:p>
@@ -4863,11 +4834,9 @@
                 <w:rFonts w:hint="eastAsia"/>
               </w:rPr>
             </w:pPr>
-            <w:proofErr w:type="spellStart"/>
             <w:r>
               <w:t>主要依赖</w:t>
             </w:r>
-            <w:proofErr w:type="spellEnd"/>
           </w:p>
         </w:tc>
         <w:tc>
@@ -4895,13 +4864,9 @@
             <w:pPr>
               <w:rPr>
                 <w:rFonts w:hint="eastAsia"/>
-                <w:lang w:eastAsia="zh-CN"/>
-              </w:rPr>
-            </w:pPr>
-            <w:r>
-              <w:rPr>
-                <w:lang w:eastAsia="zh-CN"/>
-              </w:rPr>
+              </w:rPr>
+            </w:pPr>
+            <w:r>
               <w:t>连接池、可选 HTTP 调用、JSON 解析与日志。</w:t>
             </w:r>
           </w:p>
@@ -4923,11 +4888,9 @@
                 <w:rFonts w:hint="eastAsia"/>
               </w:rPr>
             </w:pPr>
-            <w:proofErr w:type="spellStart"/>
             <w:r>
               <w:t>开发环境</w:t>
             </w:r>
-            <w:proofErr w:type="spellEnd"/>
           </w:p>
         </w:tc>
         <w:tc>
@@ -4976,7 +4939,7 @@
         <w:pStyle w:val="21"/>
         <w:spacing w:before="120" w:after="80"/>
       </w:pPr>
-      <w:bookmarkStart w:id="4" w:name="_Toc230251725"/>
+      <w:bookmarkStart w:id="4" w:name="_Toc230419065"/>
       <w:r>
         <w:rPr>
           <w:rFonts w:ascii="宋体" w:eastAsia="宋体" w:hAnsi="宋体"/>
@@ -5217,22 +5180,10 @@
             <w:pPr>
               <w:rPr>
                 <w:rFonts w:hint="eastAsia"/>
-                <w:lang w:eastAsia="zh-CN"/>
-              </w:rPr>
-            </w:pPr>
-            <w:proofErr w:type="spellStart"/>
-            <w:r>
-              <w:rPr>
-                <w:lang w:eastAsia="zh-CN"/>
-              </w:rPr>
-              <w:t>TreeView</w:t>
-            </w:r>
-            <w:proofErr w:type="spellEnd"/>
-            <w:r>
-              <w:rPr>
-                <w:lang w:eastAsia="zh-CN"/>
-              </w:rPr>
-              <w:t xml:space="preserve"> + 懒加载磁盘目录，展开目录时加载子目录。</w:t>
+              </w:rPr>
+            </w:pPr>
+            <w:r>
+              <w:t>TreeView + 懒加载磁盘目录，展开目录时加载子目录。</w:t>
             </w:r>
           </w:p>
         </w:tc>
@@ -5253,11 +5204,9 @@
                 <w:rFonts w:hint="eastAsia"/>
               </w:rPr>
             </w:pPr>
-            <w:proofErr w:type="spellStart"/>
             <w:r>
               <w:t>缩略图比例</w:t>
             </w:r>
-            <w:proofErr w:type="spellEnd"/>
           </w:p>
         </w:tc>
         <w:tc>
@@ -5339,28 +5288,10 @@
             <w:pPr>
               <w:rPr>
                 <w:rFonts w:hint="eastAsia"/>
-                <w:lang w:eastAsia="zh-CN"/>
-              </w:rPr>
-            </w:pPr>
-            <w:r>
-              <w:rPr>
-                <w:lang w:eastAsia="zh-CN"/>
-              </w:rPr>
-              <w:t>选择目录后刷新</w:t>
-            </w:r>
-            <w:proofErr w:type="gramStart"/>
-            <w:r>
-              <w:rPr>
-                <w:lang w:eastAsia="zh-CN"/>
-              </w:rPr>
-              <w:t>缩略图</w:t>
-            </w:r>
-            <w:proofErr w:type="gramEnd"/>
-            <w:r>
-              <w:rPr>
-                <w:lang w:eastAsia="zh-CN"/>
-              </w:rPr>
-              <w:t>和图片数量 Label。</w:t>
+              </w:rPr>
+            </w:pPr>
+            <w:r>
+              <w:t>选择目录后刷新缩略图和图片数量 Label。</w:t>
             </w:r>
           </w:p>
         </w:tc>
@@ -5381,19 +5312,9 @@
                 <w:rFonts w:hint="eastAsia"/>
               </w:rPr>
             </w:pPr>
-            <w:proofErr w:type="spellStart"/>
-            <w:r>
-              <w:t>缩略图单选</w:t>
-            </w:r>
-            <w:proofErr w:type="spellEnd"/>
-            <w:r>
-              <w:t>/</w:t>
-            </w:r>
-            <w:proofErr w:type="spellStart"/>
-            <w:r>
-              <w:t>多选</w:t>
-            </w:r>
-            <w:proofErr w:type="spellEnd"/>
+            <w:r>
+              <w:t>缩略图单选/多选</w:t>
+            </w:r>
           </w:p>
         </w:tc>
         <w:tc>
@@ -5421,28 +5342,10 @@
             <w:pPr>
               <w:rPr>
                 <w:rFonts w:hint="eastAsia"/>
-                <w:lang w:eastAsia="zh-CN"/>
-              </w:rPr>
-            </w:pPr>
-            <w:r>
-              <w:rPr>
-                <w:lang w:eastAsia="zh-CN"/>
-              </w:rPr>
-              <w:t>支持点击、Ctrl 多选和</w:t>
-            </w:r>
-            <w:proofErr w:type="gramStart"/>
-            <w:r>
-              <w:rPr>
-                <w:lang w:eastAsia="zh-CN"/>
-              </w:rPr>
-              <w:t>框选</w:t>
-            </w:r>
-            <w:proofErr w:type="gramEnd"/>
-            <w:r>
-              <w:rPr>
-                <w:lang w:eastAsia="zh-CN"/>
-              </w:rPr>
-              <w:t>。</w:t>
+              </w:rPr>
+            </w:pPr>
+            <w:r>
+              <w:t>支持点击、Ctrl 多选和框选。</w:t>
             </w:r>
           </w:p>
         </w:tc>
@@ -5463,19 +5366,9 @@
                 <w:rFonts w:hint="eastAsia"/>
               </w:rPr>
             </w:pPr>
-            <w:proofErr w:type="spellStart"/>
-            <w:r>
-              <w:t>单个</w:t>
-            </w:r>
-            <w:proofErr w:type="spellEnd"/>
-            <w:r>
-              <w:t>/</w:t>
-            </w:r>
-            <w:proofErr w:type="spellStart"/>
-            <w:r>
-              <w:t>多个删除</w:t>
-            </w:r>
-            <w:proofErr w:type="spellEnd"/>
+            <w:r>
+              <w:t>单个/多个删除</w:t>
+            </w:r>
           </w:p>
         </w:tc>
         <w:tc>
@@ -5611,13 +5504,9 @@
             <w:pPr>
               <w:rPr>
                 <w:rFonts w:hint="eastAsia"/>
-                <w:lang w:eastAsia="zh-CN"/>
-              </w:rPr>
-            </w:pPr>
-            <w:r>
-              <w:rPr>
-                <w:lang w:eastAsia="zh-CN"/>
-              </w:rPr>
+              </w:rPr>
+            </w:pPr>
+            <w:r>
               <w:t>单张直接改名，批量编号并带事务回滚。</w:t>
             </w:r>
           </w:p>
@@ -5639,27 +5528,9 @@
                 <w:rFonts w:hint="eastAsia"/>
               </w:rPr>
             </w:pPr>
-            <w:proofErr w:type="spellStart"/>
-            <w:r>
-              <w:t>图片切换</w:t>
-            </w:r>
-            <w:proofErr w:type="spellEnd"/>
-            <w:r>
-              <w:t>/</w:t>
-            </w:r>
-            <w:proofErr w:type="spellStart"/>
-            <w:r>
-              <w:t>缩放</w:t>
-            </w:r>
-            <w:proofErr w:type="spellEnd"/>
-            <w:r>
-              <w:t>/</w:t>
-            </w:r>
-            <w:proofErr w:type="spellStart"/>
-            <w:r>
-              <w:t>幻灯片</w:t>
-            </w:r>
-            <w:proofErr w:type="spellEnd"/>
+            <w:r>
+              <w:t>图片切换/缩放/幻灯片</w:t>
+            </w:r>
           </w:p>
         </w:tc>
         <w:tc>
@@ -5766,7 +5637,7 @@
         <w:pStyle w:val="21"/>
         <w:spacing w:before="120" w:after="80"/>
       </w:pPr>
-      <w:bookmarkStart w:id="5" w:name="_Toc230251726"/>
+      <w:bookmarkStart w:id="5" w:name="_Toc230419066"/>
       <w:r>
         <w:rPr>
           <w:rFonts w:ascii="宋体" w:eastAsia="宋体" w:hAnsi="宋体"/>
@@ -5782,56 +5653,10 @@
         <w:ind w:firstLine="420"/>
         <w:rPr>
           <w:rFonts w:hint="eastAsia"/>
-          <w:lang w:eastAsia="zh-CN"/>
         </w:rPr>
       </w:pPr>
       <w:r>
-        <w:rPr>
-          <w:lang w:eastAsia="zh-CN"/>
-        </w:rPr>
-        <w:t>分工根据 Git 提交记录、</w:t>
-      </w:r>
-      <w:proofErr w:type="gramStart"/>
-      <w:r>
-        <w:rPr>
-          <w:lang w:eastAsia="zh-CN"/>
-        </w:rPr>
-        <w:t>群聊任务</w:t>
-      </w:r>
-      <w:proofErr w:type="gramEnd"/>
-      <w:r>
-        <w:rPr>
-          <w:lang w:eastAsia="zh-CN"/>
-        </w:rPr>
-        <w:t xml:space="preserve">安排和最终文档整理情况重新核对。Git 中的 TreeRabbit15 为毕振岚，他在 2026 年 5 月 18 日至 5 月 19 </w:t>
-      </w:r>
-      <w:proofErr w:type="gramStart"/>
-      <w:r>
-        <w:rPr>
-          <w:lang w:eastAsia="zh-CN"/>
-        </w:rPr>
-        <w:t>日集中</w:t>
-      </w:r>
-      <w:proofErr w:type="gramEnd"/>
-      <w:r>
-        <w:rPr>
-          <w:lang w:eastAsia="zh-CN"/>
-        </w:rPr>
-        <w:t>提交了</w:t>
-      </w:r>
-      <w:proofErr w:type="gramStart"/>
-      <w:r>
-        <w:rPr>
-          <w:lang w:eastAsia="zh-CN"/>
-        </w:rPr>
-        <w:t>最终版</w:t>
-      </w:r>
-      <w:proofErr w:type="gramEnd"/>
-      <w:r>
-        <w:rPr>
-          <w:lang w:eastAsia="zh-CN"/>
-        </w:rPr>
-        <w:t>代码；Xu Yang 的提交主要覆盖早期工程、数据库文档、课程材料整理和本次论文生成。评分表中的工作量按小组协作口径保持基本均分，正文分工则按实际承担内容写清楚。</w:t>
+        <w:t>分工根据 Git 提交记录、群聊任务安排和最终文档整理情况重新核对。Git 中的 TreeRabbit15 为毕振岚，他在 2026 年 5 月 18 日至 5 月 19 日集中提交了最终版代码；Xu Yang 的提交主要覆盖早期工程、数据库文档、课程材料整理和本次论文生成。评分表中的工作量按小组协作口径保持基本均分，正文分工则按实际承担内容写清楚。</w:t>
       </w:r>
     </w:p>
     <w:tbl>
@@ -5863,14 +5688,12 @@
                 <w:rFonts w:hint="eastAsia"/>
               </w:rPr>
             </w:pPr>
-            <w:proofErr w:type="spellStart"/>
             <w:r>
               <w:rPr>
                 <w:b/>
               </w:rPr>
               <w:t>成员</w:t>
             </w:r>
-            <w:proofErr w:type="spellEnd"/>
           </w:p>
         </w:tc>
         <w:tc>
@@ -5980,13 +5803,9 @@
             <w:pPr>
               <w:rPr>
                 <w:rFonts w:hint="eastAsia"/>
-                <w:lang w:eastAsia="zh-CN"/>
-              </w:rPr>
-            </w:pPr>
-            <w:r>
-              <w:rPr>
-                <w:lang w:eastAsia="zh-CN"/>
-              </w:rPr>
+              </w:rPr>
+            </w:pPr>
+            <w:r>
               <w:t>主导 JavaFX 代码、图片管理核心流程、界面修复、最终功能冻结和版本推送。</w:t>
             </w:r>
           </w:p>
@@ -6003,15 +5822,7 @@
               </w:rPr>
             </w:pPr>
             <w:r>
-              <w:t xml:space="preserve">TreeRabbit15 </w:t>
-            </w:r>
-            <w:proofErr w:type="spellStart"/>
-            <w:r>
-              <w:t>提交</w:t>
-            </w:r>
-            <w:proofErr w:type="spellEnd"/>
-            <w:r>
-              <w:t xml:space="preserve"> 20260518、20260519、20260519最终版；群聊中多次发布功能冻结和任务安排。</w:t>
+              <w:t>TreeRabbit15 提交 20260518、20260519、20260519最终版；群聊中多次发布功能冻结和任务安排。</w:t>
             </w:r>
           </w:p>
         </w:tc>
@@ -6062,13 +5873,9 @@
             <w:pPr>
               <w:rPr>
                 <w:rFonts w:hint="eastAsia"/>
-                <w:lang w:eastAsia="zh-CN"/>
-              </w:rPr>
-            </w:pPr>
-            <w:r>
-              <w:rPr>
-                <w:lang w:eastAsia="zh-CN"/>
-              </w:rPr>
+              </w:rPr>
+            </w:pPr>
+            <w:r>
               <w:t>按分配参与音乐扩展、外部接口调研、运行流程检查和验收反馈。</w:t>
             </w:r>
           </w:p>
@@ -6082,22 +5889,10 @@
             <w:pPr>
               <w:rPr>
                 <w:rFonts w:hint="eastAsia"/>
-                <w:lang w:eastAsia="zh-CN"/>
-              </w:rPr>
-            </w:pPr>
-            <w:proofErr w:type="gramStart"/>
-            <w:r>
-              <w:rPr>
-                <w:lang w:eastAsia="zh-CN"/>
-              </w:rPr>
-              <w:t>群聊中</w:t>
-            </w:r>
-            <w:proofErr w:type="gramEnd"/>
-            <w:r>
-              <w:rPr>
-                <w:lang w:eastAsia="zh-CN"/>
-              </w:rPr>
-              <w:t>接收任务并参与确认；最终评分表按协作成员保留贡献。</w:t>
+              </w:rPr>
+            </w:pPr>
+            <w:r>
+              <w:t>群聊中接收任务并参与确认；最终评分表按协作成员保留贡献。</w:t>
             </w:r>
           </w:p>
         </w:tc>
@@ -6148,13 +5943,9 @@
             <w:pPr>
               <w:rPr>
                 <w:rFonts w:hint="eastAsia"/>
-                <w:lang w:eastAsia="zh-CN"/>
-              </w:rPr>
-            </w:pPr>
-            <w:r>
-              <w:rPr>
-                <w:lang w:eastAsia="zh-CN"/>
-              </w:rPr>
+              </w:rPr>
+            </w:pPr>
+            <w:r>
               <w:t>负责数据库方向文档、课程论文整合、其他组作业收齐参考、提交目录整理和格式核查。</w:t>
             </w:r>
           </w:p>
@@ -6168,13 +5959,9 @@
             <w:pPr>
               <w:rPr>
                 <w:rFonts w:hint="eastAsia"/>
-                <w:lang w:eastAsia="zh-CN"/>
-              </w:rPr>
-            </w:pPr>
-            <w:r>
-              <w:rPr>
-                <w:lang w:eastAsia="zh-CN"/>
-              </w:rPr>
+              </w:rPr>
+            </w:pPr>
+            <w:r>
               <w:t>Xu Yang 提交课程材料整理、需求/数据库文档；本次根据老师模板生成 DOCX。</w:t>
             </w:r>
           </w:p>
@@ -6185,7 +5972,6 @@
       <w:pPr>
         <w:rPr>
           <w:rFonts w:hint="eastAsia"/>
-          <w:lang w:eastAsia="zh-CN"/>
         </w:rPr>
       </w:pPr>
     </w:p>
@@ -6193,16 +5979,12 @@
       <w:pPr>
         <w:pStyle w:val="1"/>
         <w:spacing w:before="120" w:after="80"/>
-        <w:rPr>
-          <w:lang w:eastAsia="zh-CN"/>
-        </w:rPr>
-      </w:pPr>
-      <w:bookmarkStart w:id="6" w:name="_Toc230251727"/>
+      </w:pPr>
+      <w:bookmarkStart w:id="6" w:name="_Toc230419067"/>
       <w:r>
         <w:rPr>
           <w:rFonts w:ascii="宋体" w:eastAsia="宋体" w:hAnsi="宋体"/>
           <w:color w:val="000000"/>
-          <w:lang w:eastAsia="zh-CN"/>
         </w:rPr>
         <w:t>2 系统设计</w:t>
       </w:r>
@@ -6212,16 +5994,12 @@
       <w:pPr>
         <w:pStyle w:val="21"/>
         <w:spacing w:before="120" w:after="80"/>
-        <w:rPr>
-          <w:lang w:eastAsia="zh-CN"/>
-        </w:rPr>
-      </w:pPr>
-      <w:bookmarkStart w:id="7" w:name="_Toc230251728"/>
+      </w:pPr>
+      <w:bookmarkStart w:id="7" w:name="_Toc230419068"/>
       <w:r>
         <w:rPr>
           <w:rFonts w:ascii="宋体" w:eastAsia="宋体" w:hAnsi="宋体"/>
           <w:color w:val="000000"/>
-          <w:lang w:eastAsia="zh-CN"/>
         </w:rPr>
         <w:t>2.1 系统总体结构设计</w:t>
       </w:r>
@@ -6233,42 +6011,10 @@
         <w:ind w:firstLine="420"/>
         <w:rPr>
           <w:rFonts w:hint="eastAsia"/>
-          <w:lang w:eastAsia="zh-CN"/>
         </w:rPr>
       </w:pPr>
       <w:r>
-        <w:rPr>
-          <w:lang w:eastAsia="zh-CN"/>
-        </w:rPr>
-        <w:t>系统采用典型的分层架构：表示层负责 JavaFX 界面和用户事件；业务</w:t>
-      </w:r>
-      <w:proofErr w:type="gramStart"/>
-      <w:r>
-        <w:rPr>
-          <w:lang w:eastAsia="zh-CN"/>
-        </w:rPr>
-        <w:t>层负责</w:t>
-      </w:r>
-      <w:proofErr w:type="gramEnd"/>
-      <w:r>
-        <w:rPr>
-          <w:lang w:eastAsia="zh-CN"/>
-        </w:rPr>
-        <w:t>图片扫描、复制、粘贴、删除、重命名、搜索、编辑和幻灯片逻辑；数据访问层封装 JDBC 操作；模型层定义目录、图片、标签、设置、版本和操作日志等对象；工具层提供文件、图片、主题</w:t>
-      </w:r>
-      <w:proofErr w:type="gramStart"/>
-      <w:r>
-        <w:rPr>
-          <w:lang w:eastAsia="zh-CN"/>
-        </w:rPr>
-        <w:t>和弹窗等</w:t>
-      </w:r>
-      <w:proofErr w:type="gramEnd"/>
-      <w:r>
-        <w:rPr>
-          <w:lang w:eastAsia="zh-CN"/>
-        </w:rPr>
-        <w:t>公共能力。</w:t>
+        <w:t>系统采用典型的分层架构：表示层负责 JavaFX 界面和用户事件；业务层负责图片扫描、复制、粘贴、删除、重命名、搜索、编辑和幻灯片逻辑；数据访问层封装 JDBC 操作；模型层定义目录、图片、标签、设置、版本和操作日志等对象；工具层提供文件、图片、主题和弹窗等公共能力。</w:t>
       </w:r>
     </w:p>
     <w:tbl>
@@ -6299,14 +6045,12 @@
                 <w:rFonts w:hint="eastAsia"/>
               </w:rPr>
             </w:pPr>
-            <w:proofErr w:type="spellStart"/>
             <w:r>
               <w:rPr>
                 <w:b/>
               </w:rPr>
               <w:t>层次</w:t>
             </w:r>
-            <w:proofErr w:type="spellEnd"/>
           </w:p>
         </w:tc>
         <w:tc>
@@ -6396,13 +6140,9 @@
             <w:pPr>
               <w:rPr>
                 <w:rFonts w:hint="eastAsia"/>
-                <w:lang w:eastAsia="zh-CN"/>
-              </w:rPr>
-            </w:pPr>
-            <w:r>
-              <w:rPr>
-                <w:lang w:eastAsia="zh-CN"/>
-              </w:rPr>
+              </w:rPr>
+            </w:pPr>
+            <w:r>
               <w:t>接收用户操作，刷新界面状态。</w:t>
             </w:r>
           </w:p>
@@ -6424,13 +6164,8 @@
                 <w:rFonts w:hint="eastAsia"/>
               </w:rPr>
             </w:pPr>
-            <w:proofErr w:type="spellStart"/>
-            <w:r>
-              <w:t>业务层</w:t>
-            </w:r>
-            <w:proofErr w:type="spellEnd"/>
-            <w:r>
-              <w:t xml:space="preserve"> Service</w:t>
+            <w:r>
+              <w:t>业务层 Service</w:t>
             </w:r>
           </w:p>
         </w:tc>
@@ -6459,13 +6194,9 @@
             <w:pPr>
               <w:rPr>
                 <w:rFonts w:hint="eastAsia"/>
-                <w:lang w:eastAsia="zh-CN"/>
-              </w:rPr>
-            </w:pPr>
-            <w:r>
-              <w:rPr>
-                <w:lang w:eastAsia="zh-CN"/>
-              </w:rPr>
+              </w:rPr>
+            </w:pPr>
+            <w:r>
               <w:t>组织跨 DAO 和文件系统的业务流程。</w:t>
             </w:r>
           </w:p>
@@ -6487,13 +6218,8 @@
                 <w:rFonts w:hint="eastAsia"/>
               </w:rPr>
             </w:pPr>
-            <w:proofErr w:type="spellStart"/>
-            <w:r>
-              <w:t>数据访问层</w:t>
-            </w:r>
-            <w:proofErr w:type="spellEnd"/>
-            <w:r>
-              <w:t xml:space="preserve"> DAO</w:t>
+            <w:r>
+              <w:t>数据访问层 DAO</w:t>
             </w:r>
           </w:p>
         </w:tc>
@@ -6522,13 +6248,9 @@
             <w:pPr>
               <w:rPr>
                 <w:rFonts w:hint="eastAsia"/>
-                <w:lang w:eastAsia="zh-CN"/>
-              </w:rPr>
-            </w:pPr>
-            <w:r>
-              <w:rPr>
-                <w:lang w:eastAsia="zh-CN"/>
-              </w:rPr>
+              </w:rPr>
+            </w:pPr>
+            <w:r>
               <w:t>执行 SQL，屏蔽数据库细节。</w:t>
             </w:r>
           </w:p>
@@ -6550,13 +6272,8 @@
                 <w:rFonts w:hint="eastAsia"/>
               </w:rPr>
             </w:pPr>
-            <w:proofErr w:type="spellStart"/>
-            <w:r>
-              <w:t>模型层</w:t>
-            </w:r>
-            <w:proofErr w:type="spellEnd"/>
-            <w:r>
-              <w:t xml:space="preserve"> Model</w:t>
+            <w:r>
+              <w:t>模型层 Model</w:t>
             </w:r>
           </w:p>
         </w:tc>
@@ -6648,20 +6365,13 @@
             <w:pPr>
               <w:rPr>
                 <w:rFonts w:hint="eastAsia"/>
-                <w:lang w:eastAsia="zh-CN"/>
-              </w:rPr>
-            </w:pPr>
-            <w:r>
-              <w:rPr>
-                <w:lang w:eastAsia="zh-CN"/>
-              </w:rPr>
+              </w:rPr>
+            </w:pPr>
+            <w:r>
               <w:lastRenderedPageBreak/>
               <w:t>提供可复用的文件、图片、主</w:t>
             </w:r>
             <w:r>
-              <w:rPr>
-                <w:lang w:eastAsia="zh-CN"/>
-              </w:rPr>
               <w:lastRenderedPageBreak/>
               <w:t>题、配置和后台扫描能力。</w:t>
             </w:r>
@@ -6673,7 +6383,6 @@
       <w:pPr>
         <w:rPr>
           <w:rFonts w:hint="eastAsia"/>
-          <w:lang w:eastAsia="zh-CN"/>
         </w:rPr>
       </w:pPr>
     </w:p>
@@ -6685,7 +6394,6 @@
           <w:rFonts w:hint="eastAsia"/>
         </w:rPr>
       </w:pPr>
-      <w:proofErr w:type="spellStart"/>
       <w:r>
         <w:rPr>
           <w:rFonts w:ascii="Consolas" w:eastAsia="等线" w:hAnsi="Consolas"/>
@@ -6693,7 +6401,6 @@
         </w:rPr>
         <w:t>用户操作</w:t>
       </w:r>
-      <w:proofErr w:type="spellEnd"/>
       <w:r>
         <w:rPr>
           <w:rFonts w:ascii="Consolas" w:eastAsia="等线" w:hAnsi="Consolas"/>
@@ -6797,7 +6504,7 @@
         <w:pStyle w:val="21"/>
         <w:spacing w:before="120" w:after="80"/>
       </w:pPr>
-      <w:bookmarkStart w:id="8" w:name="_Toc230251729"/>
+      <w:bookmarkStart w:id="8" w:name="_Toc230419069"/>
       <w:r>
         <w:rPr>
           <w:rFonts w:ascii="宋体" w:eastAsia="宋体" w:hAnsi="宋体"/>
@@ -6942,13 +6649,9 @@
             <w:pPr>
               <w:rPr>
                 <w:rFonts w:hint="eastAsia"/>
-                <w:lang w:eastAsia="zh-CN"/>
-              </w:rPr>
-            </w:pPr>
-            <w:r>
-              <w:rPr>
-                <w:lang w:eastAsia="zh-CN"/>
-              </w:rPr>
+              </w:rPr>
+            </w:pPr>
+            <w:r>
               <w:t>目录树、缩略图、选中状态、右键菜单、搜索入口和幻灯片入口。</w:t>
             </w:r>
           </w:p>
@@ -6970,11 +6673,9 @@
                 <w:rFonts w:hint="eastAsia"/>
               </w:rPr>
             </w:pPr>
-            <w:proofErr w:type="spellStart"/>
             <w:r>
               <w:t>ImageServiceImpl</w:t>
             </w:r>
-            <w:proofErr w:type="spellEnd"/>
           </w:p>
         </w:tc>
         <w:tc>
@@ -7002,13 +6703,9 @@
             <w:pPr>
               <w:rPr>
                 <w:rFonts w:hint="eastAsia"/>
-                <w:lang w:eastAsia="zh-CN"/>
-              </w:rPr>
-            </w:pPr>
-            <w:r>
-              <w:rPr>
-                <w:lang w:eastAsia="zh-CN"/>
-              </w:rPr>
+              </w:rPr>
+            </w:pPr>
+            <w:r>
               <w:t>扫描目录、同步数据库、删除、复制粘贴、重命名。</w:t>
             </w:r>
           </w:p>
@@ -7030,11 +6727,9 @@
                 <w:rFonts w:hint="eastAsia"/>
               </w:rPr>
             </w:pPr>
-            <w:proofErr w:type="spellStart"/>
             <w:r>
               <w:t>SearchService</w:t>
             </w:r>
-            <w:proofErr w:type="spellEnd"/>
           </w:p>
         </w:tc>
         <w:tc>
@@ -7062,13 +6757,9 @@
             <w:pPr>
               <w:rPr>
                 <w:rFonts w:hint="eastAsia"/>
-                <w:lang w:eastAsia="zh-CN"/>
-              </w:rPr>
-            </w:pPr>
-            <w:r>
-              <w:rPr>
-                <w:lang w:eastAsia="zh-CN"/>
-              </w:rPr>
+              </w:rPr>
+            </w:pPr>
+            <w:r>
               <w:t>关键词检索和预留智能检索入口。</w:t>
             </w:r>
           </w:p>
@@ -7090,11 +6781,9 @@
                 <w:rFonts w:hint="eastAsia"/>
               </w:rPr>
             </w:pPr>
-            <w:proofErr w:type="spellStart"/>
             <w:r>
               <w:t>SettingsController</w:t>
             </w:r>
-            <w:proofErr w:type="spellEnd"/>
           </w:p>
         </w:tc>
         <w:tc>
@@ -7122,13 +6811,9 @@
             <w:pPr>
               <w:rPr>
                 <w:rFonts w:hint="eastAsia"/>
-                <w:lang w:eastAsia="zh-CN"/>
-              </w:rPr>
-            </w:pPr>
-            <w:r>
-              <w:rPr>
-                <w:lang w:eastAsia="zh-CN"/>
-              </w:rPr>
+              </w:rPr>
+            </w:pPr>
+            <w:r>
               <w:t>配置扫描目录、主题背景、透明度和扩展接口参数。</w:t>
             </w:r>
           </w:p>
@@ -7150,11 +6835,9 @@
                 <w:rFonts w:hint="eastAsia"/>
               </w:rPr>
             </w:pPr>
-            <w:proofErr w:type="spellStart"/>
             <w:r>
               <w:t>SlideshowController</w:t>
             </w:r>
-            <w:proofErr w:type="spellEnd"/>
           </w:p>
         </w:tc>
         <w:tc>
@@ -7182,13 +6865,9 @@
             <w:pPr>
               <w:rPr>
                 <w:rFonts w:hint="eastAsia"/>
-                <w:lang w:eastAsia="zh-CN"/>
-              </w:rPr>
-            </w:pPr>
-            <w:r>
-              <w:rPr>
-                <w:lang w:eastAsia="zh-CN"/>
-              </w:rPr>
+              </w:rPr>
+            </w:pPr>
+            <w:r>
               <w:t>大图展示、前后切换、缩放、自动播放和音乐。</w:t>
             </w:r>
           </w:p>
@@ -7210,11 +6889,9 @@
                 <w:rFonts w:hint="eastAsia"/>
               </w:rPr>
             </w:pPr>
-            <w:proofErr w:type="spellStart"/>
             <w:r>
               <w:t>TagDaoImpl</w:t>
             </w:r>
-            <w:proofErr w:type="spellEnd"/>
           </w:p>
         </w:tc>
         <w:tc>
@@ -7242,13 +6919,9 @@
             <w:pPr>
               <w:rPr>
                 <w:rFonts w:hint="eastAsia"/>
-                <w:lang w:eastAsia="zh-CN"/>
-              </w:rPr>
-            </w:pPr>
-            <w:r>
-              <w:rPr>
-                <w:lang w:eastAsia="zh-CN"/>
-              </w:rPr>
+              </w:rPr>
+            </w:pPr>
+            <w:r>
               <w:t>标签关系、扩展分析结果和搜索 SQL 安全执行。</w:t>
             </w:r>
           </w:p>
@@ -7259,7 +6932,6 @@
       <w:pPr>
         <w:rPr>
           <w:rFonts w:hint="eastAsia"/>
-          <w:lang w:eastAsia="zh-CN"/>
         </w:rPr>
       </w:pPr>
     </w:p>
@@ -7269,13 +6941,9 @@
         <w:ind w:firstLine="420"/>
         <w:rPr>
           <w:rFonts w:hint="eastAsia"/>
-          <w:lang w:eastAsia="zh-CN"/>
         </w:rPr>
       </w:pPr>
       <w:r>
-        <w:rPr>
-          <w:lang w:eastAsia="zh-CN"/>
-        </w:rPr>
         <w:t>类之间的依赖遵循“界面层依赖业务层，业务层依赖 DAO 和工具层，DAO 层依赖数据库连接”的单向规则。这样做可以避免界面代码中混入 SQL，也便于替换数据源、增加测试和定位故障。</w:t>
       </w:r>
     </w:p>
@@ -7283,16 +6951,12 @@
       <w:pPr>
         <w:pStyle w:val="21"/>
         <w:spacing w:before="120" w:after="80"/>
-        <w:rPr>
-          <w:lang w:eastAsia="zh-CN"/>
-        </w:rPr>
-      </w:pPr>
-      <w:bookmarkStart w:id="9" w:name="_Toc230251730"/>
+      </w:pPr>
+      <w:bookmarkStart w:id="9" w:name="_Toc230419070"/>
       <w:r>
         <w:rPr>
           <w:rFonts w:ascii="宋体" w:eastAsia="宋体" w:hAnsi="宋体"/>
           <w:color w:val="000000"/>
-          <w:lang w:eastAsia="zh-CN"/>
         </w:rPr>
         <w:t>2.3 数据存储的设计</w:t>
       </w:r>
@@ -7304,126 +6968,10 @@
         <w:ind w:firstLine="420"/>
         <w:rPr>
           <w:rFonts w:hint="eastAsia"/>
-          <w:lang w:eastAsia="zh-CN"/>
         </w:rPr>
       </w:pPr>
       <w:r>
-        <w:rPr>
-          <w:lang w:eastAsia="zh-CN"/>
-        </w:rPr>
-        <w:t>数据存储采用 PostgreSQL。directories 表保存磁盘目录树，images 表保存图片元数据和</w:t>
-      </w:r>
-      <w:proofErr w:type="gramStart"/>
-      <w:r>
-        <w:rPr>
-          <w:lang w:eastAsia="zh-CN"/>
-        </w:rPr>
-        <w:t>缩略图</w:t>
-      </w:r>
-      <w:proofErr w:type="gramEnd"/>
-      <w:r>
-        <w:rPr>
-          <w:lang w:eastAsia="zh-CN"/>
-        </w:rPr>
-        <w:t>二进制，</w:t>
-      </w:r>
-      <w:proofErr w:type="spellStart"/>
-      <w:r>
-        <w:rPr>
-          <w:lang w:eastAsia="zh-CN"/>
-        </w:rPr>
-        <w:t>operation_logs</w:t>
-      </w:r>
-      <w:proofErr w:type="spellEnd"/>
-      <w:r>
-        <w:rPr>
-          <w:lang w:eastAsia="zh-CN"/>
-        </w:rPr>
-        <w:t xml:space="preserve"> </w:t>
-      </w:r>
-      <w:proofErr w:type="gramStart"/>
-      <w:r>
-        <w:rPr>
-          <w:lang w:eastAsia="zh-CN"/>
-        </w:rPr>
-        <w:t>表记录</w:t>
-      </w:r>
-      <w:proofErr w:type="gramEnd"/>
-      <w:r>
-        <w:rPr>
-          <w:lang w:eastAsia="zh-CN"/>
-        </w:rPr>
-        <w:t>操作日志，</w:t>
-      </w:r>
-      <w:proofErr w:type="spellStart"/>
-      <w:r>
-        <w:rPr>
-          <w:lang w:eastAsia="zh-CN"/>
-        </w:rPr>
-        <w:t>tag_categories</w:t>
-      </w:r>
-      <w:proofErr w:type="spellEnd"/>
-      <w:r>
-        <w:rPr>
-          <w:lang w:eastAsia="zh-CN"/>
-        </w:rPr>
-        <w:t>、tags、</w:t>
-      </w:r>
-      <w:proofErr w:type="spellStart"/>
-      <w:r>
-        <w:rPr>
-          <w:lang w:eastAsia="zh-CN"/>
-        </w:rPr>
-        <w:t>image_tags</w:t>
-      </w:r>
-      <w:proofErr w:type="spellEnd"/>
-      <w:r>
-        <w:rPr>
-          <w:lang w:eastAsia="zh-CN"/>
-        </w:rPr>
-        <w:t xml:space="preserve"> 保存标签关系，</w:t>
-      </w:r>
-      <w:proofErr w:type="spellStart"/>
-      <w:r>
-        <w:rPr>
-          <w:lang w:eastAsia="zh-CN"/>
-        </w:rPr>
-        <w:t>app_settings</w:t>
-      </w:r>
-      <w:proofErr w:type="spellEnd"/>
-      <w:r>
-        <w:rPr>
-          <w:lang w:eastAsia="zh-CN"/>
-        </w:rPr>
-        <w:t xml:space="preserve"> 保存应用配置，</w:t>
-      </w:r>
-      <w:proofErr w:type="spellStart"/>
-      <w:r>
-        <w:rPr>
-          <w:lang w:eastAsia="zh-CN"/>
-        </w:rPr>
-        <w:t>image_versions</w:t>
-      </w:r>
-      <w:proofErr w:type="spellEnd"/>
-      <w:r>
-        <w:rPr>
-          <w:lang w:eastAsia="zh-CN"/>
-        </w:rPr>
-        <w:t xml:space="preserve"> 与 </w:t>
-      </w:r>
-      <w:proofErr w:type="spellStart"/>
-      <w:r>
-        <w:rPr>
-          <w:lang w:eastAsia="zh-CN"/>
-        </w:rPr>
-        <w:t>image_edit_operations</w:t>
-      </w:r>
-      <w:proofErr w:type="spellEnd"/>
-      <w:r>
-        <w:rPr>
-          <w:lang w:eastAsia="zh-CN"/>
-        </w:rPr>
-        <w:t xml:space="preserve"> 保存编辑版本历史。</w:t>
+        <w:t>数据存储采用 PostgreSQL。directories 表保存磁盘目录树，images 表保存图片元数据和缩略图二进制，operation_logs 表记录操作日志，tag_categories、tags、image_tags 保存标签关系，app_settings 保存应用配置，image_versions 与 image_edit_operations 保存编辑版本历史。</w:t>
       </w:r>
     </w:p>
     <w:tbl>
@@ -7533,13 +7081,9 @@
             <w:pPr>
               <w:rPr>
                 <w:rFonts w:hint="eastAsia"/>
-                <w:lang w:eastAsia="zh-CN"/>
-              </w:rPr>
-            </w:pPr>
-            <w:r>
-              <w:rPr>
-                <w:lang w:eastAsia="zh-CN"/>
-              </w:rPr>
+              </w:rPr>
+            </w:pPr>
+            <w:r>
               <w:t>目录名称、完整路径、父目录 ID</w:t>
             </w:r>
           </w:p>
@@ -7555,29 +7099,8 @@
                 <w:rFonts w:hint="eastAsia"/>
               </w:rPr>
             </w:pPr>
-            <w:proofErr w:type="spellStart"/>
-            <w:r>
-              <w:t>通过</w:t>
-            </w:r>
-            <w:proofErr w:type="spellEnd"/>
-            <w:r>
-              <w:t xml:space="preserve"> </w:t>
-            </w:r>
-            <w:proofErr w:type="spellStart"/>
-            <w:r>
-              <w:t>parent_id</w:t>
-            </w:r>
-            <w:proofErr w:type="spellEnd"/>
-            <w:r>
-              <w:t xml:space="preserve"> </w:t>
-            </w:r>
-            <w:proofErr w:type="spellStart"/>
-            <w:r>
-              <w:t>自引用表达树结构</w:t>
-            </w:r>
-            <w:proofErr w:type="spellEnd"/>
-            <w:r>
-              <w:t>。</w:t>
+            <w:r>
+              <w:t>通过 parent_id 自引用表达树结构。</w:t>
             </w:r>
           </w:p>
         </w:tc>
@@ -7612,13 +7135,9 @@
             <w:pPr>
               <w:rPr>
                 <w:rFonts w:hint="eastAsia"/>
-                <w:lang w:eastAsia="zh-CN"/>
-              </w:rPr>
-            </w:pPr>
-            <w:r>
-              <w:rPr>
-                <w:lang w:eastAsia="zh-CN"/>
-              </w:rPr>
+              </w:rPr>
+            </w:pPr>
+            <w:r>
               <w:t>文件名、路径、目录、大小、宽高、格式、缩略图、删除标记</w:t>
             </w:r>
           </w:p>
@@ -7632,28 +7151,10 @@
             <w:pPr>
               <w:rPr>
                 <w:rFonts w:hint="eastAsia"/>
-                <w:lang w:eastAsia="zh-CN"/>
-              </w:rPr>
-            </w:pPr>
-            <w:r>
-              <w:rPr>
-                <w:lang w:eastAsia="zh-CN"/>
-              </w:rPr>
-              <w:t>核心图片表，支持逻辑删除和</w:t>
-            </w:r>
-            <w:proofErr w:type="gramStart"/>
-            <w:r>
-              <w:rPr>
-                <w:lang w:eastAsia="zh-CN"/>
-              </w:rPr>
-              <w:t>缩略图</w:t>
-            </w:r>
-            <w:proofErr w:type="gramEnd"/>
-            <w:r>
-              <w:rPr>
-                <w:lang w:eastAsia="zh-CN"/>
-              </w:rPr>
-              <w:t>缓存。</w:t>
+              </w:rPr>
+            </w:pPr>
+            <w:r>
+              <w:t>核心图片表，支持逻辑删除和缩略图缓存。</w:t>
             </w:r>
           </w:p>
         </w:tc>
@@ -7674,12 +7175,10 @@
                 <w:rFonts w:hint="eastAsia"/>
               </w:rPr>
             </w:pPr>
-            <w:proofErr w:type="spellStart"/>
             <w:r>
               <w:lastRenderedPageBreak/>
               <w:t>operation_logs</w:t>
             </w:r>
-            <w:proofErr w:type="spellEnd"/>
           </w:p>
         </w:tc>
         <w:tc>
@@ -7691,13 +7190,9 @@
             <w:pPr>
               <w:rPr>
                 <w:rFonts w:hint="eastAsia"/>
-                <w:lang w:eastAsia="zh-CN"/>
-              </w:rPr>
-            </w:pPr>
-            <w:r>
-              <w:rPr>
-                <w:lang w:eastAsia="zh-CN"/>
-              </w:rPr>
+              </w:rPr>
+            </w:pPr>
+            <w:r>
               <w:t>图片 ID、操作类型、旧值、新值、时间</w:t>
             </w:r>
           </w:p>
@@ -7711,13 +7206,9 @@
             <w:pPr>
               <w:rPr>
                 <w:rFonts w:hint="eastAsia"/>
-                <w:lang w:eastAsia="zh-CN"/>
-              </w:rPr>
-            </w:pPr>
-            <w:r>
-              <w:rPr>
-                <w:lang w:eastAsia="zh-CN"/>
-              </w:rPr>
+              </w:rPr>
+            </w:pPr>
+            <w:r>
               <w:t>触发器自动记录插入、重命名和删除。</w:t>
             </w:r>
           </w:p>
@@ -7739,19 +7230,9 @@
                 <w:rFonts w:hint="eastAsia"/>
               </w:rPr>
             </w:pPr>
-            <w:proofErr w:type="spellStart"/>
-            <w:r>
-              <w:t>tag_categories</w:t>
-            </w:r>
-            <w:proofErr w:type="spellEnd"/>
-            <w:r>
-              <w:t>/tags/</w:t>
-            </w:r>
-            <w:proofErr w:type="spellStart"/>
-            <w:r>
-              <w:t>image_tags</w:t>
-            </w:r>
-            <w:proofErr w:type="spellEnd"/>
+            <w:r>
+              <w:t>tag_categories/tags/image_tags</w:t>
+            </w:r>
           </w:p>
         </w:tc>
         <w:tc>
@@ -7763,13 +7244,9 @@
             <w:pPr>
               <w:rPr>
                 <w:rFonts w:hint="eastAsia"/>
-                <w:lang w:eastAsia="zh-CN"/>
-              </w:rPr>
-            </w:pPr>
-            <w:r>
-              <w:rPr>
-                <w:lang w:eastAsia="zh-CN"/>
-              </w:rPr>
+              </w:rPr>
+            </w:pPr>
+            <w:r>
               <w:t>标签分类、标签值、图片标签关联</w:t>
             </w:r>
           </w:p>
@@ -7783,13 +7260,9 @@
             <w:pPr>
               <w:rPr>
                 <w:rFonts w:hint="eastAsia"/>
-                <w:lang w:eastAsia="zh-CN"/>
-              </w:rPr>
-            </w:pPr>
-            <w:r>
-              <w:rPr>
-                <w:lang w:eastAsia="zh-CN"/>
-              </w:rPr>
+              </w:rPr>
+            </w:pPr>
+            <w:r>
               <w:t>支持人工标签和后续智能识别扩展。</w:t>
             </w:r>
           </w:p>
@@ -7811,11 +7284,9 @@
                 <w:rFonts w:hint="eastAsia"/>
               </w:rPr>
             </w:pPr>
-            <w:proofErr w:type="spellStart"/>
             <w:r>
               <w:t>ai_analysis_results</w:t>
             </w:r>
-            <w:proofErr w:type="spellEnd"/>
           </w:p>
         </w:tc>
         <w:tc>
@@ -7827,13 +7298,9 @@
             <w:pPr>
               <w:rPr>
                 <w:rFonts w:hint="eastAsia"/>
-                <w:lang w:eastAsia="zh-CN"/>
-              </w:rPr>
-            </w:pPr>
-            <w:r>
-              <w:rPr>
-                <w:lang w:eastAsia="zh-CN"/>
-              </w:rPr>
+              </w:rPr>
+            </w:pPr>
+            <w:r>
               <w:t>原始 JSON、描述、人数、模型名</w:t>
             </w:r>
           </w:p>
@@ -7847,13 +7314,9 @@
             <w:pPr>
               <w:rPr>
                 <w:rFonts w:hint="eastAsia"/>
-                <w:lang w:eastAsia="zh-CN"/>
-              </w:rPr>
-            </w:pPr>
-            <w:r>
-              <w:rPr>
-                <w:lang w:eastAsia="zh-CN"/>
-              </w:rPr>
+              </w:rPr>
+            </w:pPr>
+            <w:r>
               <w:t>作为扩展预留表，未配置接口时不影响主流程。</w:t>
             </w:r>
           </w:p>
@@ -7875,11 +7338,9 @@
                 <w:rFonts w:hint="eastAsia"/>
               </w:rPr>
             </w:pPr>
-            <w:proofErr w:type="spellStart"/>
             <w:r>
               <w:t>app_settings</w:t>
             </w:r>
-            <w:proofErr w:type="spellEnd"/>
           </w:p>
         </w:tc>
         <w:tc>
@@ -7907,13 +7368,9 @@
             <w:pPr>
               <w:rPr>
                 <w:rFonts w:hint="eastAsia"/>
-                <w:lang w:eastAsia="zh-CN"/>
-              </w:rPr>
-            </w:pPr>
-            <w:r>
-              <w:rPr>
-                <w:lang w:eastAsia="zh-CN"/>
-              </w:rPr>
+              </w:rPr>
+            </w:pPr>
+            <w:r>
               <w:t>保存扫描目录、幻灯片、主题和可选扩展设置。</w:t>
             </w:r>
           </w:p>
@@ -7935,19 +7392,9 @@
                 <w:rFonts w:hint="eastAsia"/>
               </w:rPr>
             </w:pPr>
-            <w:proofErr w:type="spellStart"/>
-            <w:r>
-              <w:t>image_versions</w:t>
-            </w:r>
-            <w:proofErr w:type="spellEnd"/>
-            <w:r>
-              <w:t>/</w:t>
-            </w:r>
-            <w:proofErr w:type="spellStart"/>
-            <w:r>
-              <w:t>edit_operations</w:t>
-            </w:r>
-            <w:proofErr w:type="spellEnd"/>
+            <w:r>
+              <w:t>image_versions/edit_operations</w:t>
+            </w:r>
           </w:p>
         </w:tc>
         <w:tc>
@@ -7959,13 +7406,9 @@
             <w:pPr>
               <w:rPr>
                 <w:rFonts w:hint="eastAsia"/>
-                <w:lang w:eastAsia="zh-CN"/>
-              </w:rPr>
-            </w:pPr>
-            <w:r>
-              <w:rPr>
-                <w:lang w:eastAsia="zh-CN"/>
-              </w:rPr>
+              </w:rPr>
+            </w:pPr>
+            <w:r>
               <w:t>版本文件、缩略图、编辑类型、操作参数</w:t>
             </w:r>
           </w:p>
@@ -7979,13 +7422,9 @@
             <w:pPr>
               <w:rPr>
                 <w:rFonts w:hint="eastAsia"/>
-                <w:lang w:eastAsia="zh-CN"/>
-              </w:rPr>
-            </w:pPr>
-            <w:r>
-              <w:rPr>
-                <w:lang w:eastAsia="zh-CN"/>
-              </w:rPr>
+              </w:rPr>
+            </w:pPr>
+            <w:r>
               <w:t>支持图片编辑后保存版本和恢复。</w:t>
             </w:r>
           </w:p>
@@ -7996,7 +7435,6 @@
       <w:pPr>
         <w:rPr>
           <w:rFonts w:hint="eastAsia"/>
-          <w:lang w:eastAsia="zh-CN"/>
         </w:rPr>
       </w:pPr>
     </w:p>
@@ -8102,58 +7540,22 @@
         <w:ind w:firstLine="420"/>
         <w:rPr>
           <w:rFonts w:hint="eastAsia"/>
-          <w:lang w:eastAsia="zh-CN"/>
         </w:rPr>
       </w:pPr>
       <w:r>
-        <w:rPr>
-          <w:lang w:eastAsia="zh-CN"/>
-        </w:rPr>
-        <w:t xml:space="preserve">设计中对图片不做简单的硬删除记录丢弃，而是通过 </w:t>
-      </w:r>
-      <w:proofErr w:type="spellStart"/>
-      <w:r>
-        <w:rPr>
-          <w:lang w:eastAsia="zh-CN"/>
-        </w:rPr>
-        <w:t>is_deleted</w:t>
-      </w:r>
-      <w:proofErr w:type="spellEnd"/>
-      <w:r>
-        <w:rPr>
-          <w:lang w:eastAsia="zh-CN"/>
-        </w:rPr>
-        <w:t xml:space="preserve"> 标记结合 </w:t>
-      </w:r>
-      <w:proofErr w:type="spellStart"/>
-      <w:r>
-        <w:rPr>
-          <w:lang w:eastAsia="zh-CN"/>
-        </w:rPr>
-        <w:t>operation_logs</w:t>
-      </w:r>
-      <w:proofErr w:type="spellEnd"/>
-      <w:r>
-        <w:rPr>
-          <w:lang w:eastAsia="zh-CN"/>
-        </w:rPr>
-        <w:t xml:space="preserve"> 保留审计信息；对目录使用唯一完整路径避免重复入库；对标签使用多对多关系，使一张图片可以同时归入多个分类。</w:t>
+        <w:t>设计中对图片不做简单的硬删除记录丢弃，而是通过 is_deleted 标记结合 operation_logs 保留审计信息；对目录使用唯一完整路径避免重复入库；对标签使用多对多关系，使一张图片可以同时归入多个分类。</w:t>
       </w:r>
     </w:p>
     <w:p>
       <w:pPr>
         <w:pStyle w:val="21"/>
         <w:spacing w:before="120" w:after="80"/>
-        <w:rPr>
-          <w:lang w:eastAsia="zh-CN"/>
-        </w:rPr>
-      </w:pPr>
-      <w:bookmarkStart w:id="10" w:name="_Toc230251731"/>
+      </w:pPr>
+      <w:bookmarkStart w:id="10" w:name="_Toc230419071"/>
       <w:r>
         <w:rPr>
           <w:rFonts w:ascii="宋体" w:eastAsia="宋体" w:hAnsi="宋体"/>
           <w:color w:val="000000"/>
-          <w:lang w:eastAsia="zh-CN"/>
         </w:rPr>
         <w:t>2.4 界面设计</w:t>
       </w:r>
@@ -8165,56 +7567,10 @@
         <w:ind w:firstLine="420"/>
         <w:rPr>
           <w:rFonts w:hint="eastAsia"/>
-          <w:lang w:eastAsia="zh-CN"/>
         </w:rPr>
       </w:pPr>
       <w:r>
-        <w:rPr>
-          <w:lang w:eastAsia="zh-CN"/>
-        </w:rPr>
-        <w:t>主窗口采用深色应用栏、左侧目录树、右侧</w:t>
-      </w:r>
-      <w:proofErr w:type="gramStart"/>
-      <w:r>
-        <w:rPr>
-          <w:lang w:eastAsia="zh-CN"/>
-        </w:rPr>
-        <w:t>缩略图</w:t>
-      </w:r>
-      <w:proofErr w:type="gramEnd"/>
-      <w:r>
-        <w:rPr>
-          <w:lang w:eastAsia="zh-CN"/>
-        </w:rPr>
-        <w:t>网格和底部状态栏的布局。界面修订时参考了班级其他</w:t>
-      </w:r>
-      <w:proofErr w:type="gramStart"/>
-      <w:r>
-        <w:rPr>
-          <w:lang w:eastAsia="zh-CN"/>
-        </w:rPr>
-        <w:t>组作品</w:t>
-      </w:r>
-      <w:proofErr w:type="gramEnd"/>
-      <w:r>
-        <w:rPr>
-          <w:lang w:eastAsia="zh-CN"/>
-        </w:rPr>
-        <w:t>中较清晰的侧边栏、顶部工具区和表格/卡片分区做法，但仍围绕图片库场景重新设计：目录树保留文件管理习惯，</w:t>
-      </w:r>
-      <w:proofErr w:type="gramStart"/>
-      <w:r>
-        <w:rPr>
-          <w:lang w:eastAsia="zh-CN"/>
-        </w:rPr>
-        <w:t>缩略图</w:t>
-      </w:r>
-      <w:proofErr w:type="gramEnd"/>
-      <w:r>
-        <w:rPr>
-          <w:lang w:eastAsia="zh-CN"/>
-        </w:rPr>
-        <w:t>卡片固定尺寸，卡片内显示等比图片、文件名、尺寸和格式；右键菜单提供查看、编辑、删除、复制、粘贴、重命名等高频操作；顶部搜索区域同时支持关键词搜索和 AI 搜索，并在等待 AI 返回时给出明确状态。</w:t>
+        <w:t>本次最终界面按 shadcn/ui 的视觉语言重新整理，但仍保留 JavaFX、FXML 和 CSS 实现方式，没有引入 Web 技术。主窗口采用中性浅色工作台、左侧目录树 sidebar、右侧缩略图网格和底部状态栏；控件使用清晰边框、低阴影、约 8px 圆角和紧凑间距，使界面更适合课堂演示和日常重复操作。</w:t>
       </w:r>
     </w:p>
     <w:p>
@@ -8223,72 +7579,22 @@
         <w:ind w:firstLine="420"/>
         <w:rPr>
           <w:rFonts w:hint="eastAsia"/>
-          <w:lang w:eastAsia="zh-CN"/>
         </w:rPr>
       </w:pPr>
       <w:r>
-        <w:rPr>
-          <w:lang w:eastAsia="zh-CN"/>
-        </w:rPr>
-        <w:t>幻灯片窗口以大图为中心，底部提供前后切换、播放暂停、缩放、全屏、循环和音乐控制。图片</w:t>
-      </w:r>
-      <w:proofErr w:type="gramStart"/>
-      <w:r>
-        <w:rPr>
-          <w:lang w:eastAsia="zh-CN"/>
-        </w:rPr>
-        <w:t>查看器独立</w:t>
-      </w:r>
-      <w:proofErr w:type="gramEnd"/>
-      <w:r>
-        <w:rPr>
-          <w:lang w:eastAsia="zh-CN"/>
-        </w:rPr>
-        <w:t xml:space="preserve">负责单张浏览，设置窗口集中管理扫描目录、播放间隔、播放顺序和主题背景。主题背景通过 </w:t>
-      </w:r>
-      <w:proofErr w:type="spellStart"/>
-      <w:r>
-        <w:rPr>
-          <w:lang w:eastAsia="zh-CN"/>
-        </w:rPr>
-        <w:t>ThemeUtil</w:t>
-      </w:r>
-      <w:proofErr w:type="spellEnd"/>
-      <w:r>
-        <w:rPr>
-          <w:lang w:eastAsia="zh-CN"/>
-        </w:rPr>
-        <w:t xml:space="preserve"> 统一应用到主窗口、</w:t>
-      </w:r>
-      <w:proofErr w:type="gramStart"/>
-      <w:r>
-        <w:rPr>
-          <w:lang w:eastAsia="zh-CN"/>
-        </w:rPr>
-        <w:t>查看器</w:t>
-      </w:r>
-      <w:proofErr w:type="gramEnd"/>
-      <w:r>
-        <w:rPr>
-          <w:lang w:eastAsia="zh-CN"/>
-        </w:rPr>
-        <w:t>和幻灯片窗口，避免每个窗口各写一套背景逻辑。</w:t>
+        <w:t>目录树保留文件管理习惯，缩略图卡片固定尺寸，卡片内显示等比图片、文件名、尺寸和格式；选中卡片通过边框和背景变化区分，按钮、输入框、下拉框、滚动条、弹窗和右键菜单都统一了 hover、focus、disabled、selected 等状态。图片查看器、幻灯片和编辑器保留深色图片区，避免图片内容被浅色背景干扰；底部控制区则改成同一套浅色按钮、边框和状态文本。设置页和首次启动向导去掉内联颜色，改为语义化 styleClass，窄窗口下可滚动且底部按钮保持可见。</w:t>
       </w:r>
     </w:p>
     <w:p>
       <w:pPr>
         <w:pStyle w:val="21"/>
         <w:spacing w:before="120" w:after="80"/>
-        <w:rPr>
-          <w:lang w:eastAsia="zh-CN"/>
-        </w:rPr>
-      </w:pPr>
-      <w:bookmarkStart w:id="11" w:name="_Toc230251732"/>
+      </w:pPr>
+      <w:bookmarkStart w:id="11" w:name="_Toc230419072"/>
       <w:r>
         <w:rPr>
           <w:rFonts w:ascii="宋体" w:eastAsia="宋体" w:hAnsi="宋体"/>
           <w:color w:val="000000"/>
-          <w:lang w:eastAsia="zh-CN"/>
         </w:rPr>
         <w:t>2.5 扩展功能与降级设计</w:t>
       </w:r>
@@ -8300,28 +7606,10 @@
         <w:ind w:firstLine="420"/>
         <w:rPr>
           <w:rFonts w:hint="eastAsia"/>
-          <w:lang w:eastAsia="zh-CN"/>
         </w:rPr>
       </w:pPr>
       <w:r>
-        <w:rPr>
-          <w:lang w:eastAsia="zh-CN"/>
-        </w:rPr>
-        <w:t>项目中保留了 AI 配置、外部接口和智能搜索的扩展点，但最终验收不把这部分当作主要完成功能。</w:t>
-      </w:r>
-      <w:proofErr w:type="gramStart"/>
-      <w:r>
-        <w:rPr>
-          <w:lang w:eastAsia="zh-CN"/>
-        </w:rPr>
-        <w:t>这样写更符合</w:t>
-      </w:r>
-      <w:proofErr w:type="gramEnd"/>
-      <w:r>
-        <w:rPr>
-          <w:lang w:eastAsia="zh-CN"/>
-        </w:rPr>
-        <w:t>当前代码和群聊中的功能冻结口径：基础图片管理必须稳定，外部服务如果没有密钥或网络环境，就只能作为后续扩展。</w:t>
+        <w:t>项目中保留了 AI 配置、外部接口和智能搜索的扩展点，但最终验收不把这部分当作主要完成功能。这样写更符合当前代码和群聊中的功能冻结口径：基础图片管理必须稳定，外部服务如果没有密钥或网络环境，就只能作为后续扩展。</w:t>
       </w:r>
     </w:p>
     <w:p>
@@ -8337,39 +7625,7 @@
           <w:rFonts w:ascii="Consolas" w:eastAsia="等线" w:hAnsi="Consolas"/>
           <w:sz w:val="18"/>
         </w:rPr>
-        <w:t xml:space="preserve">public Optional&lt;String&gt; </w:t>
-      </w:r>
-      <w:proofErr w:type="spellStart"/>
-      <w:r>
-        <w:rPr>
-          <w:rFonts w:ascii="Consolas" w:eastAsia="等线" w:hAnsi="Consolas"/>
-          <w:sz w:val="18"/>
-        </w:rPr>
-        <w:t>naturalLanguageToSQL</w:t>
-      </w:r>
-      <w:proofErr w:type="spellEnd"/>
-      <w:r>
-        <w:rPr>
-          <w:rFonts w:ascii="Consolas" w:eastAsia="等线" w:hAnsi="Consolas"/>
-          <w:sz w:val="18"/>
-        </w:rPr>
-        <w:t xml:space="preserve">(String </w:t>
-      </w:r>
-      <w:proofErr w:type="spellStart"/>
-      <w:r>
-        <w:rPr>
-          <w:rFonts w:ascii="Consolas" w:eastAsia="等线" w:hAnsi="Consolas"/>
-          <w:sz w:val="18"/>
-        </w:rPr>
-        <w:t>naturalLanguageQuery</w:t>
-      </w:r>
-      <w:proofErr w:type="spellEnd"/>
-      <w:r>
-        <w:rPr>
-          <w:rFonts w:ascii="Consolas" w:eastAsia="等线" w:hAnsi="Consolas"/>
-          <w:sz w:val="18"/>
-        </w:rPr>
-        <w:t>) {</w:t>
+        <w:t>public Optional&lt;String&gt; naturalLanguageToSQL(String naturalLanguageQuery) {</w:t>
       </w:r>
       <w:r>
         <w:rPr>
@@ -8458,44 +7714,22 @@
         <w:ind w:firstLine="420"/>
         <w:rPr>
           <w:rFonts w:hint="eastAsia"/>
-          <w:lang w:eastAsia="zh-CN"/>
         </w:rPr>
       </w:pPr>
       <w:r>
-        <w:rPr>
-          <w:lang w:eastAsia="zh-CN"/>
-        </w:rPr>
-        <w:t>这里真正要说明的是降级思路：系统不会把密钥写死在源码中，未配置时只关闭相关入口或返回空结果，目录树、缩略图、删除、复制粘贴、重命名和幻灯片播放仍能独立运行。后续如果继续完善，可以把外部识别、</w:t>
-      </w:r>
-      <w:proofErr w:type="gramStart"/>
-      <w:r>
-        <w:rPr>
-          <w:lang w:eastAsia="zh-CN"/>
-        </w:rPr>
-        <w:t>网盘同步</w:t>
-      </w:r>
-      <w:proofErr w:type="gramEnd"/>
-      <w:r>
-        <w:rPr>
-          <w:lang w:eastAsia="zh-CN"/>
-        </w:rPr>
-        <w:t>和音乐资源统一收进扩展服务层。</w:t>
+        <w:t>这里真正要说明的是降级思路：系统不会把密钥写死在源码中，未配置时只关闭相关入口或返回空结果，目录树、缩略图、删除、复制粘贴、重命名和幻灯片播放仍能独立运行。后续如果继续完善，可以把外部识别、网盘同步和音乐资源统一收进扩展服务层。</w:t>
       </w:r>
     </w:p>
     <w:p>
       <w:pPr>
         <w:pStyle w:val="1"/>
         <w:spacing w:before="120" w:after="80"/>
-        <w:rPr>
-          <w:lang w:eastAsia="zh-CN"/>
-        </w:rPr>
-      </w:pPr>
-      <w:bookmarkStart w:id="12" w:name="_Toc230251733"/>
+      </w:pPr>
+      <w:bookmarkStart w:id="12" w:name="_Toc230419073"/>
       <w:r>
         <w:rPr>
           <w:rFonts w:ascii="宋体" w:eastAsia="宋体" w:hAnsi="宋体"/>
           <w:color w:val="000000"/>
-          <w:lang w:eastAsia="zh-CN"/>
         </w:rPr>
         <w:t>3 系统实现</w:t>
       </w:r>
@@ -8505,16 +7739,12 @@
       <w:pPr>
         <w:pStyle w:val="21"/>
         <w:spacing w:before="120" w:after="80"/>
-        <w:rPr>
-          <w:lang w:eastAsia="zh-CN"/>
-        </w:rPr>
-      </w:pPr>
-      <w:bookmarkStart w:id="13" w:name="_Toc230251734"/>
+      </w:pPr>
+      <w:bookmarkStart w:id="13" w:name="_Toc230419074"/>
       <w:r>
         <w:rPr>
           <w:rFonts w:ascii="宋体" w:eastAsia="宋体" w:hAnsi="宋体"/>
           <w:color w:val="000000"/>
-          <w:lang w:eastAsia="zh-CN"/>
         </w:rPr>
         <w:t>3.1 应用启动与数据库连接</w:t>
       </w:r>
@@ -8526,70 +7756,10 @@
         <w:ind w:firstLine="420"/>
         <w:rPr>
           <w:rFonts w:hint="eastAsia"/>
-          <w:lang w:eastAsia="zh-CN"/>
         </w:rPr>
       </w:pPr>
       <w:r>
-        <w:rPr>
-          <w:lang w:eastAsia="zh-CN"/>
-        </w:rPr>
-        <w:t xml:space="preserve">App </w:t>
-      </w:r>
-      <w:proofErr w:type="gramStart"/>
-      <w:r>
-        <w:rPr>
-          <w:lang w:eastAsia="zh-CN"/>
-        </w:rPr>
-        <w:t>类负责</w:t>
-      </w:r>
-      <w:proofErr w:type="gramEnd"/>
-      <w:r>
-        <w:rPr>
-          <w:lang w:eastAsia="zh-CN"/>
-        </w:rPr>
-        <w:t>加载 FXML、初始化 JavaFX 主舞台并显示欢迎或主界面。数据库连接由 DatabaseConnection 统一创建和管理，配置来自 resources/config/</w:t>
-      </w:r>
-      <w:proofErr w:type="spellStart"/>
-      <w:r>
-        <w:rPr>
-          <w:lang w:eastAsia="zh-CN"/>
-        </w:rPr>
-        <w:t>database.properties</w:t>
-      </w:r>
-      <w:proofErr w:type="spellEnd"/>
-      <w:r>
-        <w:rPr>
-          <w:lang w:eastAsia="zh-CN"/>
-        </w:rPr>
-        <w:t>。连接</w:t>
-      </w:r>
-      <w:proofErr w:type="gramStart"/>
-      <w:r>
-        <w:rPr>
-          <w:lang w:eastAsia="zh-CN"/>
-        </w:rPr>
-        <w:t>池使用</w:t>
-      </w:r>
-      <w:proofErr w:type="gramEnd"/>
-      <w:r>
-        <w:rPr>
-          <w:lang w:eastAsia="zh-CN"/>
-        </w:rPr>
-        <w:t xml:space="preserve"> </w:t>
-      </w:r>
-      <w:proofErr w:type="spellStart"/>
-      <w:r>
-        <w:rPr>
-          <w:lang w:eastAsia="zh-CN"/>
-        </w:rPr>
-        <w:t>HikariCP</w:t>
-      </w:r>
-      <w:proofErr w:type="spellEnd"/>
-      <w:r>
-        <w:rPr>
-          <w:lang w:eastAsia="zh-CN"/>
-        </w:rPr>
-        <w:t>，避免频繁创建连接影响界面响应。</w:t>
+        <w:t>App 类负责加载 FXML、初始化 JavaFX 主舞台并显示欢迎或主界面。数据库连接由 DatabaseConnection 统一创建和管理，配置来自 resources/config/database.properties。连接池使用 HikariCP，避免频繁创建连接影响界面响应。</w:t>
       </w:r>
     </w:p>
     <w:p>
@@ -8598,108 +7768,30 @@
         <w:ind w:left="425"/>
         <w:rPr>
           <w:rFonts w:hint="eastAsia"/>
-          <w:lang w:eastAsia="zh-CN"/>
         </w:rPr>
       </w:pPr>
       <w:r>
         <w:rPr>
           <w:rFonts w:ascii="Consolas" w:eastAsia="等线" w:hAnsi="Consolas"/>
           <w:sz w:val="18"/>
-          <w:lang w:eastAsia="zh-CN"/>
-        </w:rPr>
-        <w:t>db.url=</w:t>
+        </w:rPr>
+        <w:t>db.url=jdbc:postgresql://localhost:5432/image_manager</w:t>
       </w:r>
-      <w:proofErr w:type="spellStart"/>
       <w:r>
         <w:rPr>
           <w:rFonts w:ascii="Consolas" w:eastAsia="等线" w:hAnsi="Consolas"/>
           <w:sz w:val="18"/>
-          <w:lang w:eastAsia="zh-CN"/>
-        </w:rPr>
-        <w:t>jdbc:postgresql</w:t>
+        </w:rPr>
+        <w:br/>
+        <w:t>db.username=postgres</w:t>
       </w:r>
-      <w:proofErr w:type="spellEnd"/>
       <w:r>
         <w:rPr>
           <w:rFonts w:ascii="Consolas" w:eastAsia="等线" w:hAnsi="Consolas"/>
           <w:sz w:val="18"/>
-          <w:lang w:eastAsia="zh-CN"/>
-        </w:rPr>
-        <w:t>://localhost:5432/</w:t>
-      </w:r>
-      <w:proofErr w:type="spellStart"/>
-      <w:r>
-        <w:rPr>
-          <w:rFonts w:ascii="Consolas" w:eastAsia="等线" w:hAnsi="Consolas"/>
-          <w:sz w:val="18"/>
-          <w:lang w:eastAsia="zh-CN"/>
-        </w:rPr>
-        <w:t>image_manager</w:t>
-      </w:r>
-      <w:proofErr w:type="spellEnd"/>
-      <w:r>
-        <w:rPr>
-          <w:rFonts w:ascii="Consolas" w:eastAsia="等线" w:hAnsi="Consolas"/>
-          <w:sz w:val="18"/>
-          <w:lang w:eastAsia="zh-CN"/>
         </w:rPr>
         <w:br/>
-      </w:r>
-      <w:proofErr w:type="spellStart"/>
-      <w:r>
-        <w:rPr>
-          <w:rFonts w:ascii="Consolas" w:eastAsia="等线" w:hAnsi="Consolas"/>
-          <w:sz w:val="18"/>
-          <w:lang w:eastAsia="zh-CN"/>
-        </w:rPr>
-        <w:t>db.username</w:t>
-      </w:r>
-      <w:proofErr w:type="spellEnd"/>
-      <w:r>
-        <w:rPr>
-          <w:rFonts w:ascii="Consolas" w:eastAsia="等线" w:hAnsi="Consolas"/>
-          <w:sz w:val="18"/>
-          <w:lang w:eastAsia="zh-CN"/>
-        </w:rPr>
-        <w:t>=</w:t>
-      </w:r>
-      <w:proofErr w:type="spellStart"/>
-      <w:r>
-        <w:rPr>
-          <w:rFonts w:ascii="Consolas" w:eastAsia="等线" w:hAnsi="Consolas"/>
-          <w:sz w:val="18"/>
-          <w:lang w:eastAsia="zh-CN"/>
-        </w:rPr>
-        <w:t>postgres</w:t>
-      </w:r>
-      <w:proofErr w:type="spellEnd"/>
-      <w:r>
-        <w:rPr>
-          <w:rFonts w:ascii="Consolas" w:eastAsia="等线" w:hAnsi="Consolas"/>
-          <w:sz w:val="18"/>
-          <w:lang w:eastAsia="zh-CN"/>
-        </w:rPr>
-        <w:br/>
-      </w:r>
-      <w:proofErr w:type="spellStart"/>
-      <w:proofErr w:type="gramStart"/>
-      <w:r>
-        <w:rPr>
-          <w:rFonts w:ascii="Consolas" w:eastAsia="等线" w:hAnsi="Consolas"/>
-          <w:sz w:val="18"/>
-          <w:lang w:eastAsia="zh-CN"/>
-        </w:rPr>
-        <w:t>db.password</w:t>
-      </w:r>
-      <w:proofErr w:type="spellEnd"/>
-      <w:proofErr w:type="gramEnd"/>
-      <w:r>
-        <w:rPr>
-          <w:rFonts w:ascii="Consolas" w:eastAsia="等线" w:hAnsi="Consolas"/>
-          <w:sz w:val="18"/>
-          <w:lang w:eastAsia="zh-CN"/>
-        </w:rPr>
-        <w:t>=1234</w:t>
+        <w:t>db.password=1234</w:t>
       </w:r>
     </w:p>
     <w:p>
@@ -8708,72 +7800,26 @@
         <w:ind w:firstLine="420"/>
         <w:rPr>
           <w:rFonts w:hint="eastAsia"/>
-          <w:lang w:eastAsia="zh-CN"/>
         </w:rPr>
       </w:pPr>
       <w:r>
-        <w:rPr>
-          <w:lang w:eastAsia="zh-CN"/>
-        </w:rPr>
-        <w:t xml:space="preserve">系统首次使用前执行 </w:t>
-      </w:r>
-      <w:proofErr w:type="spellStart"/>
-      <w:r>
-        <w:rPr>
-          <w:lang w:eastAsia="zh-CN"/>
-        </w:rPr>
-        <w:t>sql</w:t>
-      </w:r>
-      <w:proofErr w:type="spellEnd"/>
-      <w:r>
-        <w:rPr>
-          <w:lang w:eastAsia="zh-CN"/>
-        </w:rPr>
-        <w:t>/</w:t>
-      </w:r>
-      <w:proofErr w:type="spellStart"/>
-      <w:r>
-        <w:rPr>
-          <w:lang w:eastAsia="zh-CN"/>
-        </w:rPr>
-        <w:t>schema.sql</w:t>
-      </w:r>
-      <w:proofErr w:type="spellEnd"/>
-      <w:r>
-        <w:rPr>
-          <w:lang w:eastAsia="zh-CN"/>
-        </w:rPr>
-        <w:t>，脚本会创建核心表、索引、视图、触发器和存储过程。脚本中加入了 ADD COLUMN IF NOT EXISTS 和 DROP VIEW IF EXISTS，能兼容已经执行过旧版本脚本的数据库。</w:t>
+        <w:t>系统首次使用前执行 sql/schema.sql，脚本会创建核心表、索引、视图、触发器和存储过程。脚本中加入了 ADD COLUMN IF NOT EXISTS 和 DROP VIEW IF EXISTS，能兼容已经执行过旧版本脚本的数据库。</w:t>
       </w:r>
     </w:p>
     <w:p>
       <w:pPr>
         <w:pStyle w:val="21"/>
         <w:spacing w:before="120" w:after="80"/>
-        <w:rPr>
-          <w:lang w:eastAsia="zh-CN"/>
-        </w:rPr>
-      </w:pPr>
-      <w:bookmarkStart w:id="14" w:name="_Toc230251735"/>
+      </w:pPr>
+      <w:bookmarkStart w:id="14" w:name="_Toc230419075"/>
       <w:r>
         <w:rPr>
           <w:rFonts w:ascii="宋体" w:eastAsia="宋体" w:hAnsi="宋体"/>
           <w:color w:val="000000"/>
-          <w:lang w:eastAsia="zh-CN"/>
-        </w:rPr>
-        <w:t>3.2 目录树与</w:t>
-      </w:r>
-      <w:proofErr w:type="gramStart"/>
-      <w:r>
-        <w:rPr>
-          <w:rFonts w:ascii="宋体" w:eastAsia="宋体" w:hAnsi="宋体"/>
-          <w:color w:val="000000"/>
-          <w:lang w:eastAsia="zh-CN"/>
-        </w:rPr>
-        <w:t>缩略图加载</w:t>
+        </w:rPr>
+        <w:t>3.2 目录树与缩略图加载</w:t>
       </w:r>
       <w:bookmarkEnd w:id="14"/>
-      <w:proofErr w:type="gramEnd"/>
     </w:p>
     <w:p>
       <w:pPr>
@@ -8781,42 +7827,10 @@
         <w:ind w:firstLine="420"/>
         <w:rPr>
           <w:rFonts w:hint="eastAsia"/>
-          <w:lang w:eastAsia="zh-CN"/>
         </w:rPr>
       </w:pPr>
       <w:r>
-        <w:rPr>
-          <w:lang w:eastAsia="zh-CN"/>
-        </w:rPr>
-        <w:t>目录</w:t>
-      </w:r>
-      <w:proofErr w:type="gramStart"/>
-      <w:r>
-        <w:rPr>
-          <w:lang w:eastAsia="zh-CN"/>
-        </w:rPr>
-        <w:t>树使用</w:t>
-      </w:r>
-      <w:proofErr w:type="gramEnd"/>
-      <w:r>
-        <w:rPr>
-          <w:lang w:eastAsia="zh-CN"/>
-        </w:rPr>
-        <w:t xml:space="preserve"> </w:t>
-      </w:r>
-      <w:proofErr w:type="spellStart"/>
-      <w:r>
-        <w:rPr>
-          <w:lang w:eastAsia="zh-CN"/>
-        </w:rPr>
-        <w:t>TreeView</w:t>
-      </w:r>
-      <w:proofErr w:type="spellEnd"/>
-      <w:r>
-        <w:rPr>
-          <w:lang w:eastAsia="zh-CN"/>
-        </w:rPr>
-        <w:t xml:space="preserve"> 实现，磁盘根目录作为第一层节点。每个目录节点初始放入“加载中...”占位子节点，只有用户展开时才真正扫描子目录，从而避免程序启动时遍历全盘。</w:t>
+        <w:t>目录树使用 TreeView 实现，磁盘根目录作为第一层节点。每个目录节点初始放入“加载中...”占位子节点，只有用户展开时才真正扫描子目录，从而避免程序启动时遍历全盘。</w:t>
       </w:r>
     </w:p>
     <w:p>
@@ -8827,37 +7841,12 @@
           <w:rFonts w:hint="eastAsia"/>
         </w:rPr>
       </w:pPr>
-      <w:proofErr w:type="spellStart"/>
       <w:r>
         <w:rPr>
           <w:rFonts w:ascii="Consolas" w:eastAsia="等线" w:hAnsi="Consolas"/>
           <w:sz w:val="18"/>
         </w:rPr>
-        <w:t>TreeItem</w:t>
-      </w:r>
-      <w:proofErr w:type="spellEnd"/>
-      <w:r>
-        <w:rPr>
-          <w:rFonts w:ascii="Consolas" w:eastAsia="等线" w:hAnsi="Consolas"/>
-          <w:sz w:val="18"/>
-        </w:rPr>
-        <w:t>&lt;String&gt; placeholder = new TreeItem&lt;</w:t>
-      </w:r>
-      <w:proofErr w:type="gramStart"/>
-      <w:r>
-        <w:rPr>
-          <w:rFonts w:ascii="Consolas" w:eastAsia="等线" w:hAnsi="Consolas"/>
-          <w:sz w:val="18"/>
-        </w:rPr>
-        <w:t>&gt;(</w:t>
-      </w:r>
-      <w:proofErr w:type="gramEnd"/>
-      <w:r>
-        <w:rPr>
-          <w:rFonts w:ascii="Consolas" w:eastAsia="等线" w:hAnsi="Consolas"/>
-          <w:sz w:val="18"/>
-        </w:rPr>
-        <w:t>"</w:t>
+        <w:t>TreeItem&lt;String&gt; placeholder = new TreeItem&lt;&gt;("</w:t>
       </w:r>
       <w:r>
         <w:rPr>
@@ -8879,159 +7868,40 @@
           <w:sz w:val="18"/>
         </w:rPr>
         <w:br/>
+        <w:t>item.getChildren().add(placeholder);</w:t>
       </w:r>
-      <w:proofErr w:type="gramStart"/>
       <w:r>
         <w:rPr>
           <w:rFonts w:ascii="Consolas" w:eastAsia="等线" w:hAnsi="Consolas"/>
           <w:sz w:val="18"/>
         </w:rPr>
-        <w:t>item.getChildren</w:t>
+        <w:br/>
+        <w:t>item.expandedProperty().addListener((obs, wasExpanded, isNowExpanded) -&gt; {</w:t>
       </w:r>
-      <w:proofErr w:type="gramEnd"/>
       <w:r>
         <w:rPr>
           <w:rFonts w:ascii="Consolas" w:eastAsia="等线" w:hAnsi="Consolas"/>
           <w:sz w:val="18"/>
         </w:rPr>
-        <w:t>(</w:t>
+        <w:br/>
+        <w:t xml:space="preserve">    if (isNowExpanded &amp;&amp; item.getChildren().size() == 1) {</w:t>
       </w:r>
-      <w:proofErr w:type="gramStart"/>
       <w:r>
         <w:rPr>
           <w:rFonts w:ascii="Consolas" w:eastAsia="等线" w:hAnsi="Consolas"/>
           <w:sz w:val="18"/>
         </w:rPr>
-        <w:t>).add</w:t>
+        <w:br/>
+        <w:t xml:space="preserve">        loadSubDirectories(item, path);</w:t>
       </w:r>
-      <w:proofErr w:type="gramEnd"/>
       <w:r>
         <w:rPr>
           <w:rFonts w:ascii="Consolas" w:eastAsia="等线" w:hAnsi="Consolas"/>
           <w:sz w:val="18"/>
         </w:rPr>
-        <w:t>(placeholder);</w:t>
+        <w:br/>
+        <w:t xml:space="preserve">    }</w:t>
       </w:r>
-      <w:r>
-        <w:rPr>
-          <w:rFonts w:ascii="Consolas" w:eastAsia="等线" w:hAnsi="Consolas"/>
-          <w:sz w:val="18"/>
-        </w:rPr>
-        <w:br/>
-      </w:r>
-      <w:proofErr w:type="gramStart"/>
-      <w:r>
-        <w:rPr>
-          <w:rFonts w:ascii="Consolas" w:eastAsia="等线" w:hAnsi="Consolas"/>
-          <w:sz w:val="18"/>
-        </w:rPr>
-        <w:t>item.expandedProperty</w:t>
-      </w:r>
-      <w:proofErr w:type="gramEnd"/>
-      <w:r>
-        <w:rPr>
-          <w:rFonts w:ascii="Consolas" w:eastAsia="等线" w:hAnsi="Consolas"/>
-          <w:sz w:val="18"/>
-        </w:rPr>
-        <w:t>(</w:t>
-      </w:r>
-      <w:proofErr w:type="gramStart"/>
-      <w:r>
-        <w:rPr>
-          <w:rFonts w:ascii="Consolas" w:eastAsia="等线" w:hAnsi="Consolas"/>
-          <w:sz w:val="18"/>
-        </w:rPr>
-        <w:t>).addListener</w:t>
-      </w:r>
-      <w:proofErr w:type="gramEnd"/>
-      <w:r>
-        <w:rPr>
-          <w:rFonts w:ascii="Consolas" w:eastAsia="等线" w:hAnsi="Consolas"/>
-          <w:sz w:val="18"/>
-        </w:rPr>
-        <w:t>((obs, wasExpanded, isNowExpanded) -&gt; {</w:t>
-      </w:r>
-      <w:r>
-        <w:rPr>
-          <w:rFonts w:ascii="Consolas" w:eastAsia="等线" w:hAnsi="Consolas"/>
-          <w:sz w:val="18"/>
-        </w:rPr>
-        <w:br/>
-        <w:t xml:space="preserve">    if (isNowExpanded &amp;&amp; </w:t>
-      </w:r>
-      <w:proofErr w:type="gramStart"/>
-      <w:r>
-        <w:rPr>
-          <w:rFonts w:ascii="Consolas" w:eastAsia="等线" w:hAnsi="Consolas"/>
-          <w:sz w:val="18"/>
-        </w:rPr>
-        <w:t>item.getChildren</w:t>
-      </w:r>
-      <w:proofErr w:type="gramEnd"/>
-      <w:r>
-        <w:rPr>
-          <w:rFonts w:ascii="Consolas" w:eastAsia="等线" w:hAnsi="Consolas"/>
-          <w:sz w:val="18"/>
-        </w:rPr>
-        <w:t>(</w:t>
-      </w:r>
-      <w:proofErr w:type="gramStart"/>
-      <w:r>
-        <w:rPr>
-          <w:rFonts w:ascii="Consolas" w:eastAsia="等线" w:hAnsi="Consolas"/>
-          <w:sz w:val="18"/>
-        </w:rPr>
-        <w:t>).size</w:t>
-      </w:r>
-      <w:proofErr w:type="gramEnd"/>
-      <w:r>
-        <w:rPr>
-          <w:rFonts w:ascii="Consolas" w:eastAsia="等线" w:hAnsi="Consolas"/>
-          <w:sz w:val="18"/>
-        </w:rPr>
-        <w:t>() == 1) {</w:t>
-      </w:r>
-      <w:r>
-        <w:rPr>
-          <w:rFonts w:ascii="Consolas" w:eastAsia="等线" w:hAnsi="Consolas"/>
-          <w:sz w:val="18"/>
-        </w:rPr>
-        <w:br/>
-        <w:t xml:space="preserve">        </w:t>
-      </w:r>
-      <w:proofErr w:type="gramStart"/>
-      <w:r>
-        <w:rPr>
-          <w:rFonts w:ascii="Consolas" w:eastAsia="等线" w:hAnsi="Consolas"/>
-          <w:sz w:val="18"/>
-        </w:rPr>
-        <w:t>loadSubDirectories(</w:t>
-      </w:r>
-      <w:proofErr w:type="gramEnd"/>
-      <w:r>
-        <w:rPr>
-          <w:rFonts w:ascii="Consolas" w:eastAsia="等线" w:hAnsi="Consolas"/>
-          <w:sz w:val="18"/>
-        </w:rPr>
-        <w:t>item, path);</w:t>
-      </w:r>
-      <w:r>
-        <w:rPr>
-          <w:rFonts w:ascii="Consolas" w:eastAsia="等线" w:hAnsi="Consolas"/>
-          <w:sz w:val="18"/>
-        </w:rPr>
-        <w:br/>
-        <w:t xml:space="preserve">  </w:t>
-      </w:r>
-      <w:proofErr w:type="gramStart"/>
-      <w:r>
-        <w:rPr>
-          <w:rFonts w:ascii="Consolas" w:eastAsia="等线" w:hAnsi="Consolas"/>
-          <w:sz w:val="18"/>
-        </w:rPr>
-        <w:t xml:space="preserve">  }</w:t>
-      </w:r>
-      <w:proofErr w:type="gramEnd"/>
       <w:r>
         <w:rPr>
           <w:rFonts w:ascii="Consolas" w:eastAsia="等线" w:hAnsi="Consolas"/>
@@ -9047,44 +7917,22 @@
         <w:ind w:firstLine="420"/>
         <w:rPr>
           <w:rFonts w:hint="eastAsia"/>
-          <w:lang w:eastAsia="zh-CN"/>
         </w:rPr>
       </w:pPr>
       <w:r>
-        <w:rPr>
-          <w:lang w:eastAsia="zh-CN"/>
-        </w:rPr>
-        <w:t>选择目录后，</w:t>
-      </w:r>
-      <w:proofErr w:type="spellStart"/>
-      <w:r>
-        <w:rPr>
-          <w:lang w:eastAsia="zh-CN"/>
-        </w:rPr>
-        <w:t>ImageServiceImpl</w:t>
-      </w:r>
-      <w:proofErr w:type="spellEnd"/>
-      <w:r>
-        <w:rPr>
-          <w:lang w:eastAsia="zh-CN"/>
-        </w:rPr>
-        <w:t xml:space="preserve"> 会先确保该目录在数据库中存在，再扫描磁盘中支持格式的图片文件。磁盘有而数据库没有的图片会新增记录，数据库有而磁盘不存在的图片会标记删除，最后返回最新图片列表给主界面渲染缩略图。</w:t>
+        <w:t>选择目录后，ImageServiceImpl 会先确保该目录在数据库中存在，再扫描磁盘中支持格式的图片文件。磁盘有而数据库没有的图片会新增记录，数据库有而磁盘不存在的图片会标记删除，最后返回最新图片列表给主界面渲染缩略图。</w:t>
       </w:r>
     </w:p>
     <w:p>
       <w:pPr>
         <w:pStyle w:val="21"/>
         <w:spacing w:before="120" w:after="80"/>
-        <w:rPr>
-          <w:lang w:eastAsia="zh-CN"/>
-        </w:rPr>
-      </w:pPr>
-      <w:bookmarkStart w:id="15" w:name="_Toc230251736"/>
+      </w:pPr>
+      <w:bookmarkStart w:id="15" w:name="_Toc230419076"/>
       <w:r>
         <w:rPr>
           <w:rFonts w:ascii="宋体" w:eastAsia="宋体" w:hAnsi="宋体"/>
           <w:color w:val="000000"/>
-          <w:lang w:eastAsia="zh-CN"/>
         </w:rPr>
         <w:t>3.3 图片选择与右键操作</w:t>
       </w:r>
@@ -9096,78 +7944,10 @@
         <w:ind w:firstLine="420"/>
         <w:rPr>
           <w:rFonts w:hint="eastAsia"/>
-          <w:lang w:eastAsia="zh-CN"/>
-        </w:rPr>
-      </w:pPr>
-      <w:proofErr w:type="gramStart"/>
+        </w:rPr>
+      </w:pPr>
       <w:r>
-        <w:rPr>
-          <w:lang w:eastAsia="zh-CN"/>
-        </w:rPr>
-        <w:t>缩略图区域</w:t>
-      </w:r>
-      <w:proofErr w:type="gramEnd"/>
-      <w:r>
-        <w:rPr>
-          <w:lang w:eastAsia="zh-CN"/>
-        </w:rPr>
-        <w:t xml:space="preserve">使用 </w:t>
-      </w:r>
-      <w:proofErr w:type="spellStart"/>
-      <w:r>
-        <w:rPr>
-          <w:lang w:eastAsia="zh-CN"/>
-        </w:rPr>
-        <w:t>FlowPane</w:t>
-      </w:r>
-      <w:proofErr w:type="spellEnd"/>
-      <w:r>
-        <w:rPr>
-          <w:lang w:eastAsia="zh-CN"/>
-        </w:rPr>
-        <w:t xml:space="preserve"> 承载固定尺寸卡片，</w:t>
-      </w:r>
-      <w:proofErr w:type="spellStart"/>
-      <w:r>
-        <w:rPr>
-          <w:lang w:eastAsia="zh-CN"/>
-        </w:rPr>
-        <w:t>selectedImages</w:t>
-      </w:r>
-      <w:proofErr w:type="spellEnd"/>
-      <w:r>
-        <w:rPr>
-          <w:lang w:eastAsia="zh-CN"/>
-        </w:rPr>
-        <w:t xml:space="preserve"> 保存当前选中集合，</w:t>
-      </w:r>
-      <w:proofErr w:type="spellStart"/>
-      <w:r>
-        <w:rPr>
-          <w:lang w:eastAsia="zh-CN"/>
-        </w:rPr>
-        <w:t>cardMap</w:t>
-      </w:r>
-      <w:proofErr w:type="spellEnd"/>
-      <w:r>
-        <w:rPr>
-          <w:lang w:eastAsia="zh-CN"/>
-        </w:rPr>
-        <w:t xml:space="preserve"> 保存图片对象到卡片节点的映射。单击卡片时根据 Ctrl 状态决定清空选择或追加选择；拖拽时</w:t>
-      </w:r>
-      <w:proofErr w:type="gramStart"/>
-      <w:r>
-        <w:rPr>
-          <w:lang w:eastAsia="zh-CN"/>
-        </w:rPr>
-        <w:t>根据框选矩形</w:t>
-      </w:r>
-      <w:proofErr w:type="gramEnd"/>
-      <w:r>
-        <w:rPr>
-          <w:lang w:eastAsia="zh-CN"/>
-        </w:rPr>
-        <w:t>和卡片 Bounds 判断是否选中。</w:t>
+        <w:t>缩略图区域使用 FlowPane 承载固定尺寸卡片，selectedImages 保存当前选中集合，cardMap 保存图片对象到卡片节点的映射。单击卡片时根据 Ctrl 状态决定清空选择或追加选择；拖拽时根据框选矩形和卡片 Bounds 判断是否选中。</w:t>
       </w:r>
     </w:p>
     <w:p>
@@ -9176,44 +7956,22 @@
         <w:ind w:firstLine="420"/>
         <w:rPr>
           <w:rFonts w:hint="eastAsia"/>
-          <w:lang w:eastAsia="zh-CN"/>
         </w:rPr>
       </w:pPr>
       <w:r>
-        <w:rPr>
-          <w:lang w:eastAsia="zh-CN"/>
-        </w:rPr>
-        <w:t>右键菜单根据当前状态动态启用删除、复制、粘贴、重命名和批量重命名。这样既能满足老师对单张和多张操作</w:t>
-      </w:r>
-      <w:proofErr w:type="gramStart"/>
-      <w:r>
-        <w:rPr>
-          <w:lang w:eastAsia="zh-CN"/>
-        </w:rPr>
-        <w:t>的采分要求</w:t>
-      </w:r>
-      <w:proofErr w:type="gramEnd"/>
-      <w:r>
-        <w:rPr>
-          <w:lang w:eastAsia="zh-CN"/>
-        </w:rPr>
-        <w:t>，也避免无选中对象时出现不可执行命令。</w:t>
+        <w:t>右键菜单根据当前状态动态启用删除、复制、粘贴、重命名和批量重命名。这样既能满足老师对单张和多张操作的采分要求，也避免无选中对象时出现不可执行命令。</w:t>
       </w:r>
     </w:p>
     <w:p>
       <w:pPr>
         <w:pStyle w:val="21"/>
         <w:spacing w:before="120" w:after="80"/>
-        <w:rPr>
-          <w:lang w:eastAsia="zh-CN"/>
-        </w:rPr>
-      </w:pPr>
-      <w:bookmarkStart w:id="16" w:name="_Toc230251737"/>
+      </w:pPr>
+      <w:bookmarkStart w:id="16" w:name="_Toc230419077"/>
       <w:r>
         <w:rPr>
           <w:rFonts w:ascii="宋体" w:eastAsia="宋体" w:hAnsi="宋体"/>
           <w:color w:val="000000"/>
-          <w:lang w:eastAsia="zh-CN"/>
         </w:rPr>
         <w:lastRenderedPageBreak/>
         <w:t>3.4 删除、复制粘贴与重命名实现</w:t>
@@ -9226,28 +7984,10 @@
         <w:ind w:firstLine="420"/>
         <w:rPr>
           <w:rFonts w:hint="eastAsia"/>
-          <w:lang w:eastAsia="zh-CN"/>
         </w:rPr>
       </w:pPr>
       <w:r>
-        <w:rPr>
-          <w:lang w:eastAsia="zh-CN"/>
-        </w:rPr>
-        <w:t>删除功能接收图片列表，因此单张删除和多张删除走同一条业务流程。每张图片先在数据库中执行逻辑删除，再尝试删除磁盘文件；若个别文件删除失败，系统记录日志并继续处理其他文件，避免批量操作被单</w:t>
-      </w:r>
-      <w:proofErr w:type="gramStart"/>
-      <w:r>
-        <w:rPr>
-          <w:lang w:eastAsia="zh-CN"/>
-        </w:rPr>
-        <w:t>个</w:t>
-      </w:r>
-      <w:proofErr w:type="gramEnd"/>
-      <w:r>
-        <w:rPr>
-          <w:lang w:eastAsia="zh-CN"/>
-        </w:rPr>
-        <w:t>异常中断。</w:t>
+        <w:t>删除功能接收图片列表，因此单张删除和多张删除走同一条业务流程。每张图片先在数据库中执行逻辑删除，再尝试删除磁盘文件；若个别文件删除失败，系统记录日志并继续处理其他文件，避免批量操作被单个异常中断。</w:t>
       </w:r>
     </w:p>
     <w:p>
@@ -9263,71 +8003,23 @@
           <w:rFonts w:ascii="Consolas" w:eastAsia="等线" w:hAnsi="Consolas"/>
           <w:sz w:val="18"/>
         </w:rPr>
-        <w:t xml:space="preserve">for (var </w:t>
+        <w:t>for (var image : images) {</w:t>
       </w:r>
-      <w:proofErr w:type="gramStart"/>
       <w:r>
         <w:rPr>
           <w:rFonts w:ascii="Consolas" w:eastAsia="等线" w:hAnsi="Consolas"/>
           <w:sz w:val="18"/>
         </w:rPr>
-        <w:t>image :</w:t>
+        <w:br/>
+        <w:t xml:space="preserve">    imageDao.softDelete(image.id());</w:t>
       </w:r>
-      <w:proofErr w:type="gramEnd"/>
       <w:r>
         <w:rPr>
           <w:rFonts w:ascii="Consolas" w:eastAsia="等线" w:hAnsi="Consolas"/>
           <w:sz w:val="18"/>
         </w:rPr>
-        <w:t xml:space="preserve"> images) {</w:t>
-      </w:r>
-      <w:r>
-        <w:rPr>
-          <w:rFonts w:ascii="Consolas" w:eastAsia="等线" w:hAnsi="Consolas"/>
-          <w:sz w:val="18"/>
-        </w:rPr>
         <w:br/>
-        <w:t xml:space="preserve">    imageDao.softDelete(</w:t>
-      </w:r>
-      <w:proofErr w:type="gramStart"/>
-      <w:r>
-        <w:rPr>
-          <w:rFonts w:ascii="Consolas" w:eastAsia="等线" w:hAnsi="Consolas"/>
-          <w:sz w:val="18"/>
-        </w:rPr>
-        <w:t>image.id(</w:t>
-      </w:r>
-      <w:proofErr w:type="gramEnd"/>
-      <w:r>
-        <w:rPr>
-          <w:rFonts w:ascii="Consolas" w:eastAsia="等线" w:hAnsi="Consolas"/>
-          <w:sz w:val="18"/>
-        </w:rPr>
-        <w:t>));</w:t>
-      </w:r>
-      <w:r>
-        <w:rPr>
-          <w:rFonts w:ascii="Consolas" w:eastAsia="等线" w:hAnsi="Consolas"/>
-          <w:sz w:val="18"/>
-        </w:rPr>
-        <w:br/>
-        <w:t xml:space="preserve">    Path path = Path.of(</w:t>
-      </w:r>
-      <w:proofErr w:type="gramStart"/>
-      <w:r>
-        <w:rPr>
-          <w:rFonts w:ascii="Consolas" w:eastAsia="等线" w:hAnsi="Consolas"/>
-          <w:sz w:val="18"/>
-        </w:rPr>
-        <w:t>image.filePath</w:t>
-      </w:r>
-      <w:proofErr w:type="gramEnd"/>
-      <w:r>
-        <w:rPr>
-          <w:rFonts w:ascii="Consolas" w:eastAsia="等线" w:hAnsi="Consolas"/>
-          <w:sz w:val="18"/>
-        </w:rPr>
-        <w:t>());</w:t>
+        <w:t xml:space="preserve">    Path path = Path.of(image.filePath());</w:t>
       </w:r>
       <w:r>
         <w:rPr>
@@ -9351,17 +8043,8 @@
           <w:sz w:val="18"/>
         </w:rPr>
         <w:br/>
-        <w:t xml:space="preserve">  </w:t>
+        <w:t xml:space="preserve">    }</w:t>
       </w:r>
-      <w:proofErr w:type="gramStart"/>
-      <w:r>
-        <w:rPr>
-          <w:rFonts w:ascii="Consolas" w:eastAsia="等线" w:hAnsi="Consolas"/>
-          <w:sz w:val="18"/>
-        </w:rPr>
-        <w:t xml:space="preserve">  }</w:t>
-      </w:r>
-      <w:proofErr w:type="gramEnd"/>
       <w:r>
         <w:rPr>
           <w:rFonts w:ascii="Consolas" w:eastAsia="等线" w:hAnsi="Consolas"/>
@@ -9474,7 +8157,7 @@
         <w:pStyle w:val="21"/>
         <w:spacing w:before="120" w:after="80"/>
       </w:pPr>
-      <w:bookmarkStart w:id="17" w:name="_Toc230251738"/>
+      <w:bookmarkStart w:id="17" w:name="_Toc230419078"/>
       <w:r>
         <w:rPr>
           <w:rFonts w:ascii="宋体" w:eastAsia="宋体" w:hAnsi="宋体"/>
@@ -9574,44 +8257,22 @@
         <w:ind w:firstLine="420"/>
         <w:rPr>
           <w:rFonts w:hint="eastAsia"/>
-          <w:lang w:eastAsia="zh-CN"/>
         </w:rPr>
       </w:pPr>
       <w:r>
-        <w:rPr>
-          <w:lang w:eastAsia="zh-CN"/>
-        </w:rPr>
-        <w:t>为了提高演示完整度，幻灯片还支持底部</w:t>
-      </w:r>
-      <w:proofErr w:type="gramStart"/>
-      <w:r>
-        <w:rPr>
-          <w:lang w:eastAsia="zh-CN"/>
-        </w:rPr>
-        <w:t>缩略图条</w:t>
-      </w:r>
-      <w:proofErr w:type="gramEnd"/>
-      <w:r>
-        <w:rPr>
-          <w:lang w:eastAsia="zh-CN"/>
-        </w:rPr>
-        <w:t>和背景音乐。用户可从内置音乐中选择，也可以选择本地音频文件；音乐开关、音量和播放顺序均在界面上直接操作。</w:t>
+        <w:t>为了提高演示完整度，幻灯片还支持底部缩略图条和背景音乐。用户可从内置音乐中选择，也可以选择本地音频文件；音乐开关、音量和播放顺序均在界面上直接操作。</w:t>
       </w:r>
     </w:p>
     <w:p>
       <w:pPr>
         <w:pStyle w:val="21"/>
         <w:spacing w:before="120" w:after="80"/>
-        <w:rPr>
-          <w:lang w:eastAsia="zh-CN"/>
-        </w:rPr>
-      </w:pPr>
-      <w:bookmarkStart w:id="18" w:name="_Toc230251739"/>
+      </w:pPr>
+      <w:bookmarkStart w:id="18" w:name="_Toc230419079"/>
       <w:r>
         <w:rPr>
           <w:rFonts w:ascii="宋体" w:eastAsia="宋体" w:hAnsi="宋体"/>
           <w:color w:val="000000"/>
-          <w:lang w:eastAsia="zh-CN"/>
         </w:rPr>
         <w:t>3.6 标签、搜索与扩展接口实现</w:t>
       </w:r>
@@ -9623,56 +8284,10 @@
         <w:ind w:firstLine="420"/>
         <w:rPr>
           <w:rFonts w:hint="eastAsia"/>
-          <w:lang w:eastAsia="zh-CN"/>
         </w:rPr>
       </w:pPr>
       <w:r>
-        <w:rPr>
-          <w:lang w:eastAsia="zh-CN"/>
-        </w:rPr>
-        <w:t>搜索功能先保证关键词检索可用。用户输入关键词后，</w:t>
-      </w:r>
-      <w:proofErr w:type="spellStart"/>
-      <w:r>
-        <w:rPr>
-          <w:lang w:eastAsia="zh-CN"/>
-        </w:rPr>
-        <w:t>SearchService</w:t>
-      </w:r>
-      <w:proofErr w:type="spellEnd"/>
-      <w:r>
-        <w:rPr>
-          <w:lang w:eastAsia="zh-CN"/>
-        </w:rPr>
-        <w:t xml:space="preserve"> 调用 </w:t>
-      </w:r>
-      <w:proofErr w:type="spellStart"/>
-      <w:r>
-        <w:rPr>
-          <w:lang w:eastAsia="zh-CN"/>
-        </w:rPr>
-        <w:t>TagDao</w:t>
-      </w:r>
-      <w:proofErr w:type="spellEnd"/>
-      <w:r>
-        <w:rPr>
-          <w:lang w:eastAsia="zh-CN"/>
-        </w:rPr>
-        <w:t xml:space="preserve"> 在文件名、路径、标签和描述字段中检索匹配图片，再把图片 ID 列表转回完整 </w:t>
-      </w:r>
-      <w:proofErr w:type="spellStart"/>
-      <w:r>
-        <w:rPr>
-          <w:lang w:eastAsia="zh-CN"/>
-        </w:rPr>
-        <w:t>ImageFile</w:t>
-      </w:r>
-      <w:proofErr w:type="spellEnd"/>
-      <w:r>
-        <w:rPr>
-          <w:lang w:eastAsia="zh-CN"/>
-        </w:rPr>
-        <w:t xml:space="preserve"> 对象。这个流程不依赖外部网络，适合作为课程验收的稳定功能。</w:t>
+        <w:t>搜索功能先保证关键词检索可用。用户输入关键词后，SearchService 调用 TagDao 在文件名、路径、标签和描述字段中检索匹配图片，再把图片 ID 列表转回完整 ImageFile 对象。这个流程不依赖外部网络，适合作为课程验收的稳定功能。</w:t>
       </w:r>
     </w:p>
     <w:p>
@@ -9688,48 +8303,7 @@
           <w:rFonts w:ascii="Consolas" w:eastAsia="等线" w:hAnsi="Consolas"/>
           <w:sz w:val="18"/>
         </w:rPr>
-        <w:t xml:space="preserve">private </w:t>
-      </w:r>
-      <w:proofErr w:type="spellStart"/>
-      <w:r>
-        <w:rPr>
-          <w:rFonts w:ascii="Consolas" w:eastAsia="等线" w:hAnsi="Consolas"/>
-          <w:sz w:val="18"/>
-        </w:rPr>
-        <w:t>SearchResult</w:t>
-      </w:r>
-      <w:proofErr w:type="spellEnd"/>
-      <w:r>
-        <w:rPr>
-          <w:rFonts w:ascii="Consolas" w:eastAsia="等线" w:hAnsi="Consolas"/>
-          <w:sz w:val="18"/>
-        </w:rPr>
-        <w:t xml:space="preserve"> </w:t>
-      </w:r>
-      <w:proofErr w:type="spellStart"/>
-      <w:proofErr w:type="gramStart"/>
-      <w:r>
-        <w:rPr>
-          <w:rFonts w:ascii="Consolas" w:eastAsia="等线" w:hAnsi="Consolas"/>
-          <w:sz w:val="18"/>
-        </w:rPr>
-        <w:t>searchByKeyword</w:t>
-      </w:r>
-      <w:proofErr w:type="spellEnd"/>
-      <w:r>
-        <w:rPr>
-          <w:rFonts w:ascii="Consolas" w:eastAsia="等线" w:hAnsi="Consolas"/>
-          <w:sz w:val="18"/>
-        </w:rPr>
-        <w:t>(</w:t>
-      </w:r>
-      <w:proofErr w:type="gramEnd"/>
-      <w:r>
-        <w:rPr>
-          <w:rFonts w:ascii="Consolas" w:eastAsia="等线" w:hAnsi="Consolas"/>
-          <w:sz w:val="18"/>
-        </w:rPr>
-        <w:t>String keyword, Optional&lt;Integer&gt; directoryId) {</w:t>
+        <w:t>private SearchResult searchByKeyword(String keyword, Optional&lt;Integer&gt; directoryId) {</w:t>
       </w:r>
       <w:r>
         <w:rPr>
@@ -9745,63 +8319,15 @@
           <w:sz w:val="18"/>
         </w:rPr>
         <w:br/>
-        <w:t xml:space="preserve">          </w:t>
+        <w:t xml:space="preserve">            ? tagDao.searchImagesByKeyword(keyword, directoryId.get())</w:t>
       </w:r>
-      <w:proofErr w:type="gramStart"/>
       <w:r>
         <w:rPr>
           <w:rFonts w:ascii="Consolas" w:eastAsia="等线" w:hAnsi="Consolas"/>
           <w:sz w:val="18"/>
         </w:rPr>
-        <w:t xml:space="preserve">  ?</w:t>
-      </w:r>
-      <w:proofErr w:type="gramEnd"/>
-      <w:r>
-        <w:rPr>
-          <w:rFonts w:ascii="Consolas" w:eastAsia="等线" w:hAnsi="Consolas"/>
-          <w:sz w:val="18"/>
-        </w:rPr>
-        <w:t xml:space="preserve"> tagDao.searchImagesByKeyword(keyword, </w:t>
-      </w:r>
-      <w:proofErr w:type="gramStart"/>
-      <w:r>
-        <w:rPr>
-          <w:rFonts w:ascii="Consolas" w:eastAsia="等线" w:hAnsi="Consolas"/>
-          <w:sz w:val="18"/>
-        </w:rPr>
-        <w:t>directoryId.get(</w:t>
-      </w:r>
-      <w:proofErr w:type="gramEnd"/>
-      <w:r>
-        <w:rPr>
-          <w:rFonts w:ascii="Consolas" w:eastAsia="等线" w:hAnsi="Consolas"/>
-          <w:sz w:val="18"/>
-        </w:rPr>
-        <w:t>))</w:t>
-      </w:r>
-      <w:r>
-        <w:rPr>
-          <w:rFonts w:ascii="Consolas" w:eastAsia="等线" w:hAnsi="Consolas"/>
-          <w:sz w:val="18"/>
-        </w:rPr>
         <w:br/>
-        <w:t xml:space="preserve">          </w:t>
-      </w:r>
-      <w:proofErr w:type="gramStart"/>
-      <w:r>
-        <w:rPr>
-          <w:rFonts w:ascii="Consolas" w:eastAsia="等线" w:hAnsi="Consolas"/>
-          <w:sz w:val="18"/>
-        </w:rPr>
-        <w:t xml:space="preserve">  :</w:t>
-      </w:r>
-      <w:proofErr w:type="gramEnd"/>
-      <w:r>
-        <w:rPr>
-          <w:rFonts w:ascii="Consolas" w:eastAsia="等线" w:hAnsi="Consolas"/>
-          <w:sz w:val="18"/>
-        </w:rPr>
-        <w:t xml:space="preserve"> tagDao.searchImagesByKeyword(keyword);</w:t>
+        <w:t xml:space="preserve">            : tagDao.searchImagesByKeyword(keyword);</w:t>
       </w:r>
       <w:r>
         <w:rPr>
@@ -9824,79 +8350,15 @@
           <w:sz w:val="18"/>
         </w:rPr>
         <w:lastRenderedPageBreak/>
-        <w:t xml:space="preserve">    </w:t>
+        <w:t xml:space="preserve">    recordSearchHistory(keyword, "KEYWORD", null, images.size());</w:t>
       </w:r>
-      <w:proofErr w:type="gramStart"/>
       <w:r>
         <w:rPr>
           <w:rFonts w:ascii="Consolas" w:eastAsia="等线" w:hAnsi="Consolas"/>
           <w:sz w:val="18"/>
         </w:rPr>
-        <w:t>recordSearchHistory(</w:t>
-      </w:r>
-      <w:proofErr w:type="gramEnd"/>
-      <w:r>
-        <w:rPr>
-          <w:rFonts w:ascii="Consolas" w:eastAsia="等线" w:hAnsi="Consolas"/>
-          <w:sz w:val="18"/>
-        </w:rPr>
-        <w:t xml:space="preserve">keyword, "KEYWORD", null, </w:t>
-      </w:r>
-      <w:proofErr w:type="gramStart"/>
-      <w:r>
-        <w:rPr>
-          <w:rFonts w:ascii="Consolas" w:eastAsia="等线" w:hAnsi="Consolas"/>
-          <w:sz w:val="18"/>
-        </w:rPr>
-        <w:t>images.size</w:t>
-      </w:r>
-      <w:proofErr w:type="gramEnd"/>
-      <w:r>
-        <w:rPr>
-          <w:rFonts w:ascii="Consolas" w:eastAsia="等线" w:hAnsi="Consolas"/>
-          <w:sz w:val="18"/>
-        </w:rPr>
-        <w:t>());</w:t>
-      </w:r>
-      <w:r>
-        <w:rPr>
-          <w:rFonts w:ascii="Consolas" w:eastAsia="等线" w:hAnsi="Consolas"/>
-          <w:sz w:val="18"/>
-        </w:rPr>
         <w:br/>
-        <w:t xml:space="preserve">    return new </w:t>
-      </w:r>
-      <w:proofErr w:type="gramStart"/>
-      <w:r>
-        <w:rPr>
-          <w:rFonts w:ascii="Consolas" w:eastAsia="等线" w:hAnsi="Consolas"/>
-          <w:sz w:val="18"/>
-        </w:rPr>
-        <w:t>SearchResult(</w:t>
-      </w:r>
-      <w:proofErr w:type="gramEnd"/>
-      <w:r>
-        <w:rPr>
-          <w:rFonts w:ascii="Consolas" w:eastAsia="等线" w:hAnsi="Consolas"/>
-          <w:sz w:val="18"/>
-        </w:rPr>
-        <w:t xml:space="preserve">images, keyword, </w:t>
-      </w:r>
-      <w:proofErr w:type="gramStart"/>
-      <w:r>
-        <w:rPr>
-          <w:rFonts w:ascii="Consolas" w:eastAsia="等线" w:hAnsi="Consolas"/>
-          <w:sz w:val="18"/>
-        </w:rPr>
-        <w:t>images.size</w:t>
-      </w:r>
-      <w:proofErr w:type="gramEnd"/>
-      <w:r>
-        <w:rPr>
-          <w:rFonts w:ascii="Consolas" w:eastAsia="等线" w:hAnsi="Consolas"/>
-          <w:sz w:val="18"/>
-        </w:rPr>
-        <w:t>(), message);</w:t>
+        <w:t xml:space="preserve">    return new SearchResult(images, keyword, images.size(), message);</w:t>
       </w:r>
       <w:r>
         <w:rPr>
@@ -9913,13 +8375,9 @@
         <w:ind w:firstLine="420"/>
         <w:rPr>
           <w:rFonts w:hint="eastAsia"/>
-          <w:lang w:eastAsia="zh-CN"/>
         </w:rPr>
       </w:pPr>
       <w:r>
-        <w:rPr>
-          <w:lang w:eastAsia="zh-CN"/>
-        </w:rPr>
         <w:t>AI 图像识别默认连接 CPA 代理节点，Base URL 为 https://cpa.ystone.top/v1。系统不会在源码和提交材料中保存个人密钥，运行时优先从 DIMS_AI_API_KEY、CPA_API_KEY、HAJIMI 或 OPENAI_API_KEY 环境变量读取。模型名称不再要求用户手填，而是由设置页调用兼容 /models 接口后通过下拉菜单选择。</w:t>
       </w:r>
     </w:p>
@@ -9929,28 +8387,10 @@
         <w:ind w:firstLine="420"/>
         <w:rPr>
           <w:rFonts w:hint="eastAsia"/>
-          <w:lang w:eastAsia="zh-CN"/>
         </w:rPr>
       </w:pPr>
       <w:r>
-        <w:rPr>
-          <w:lang w:eastAsia="zh-CN"/>
-        </w:rPr>
-        <w:t>为了避免误选大目录造成过多 token 消耗，</w:t>
-      </w:r>
-      <w:proofErr w:type="spellStart"/>
-      <w:r>
-        <w:rPr>
-          <w:lang w:eastAsia="zh-CN"/>
-        </w:rPr>
-        <w:t>ScanTask</w:t>
-      </w:r>
-      <w:proofErr w:type="spellEnd"/>
-      <w:r>
-        <w:rPr>
-          <w:lang w:eastAsia="zh-CN"/>
-        </w:rPr>
-        <w:t xml:space="preserve"> 将 AI 识别限制在当前扫描根目录下，单次批处理上限由设置页保存，默认 100(max)，界面中凡是上限都按 N(max) 显示。主界面状态栏会显示当前目录图片总数、本批处理数和待识别数量，并提供停止扫描按钮；清理 AI 标签时，系统会先统计数据库中的标签记录、AI 描述和搜索历史占用，告诉用户不删除时会浪费多少空间，再由用户确认是否清理。</w:t>
+        <w:t>为了避免误选大目录造成过多 token 消耗，ScanTask 将 AI 识别限制在当前扫描根目录下，单次批处理上限由设置页保存，默认 100(max)，界面中凡是上限都按 N(max) 显示。主界面状态栏会显示当前目录图片总数、本批处理数和待识别数量，并提供停止扫描按钮；清理 AI 标签时，系统会先统计数据库中的标签记录、AI 描述和搜索历史占用，告诉用户不删除时会浪费多少空间，再由用户确认是否清理。</w:t>
       </w:r>
     </w:p>
     <w:p>
@@ -9959,44 +8399,22 @@
         <w:ind w:firstLine="420"/>
         <w:rPr>
           <w:rFonts w:hint="eastAsia"/>
-          <w:lang w:eastAsia="zh-CN"/>
         </w:rPr>
       </w:pPr>
       <w:r>
-        <w:rPr>
-          <w:lang w:eastAsia="zh-CN"/>
-        </w:rPr>
-        <w:t>项目中也保留了外部模型把自然语言转换为 SQL 的接口，但该功能受密钥、网络和模型稳定性影响较大，因此在论文中只作为扩展接口说明。真正执行 SQL 前，</w:t>
-      </w:r>
-      <w:proofErr w:type="spellStart"/>
-      <w:r>
-        <w:rPr>
-          <w:lang w:eastAsia="zh-CN"/>
-        </w:rPr>
-        <w:t>TagDaoImpl</w:t>
-      </w:r>
-      <w:proofErr w:type="spellEnd"/>
-      <w:r>
-        <w:rPr>
-          <w:lang w:eastAsia="zh-CN"/>
-        </w:rPr>
-        <w:t xml:space="preserve"> 会检查语句必须是只读 SELECT，并拒绝 INSERT、UPDATE、DELETE、DROP、ALTER 等危险关键字。</w:t>
+        <w:t>项目中也保留了外部模型把自然语言转换为 SQL 的接口，但该功能受密钥、网络和模型稳定性影响较大，因此在论文中只作为扩展接口说明。真正执行 SQL 前，TagDaoImpl 会检查语句必须是只读 SELECT，并拒绝 INSERT、UPDATE、DELETE、DROP、ALTER 等危险关键字。</w:t>
       </w:r>
     </w:p>
     <w:p>
       <w:pPr>
         <w:pStyle w:val="21"/>
         <w:spacing w:before="120" w:after="80"/>
-        <w:rPr>
-          <w:lang w:eastAsia="zh-CN"/>
-        </w:rPr>
-      </w:pPr>
-      <w:bookmarkStart w:id="19" w:name="_Toc230251740"/>
+      </w:pPr>
+      <w:bookmarkStart w:id="19" w:name="_Toc230419080"/>
       <w:r>
         <w:rPr>
           <w:rFonts w:ascii="宋体" w:eastAsia="宋体" w:hAnsi="宋体"/>
           <w:color w:val="000000"/>
-          <w:lang w:eastAsia="zh-CN"/>
         </w:rPr>
         <w:t>3.7 图片编辑与版本历史实现</w:t>
       </w:r>
@@ -10008,13 +8426,9 @@
         <w:ind w:firstLine="420"/>
         <w:rPr>
           <w:rFonts w:hint="eastAsia"/>
-          <w:lang w:eastAsia="zh-CN"/>
         </w:rPr>
       </w:pPr>
       <w:r>
-        <w:rPr>
-          <w:lang w:eastAsia="zh-CN"/>
-        </w:rPr>
         <w:t>图片编辑功能围绕版本历史表实现。用户进行裁剪、标注、绘制文字或恢复时，系统保存新的版本记录和对应操作参数。这样做的优点是编辑过程可追踪，误操作后可以回到之前版本，也便于在数据库课程要求中体现数据持久化设计。</w:t>
       </w:r>
     </w:p>
@@ -10023,31 +8437,22 @@
         <w:pStyle w:val="1"/>
         <w:spacing w:before="120" w:after="80"/>
       </w:pPr>
-      <w:bookmarkStart w:id="20" w:name="_Toc230251741"/>
+      <w:bookmarkStart w:id="20" w:name="_Toc230419081"/>
       <w:r>
         <w:rPr>
           <w:rFonts w:ascii="宋体" w:eastAsia="宋体" w:hAnsi="宋体"/>
           <w:color w:val="000000"/>
         </w:rPr>
-        <w:t xml:space="preserve">4 </w:t>
-      </w:r>
-      <w:proofErr w:type="spellStart"/>
-      <w:r>
-        <w:rPr>
-          <w:rFonts w:ascii="宋体" w:eastAsia="宋体" w:hAnsi="宋体"/>
-          <w:color w:val="000000"/>
-        </w:rPr>
-        <w:t>系统测试</w:t>
+        <w:t>4 系统测试</w:t>
       </w:r>
       <w:bookmarkEnd w:id="20"/>
-      <w:proofErr w:type="spellEnd"/>
     </w:p>
     <w:p>
       <w:pPr>
         <w:pStyle w:val="21"/>
         <w:spacing w:before="120" w:after="80"/>
       </w:pPr>
-      <w:bookmarkStart w:id="21" w:name="_Toc230251742"/>
+      <w:bookmarkStart w:id="21" w:name="_Toc230419082"/>
       <w:r>
         <w:rPr>
           <w:rFonts w:ascii="宋体" w:eastAsia="宋体" w:hAnsi="宋体"/>
@@ -10218,13 +8623,9 @@
             <w:pPr>
               <w:rPr>
                 <w:rFonts w:hint="eastAsia"/>
-                <w:lang w:eastAsia="zh-CN"/>
-              </w:rPr>
-            </w:pPr>
-            <w:r>
-              <w:rPr>
-                <w:lang w:eastAsia="zh-CN"/>
-              </w:rPr>
+              </w:rPr>
+            </w:pPr>
+            <w:r>
               <w:t>Java 21 编译目标，JDK 21+ 可运行</w:t>
             </w:r>
           </w:p>
@@ -10238,13 +8639,9 @@
             <w:pPr>
               <w:rPr>
                 <w:rFonts w:hint="eastAsia"/>
-                <w:lang w:eastAsia="zh-CN"/>
-              </w:rPr>
-            </w:pPr>
-            <w:r>
-              <w:rPr>
-                <w:lang w:eastAsia="zh-CN"/>
-              </w:rPr>
+              </w:rPr>
+            </w:pPr>
+            <w:r>
               <w:t>当前开发机将 .jar 双击关联到 JDK 26 的 javaw.exe。</w:t>
             </w:r>
           </w:p>
@@ -10266,11 +8663,9 @@
                 <w:rFonts w:hint="eastAsia"/>
               </w:rPr>
             </w:pPr>
-            <w:proofErr w:type="spellStart"/>
             <w:r>
               <w:t>数据库</w:t>
             </w:r>
-            <w:proofErr w:type="spellEnd"/>
           </w:p>
         </w:tc>
         <w:tc>
@@ -10390,13 +8785,9 @@
             <w:pPr>
               <w:rPr>
                 <w:rFonts w:hint="eastAsia"/>
-                <w:lang w:eastAsia="zh-CN"/>
-              </w:rPr>
-            </w:pPr>
-            <w:r>
-              <w:rPr>
-                <w:lang w:eastAsia="zh-CN"/>
-              </w:rPr>
+              </w:rPr>
+            </w:pPr>
+            <w:r>
               <w:t>CPA代理节点，可选密钥</w:t>
             </w:r>
           </w:p>
@@ -10410,13 +8801,9 @@
             <w:pPr>
               <w:rPr>
                 <w:rFonts w:hint="eastAsia"/>
-                <w:lang w:eastAsia="zh-CN"/>
-              </w:rPr>
-            </w:pPr>
-            <w:r>
-              <w:rPr>
-                <w:lang w:eastAsia="zh-CN"/>
-              </w:rPr>
+              </w:rPr>
+            </w:pPr>
+            <w:r>
               <w:t>支持环境变量读取密钥；未配置时不影响基础图片管理功能。</w:t>
             </w:r>
           </w:p>
@@ -10427,7 +8814,6 @@
       <w:pPr>
         <w:rPr>
           <w:rFonts w:hint="eastAsia"/>
-          <w:lang w:eastAsia="zh-CN"/>
         </w:rPr>
       </w:pPr>
     </w:p>
@@ -10440,26 +8826,7 @@
         </w:rPr>
       </w:pPr>
       <w:r>
-        <w:rPr>
-          <w:lang w:eastAsia="zh-CN"/>
-        </w:rPr>
-        <w:t>本次交付前已完成 Maven 打包、关键 FXML/代码静态检查、数据库脚本执行校验和 JAR 复制。</w:t>
-      </w:r>
-      <w:proofErr w:type="spellStart"/>
-      <w:r>
-        <w:t>数据库脚本执行后</w:t>
-      </w:r>
-      <w:proofErr w:type="spellEnd"/>
-      <w:r>
-        <w:t xml:space="preserve"> public schema </w:t>
-      </w:r>
-      <w:proofErr w:type="spellStart"/>
-      <w:r>
-        <w:t>中基础表、视图、触发器和函数均能创建，目标</w:t>
-      </w:r>
-      <w:proofErr w:type="spellEnd"/>
-      <w:r>
-        <w:t xml:space="preserve"> JAR 为包含依赖的 shaded JAR。</w:t>
+        <w:t>本次更新后重新执行 Maven 编译、单元测试、FXML/CSS 静态检查和 JavaFX 界面快照测试。界面快照测试直接加载当前 FXML 与 style.css，在不同窗口尺寸下生成 PNG，用于检查控件截断、文字重叠、滚动区域、选中状态和按钮可见性。数据库脚本执行后 public schema 中基础表、视图、触发器和函数均能创建，目标 JAR 为包含依赖的 shaded JAR。</w:t>
       </w:r>
     </w:p>
     <w:p>
@@ -10467,7 +8834,7 @@
         <w:pStyle w:val="21"/>
         <w:spacing w:before="120" w:after="80"/>
       </w:pPr>
-      <w:bookmarkStart w:id="22" w:name="_Toc230251743"/>
+      <w:bookmarkStart w:id="22" w:name="_Toc230419083"/>
       <w:r>
         <w:rPr>
           <w:rFonts w:ascii="宋体" w:eastAsia="宋体" w:hAnsi="宋体"/>
@@ -10626,14 +8993,14 @@
             <w:pPr>
               <w:rPr>
                 <w:rFonts w:hint="eastAsia"/>
-                <w:lang w:eastAsia="zh-CN"/>
-              </w:rPr>
-            </w:pPr>
-            <w:r>
-              <w:rPr>
-                <w:lang w:eastAsia="zh-CN"/>
-              </w:rPr>
-              <w:t>启动程序，展开 C/D 磁盘和图片目录</w:t>
+              </w:rPr>
+            </w:pPr>
+            <w:r>
+              <w:t xml:space="preserve">启动程序，展开 C/D </w:t>
+            </w:r>
+            <w:r>
+              <w:lastRenderedPageBreak/>
+              <w:t>磁盘和图片目录</w:t>
             </w:r>
           </w:p>
         </w:tc>
@@ -10648,11 +9015,14 @@
                 <w:rFonts w:hint="eastAsia"/>
               </w:rPr>
             </w:pPr>
-            <w:proofErr w:type="spellStart"/>
-            <w:r>
-              <w:t>显示子目录且不卡死</w:t>
-            </w:r>
-            <w:proofErr w:type="spellEnd"/>
+            <w:r>
+              <w:lastRenderedPageBreak/>
+              <w:t>显示子目录且不卡</w:t>
+            </w:r>
+            <w:r>
+              <w:lastRenderedPageBreak/>
+              <w:t>死</w:t>
+            </w:r>
           </w:p>
         </w:tc>
         <w:tc>
@@ -10664,14 +9034,15 @@
             <w:pPr>
               <w:rPr>
                 <w:rFonts w:hint="eastAsia"/>
-                <w:lang w:eastAsia="zh-CN"/>
-              </w:rPr>
-            </w:pPr>
-            <w:r>
-              <w:rPr>
-                <w:lang w:eastAsia="zh-CN"/>
-              </w:rPr>
-              <w:t>目录按需加载，能继续展开</w:t>
+              </w:rPr>
+            </w:pPr>
+            <w:r>
+              <w:lastRenderedPageBreak/>
+              <w:t>目录按需加载，能</w:t>
+            </w:r>
+            <w:r>
+              <w:lastRenderedPageBreak/>
+              <w:t>继续展开</w:t>
             </w:r>
           </w:p>
         </w:tc>
@@ -10686,11 +9057,10 @@
                 <w:rFonts w:hint="eastAsia"/>
               </w:rPr>
             </w:pPr>
-            <w:proofErr w:type="spellStart"/>
-            <w:r>
+            <w:r>
+              <w:lastRenderedPageBreak/>
               <w:t>通过</w:t>
             </w:r>
-            <w:proofErr w:type="spellEnd"/>
           </w:p>
         </w:tc>
       </w:tr>
@@ -10711,11 +9081,7 @@
               </w:rPr>
             </w:pPr>
             <w:r>
-              <w:t>支持格式扫</w:t>
-            </w:r>
-            <w:r>
-              <w:lastRenderedPageBreak/>
-              <w:t>描</w:t>
+              <w:t>支持格式扫描</w:t>
             </w:r>
           </w:p>
         </w:tc>
@@ -10731,12 +9097,7 @@
               </w:rPr>
             </w:pPr>
             <w:r>
-              <w:lastRenderedPageBreak/>
-              <w:t xml:space="preserve">在目录放入 </w:t>
-            </w:r>
-            <w:r>
-              <w:lastRenderedPageBreak/>
-              <w:t>jpg/jpeg/png/gif/bmp 与 txt</w:t>
+              <w:t>在目录放入 jpg/jpeg/png/gif/bmp 与 txt</w:t>
             </w:r>
           </w:p>
         </w:tc>
@@ -10752,12 +9113,7 @@
               </w:rPr>
             </w:pPr>
             <w:r>
-              <w:lastRenderedPageBreak/>
-              <w:t>只显示支持图片格</w:t>
-            </w:r>
-            <w:r>
-              <w:lastRenderedPageBreak/>
-              <w:t>式</w:t>
+              <w:t>只显示支持图片格式</w:t>
             </w:r>
           </w:p>
         </w:tc>
@@ -10770,24 +9126,10 @@
             <w:pPr>
               <w:rPr>
                 <w:rFonts w:hint="eastAsia"/>
-                <w:lang w:eastAsia="zh-CN"/>
-              </w:rPr>
-            </w:pPr>
-            <w:proofErr w:type="gramStart"/>
-            <w:r>
-              <w:rPr>
-                <w:lang w:eastAsia="zh-CN"/>
-              </w:rPr>
-              <w:lastRenderedPageBreak/>
-              <w:t>仅图片进入缩略图</w:t>
-            </w:r>
-            <w:proofErr w:type="gramEnd"/>
-            <w:r>
-              <w:rPr>
-                <w:lang w:eastAsia="zh-CN"/>
-              </w:rPr>
-              <w:lastRenderedPageBreak/>
-              <w:t>网格</w:t>
+              </w:rPr>
+            </w:pPr>
+            <w:r>
+              <w:t>仅图片进入缩略图网格</w:t>
             </w:r>
           </w:p>
         </w:tc>
@@ -10802,12 +9144,9 @@
                 <w:rFonts w:hint="eastAsia"/>
               </w:rPr>
             </w:pPr>
-            <w:proofErr w:type="spellStart"/>
-            <w:r>
-              <w:lastRenderedPageBreak/>
+            <w:r>
               <w:t>通过</w:t>
             </w:r>
-            <w:proofErr w:type="spellEnd"/>
           </w:p>
         </w:tc>
       </w:tr>
@@ -10841,13 +9180,9 @@
             <w:pPr>
               <w:rPr>
                 <w:rFonts w:hint="eastAsia"/>
-                <w:lang w:eastAsia="zh-CN"/>
-              </w:rPr>
-            </w:pPr>
-            <w:r>
-              <w:rPr>
-                <w:lang w:eastAsia="zh-CN"/>
-              </w:rPr>
+              </w:rPr>
+            </w:pPr>
+            <w:r>
               <w:t>选择含多张不同尺寸图片的目录</w:t>
             </w:r>
           </w:p>
@@ -10861,22 +9196,10 @@
             <w:pPr>
               <w:rPr>
                 <w:rFonts w:hint="eastAsia"/>
-                <w:lang w:eastAsia="zh-CN"/>
-              </w:rPr>
-            </w:pPr>
-            <w:proofErr w:type="gramStart"/>
-            <w:r>
-              <w:rPr>
-                <w:lang w:eastAsia="zh-CN"/>
-              </w:rPr>
-              <w:t>缩略图</w:t>
-            </w:r>
-            <w:proofErr w:type="gramEnd"/>
-            <w:r>
-              <w:rPr>
-                <w:lang w:eastAsia="zh-CN"/>
-              </w:rPr>
-              <w:t>保持比例并显示文件名</w:t>
+              </w:rPr>
+            </w:pPr>
+            <w:r>
+              <w:t>缩略图保持比例并显示文件名</w:t>
             </w:r>
           </w:p>
         </w:tc>
@@ -10889,13 +9212,9 @@
             <w:pPr>
               <w:rPr>
                 <w:rFonts w:hint="eastAsia"/>
-                <w:lang w:eastAsia="zh-CN"/>
-              </w:rPr>
-            </w:pPr>
-            <w:r>
-              <w:rPr>
-                <w:lang w:eastAsia="zh-CN"/>
-              </w:rPr>
+              </w:rPr>
+            </w:pPr>
+            <w:r>
               <w:t>卡片显示比例正常、文件名可见</w:t>
             </w:r>
           </w:p>
@@ -10911,11 +9230,9 @@
                 <w:rFonts w:hint="eastAsia"/>
               </w:rPr>
             </w:pPr>
-            <w:proofErr w:type="spellStart"/>
             <w:r>
               <w:t>通过</w:t>
             </w:r>
-            <w:proofErr w:type="spellEnd"/>
           </w:p>
         </w:tc>
       </w:tr>
@@ -10981,28 +9298,10 @@
             <w:pPr>
               <w:rPr>
                 <w:rFonts w:hint="eastAsia"/>
-                <w:lang w:eastAsia="zh-CN"/>
-              </w:rPr>
-            </w:pPr>
-            <w:r>
-              <w:rPr>
-                <w:lang w:eastAsia="zh-CN"/>
-              </w:rPr>
-              <w:t>状态栏和标题</w:t>
-            </w:r>
-            <w:proofErr w:type="gramStart"/>
-            <w:r>
-              <w:rPr>
-                <w:lang w:eastAsia="zh-CN"/>
-              </w:rPr>
-              <w:t>区数量</w:t>
-            </w:r>
-            <w:proofErr w:type="gramEnd"/>
-            <w:r>
-              <w:rPr>
-                <w:lang w:eastAsia="zh-CN"/>
-              </w:rPr>
-              <w:t>同步刷新</w:t>
+              </w:rPr>
+            </w:pPr>
+            <w:r>
+              <w:t>状态栏和标题区数量同步刷新</w:t>
             </w:r>
           </w:p>
         </w:tc>
@@ -11017,11 +9316,9 @@
                 <w:rFonts w:hint="eastAsia"/>
               </w:rPr>
             </w:pPr>
-            <w:proofErr w:type="spellStart"/>
             <w:r>
               <w:t>通过</w:t>
             </w:r>
-            <w:proofErr w:type="spellEnd"/>
           </w:p>
         </w:tc>
       </w:tr>
@@ -11141,23 +9438,11 @@
             <w:pPr>
               <w:rPr>
                 <w:rFonts w:hint="eastAsia"/>
-                <w:lang w:eastAsia="zh-CN"/>
-              </w:rPr>
-            </w:pPr>
-            <w:r>
-              <w:rPr>
-                <w:lang w:eastAsia="zh-CN"/>
-              </w:rPr>
-              <w:t>Ctrl 点击多张或</w:t>
-            </w:r>
-            <w:proofErr w:type="gramStart"/>
-            <w:r>
-              <w:rPr>
-                <w:lang w:eastAsia="zh-CN"/>
-              </w:rPr>
-              <w:t>拖拽框选</w:t>
-            </w:r>
-            <w:proofErr w:type="gramEnd"/>
+              </w:rPr>
+            </w:pPr>
+            <w:r>
+              <w:t>Ctrl 点击多张或拖拽框选</w:t>
+            </w:r>
           </w:p>
         </w:tc>
         <w:tc>
@@ -11171,11 +9456,9 @@
                 <w:rFonts w:hint="eastAsia"/>
               </w:rPr>
             </w:pPr>
-            <w:proofErr w:type="spellStart"/>
             <w:r>
               <w:t>多张缩略图高亮</w:t>
             </w:r>
-            <w:proofErr w:type="spellEnd"/>
           </w:p>
         </w:tc>
         <w:tc>
@@ -11241,13 +9524,9 @@
             <w:pPr>
               <w:rPr>
                 <w:rFonts w:hint="eastAsia"/>
-                <w:lang w:eastAsia="zh-CN"/>
-              </w:rPr>
-            </w:pPr>
-            <w:r>
-              <w:rPr>
-                <w:lang w:eastAsia="zh-CN"/>
-              </w:rPr>
+              </w:rPr>
+            </w:pPr>
+            <w:r>
               <w:t>选中一张图片执行删除</w:t>
             </w:r>
           </w:p>
@@ -11261,13 +9540,9 @@
             <w:pPr>
               <w:rPr>
                 <w:rFonts w:hint="eastAsia"/>
-                <w:lang w:eastAsia="zh-CN"/>
-              </w:rPr>
-            </w:pPr>
-            <w:r>
-              <w:rPr>
-                <w:lang w:eastAsia="zh-CN"/>
-              </w:rPr>
+              </w:rPr>
+            </w:pPr>
+            <w:r>
               <w:t>图片从界面消失并记录删除</w:t>
             </w:r>
           </w:p>
@@ -11281,13 +9556,9 @@
             <w:pPr>
               <w:rPr>
                 <w:rFonts w:hint="eastAsia"/>
-                <w:lang w:eastAsia="zh-CN"/>
-              </w:rPr>
-            </w:pPr>
-            <w:r>
-              <w:rPr>
-                <w:lang w:eastAsia="zh-CN"/>
-              </w:rPr>
+              </w:rPr>
+            </w:pPr>
+            <w:r>
               <w:t>数据库逻辑删除、界面刷新</w:t>
             </w:r>
           </w:p>
@@ -11303,11 +9574,9 @@
                 <w:rFonts w:hint="eastAsia"/>
               </w:rPr>
             </w:pPr>
-            <w:proofErr w:type="spellStart"/>
             <w:r>
               <w:t>通过</w:t>
             </w:r>
-            <w:proofErr w:type="spellEnd"/>
           </w:p>
         </w:tc>
       </w:tr>
@@ -11341,13 +9610,9 @@
             <w:pPr>
               <w:rPr>
                 <w:rFonts w:hint="eastAsia"/>
-                <w:lang w:eastAsia="zh-CN"/>
-              </w:rPr>
-            </w:pPr>
-            <w:r>
-              <w:rPr>
-                <w:lang w:eastAsia="zh-CN"/>
-              </w:rPr>
+              </w:rPr>
+            </w:pPr>
+            <w:r>
               <w:t>选中多张图片执行删除</w:t>
             </w:r>
           </w:p>
@@ -11363,11 +9628,9 @@
                 <w:rFonts w:hint="eastAsia"/>
               </w:rPr>
             </w:pPr>
-            <w:proofErr w:type="spellStart"/>
             <w:r>
               <w:t>所有选中图片删除</w:t>
             </w:r>
-            <w:proofErr w:type="spellEnd"/>
           </w:p>
         </w:tc>
         <w:tc>
@@ -11433,13 +9696,9 @@
             <w:pPr>
               <w:rPr>
                 <w:rFonts w:hint="eastAsia"/>
-                <w:lang w:eastAsia="zh-CN"/>
-              </w:rPr>
-            </w:pPr>
-            <w:r>
-              <w:rPr>
-                <w:lang w:eastAsia="zh-CN"/>
-              </w:rPr>
+              </w:rPr>
+            </w:pPr>
+            <w:r>
               <w:t>复制一张或多张图片到另一目录</w:t>
             </w:r>
           </w:p>
@@ -11453,13 +9712,9 @@
             <w:pPr>
               <w:rPr>
                 <w:rFonts w:hint="eastAsia"/>
-                <w:lang w:eastAsia="zh-CN"/>
-              </w:rPr>
-            </w:pPr>
-            <w:r>
-              <w:rPr>
-                <w:lang w:eastAsia="zh-CN"/>
-              </w:rPr>
+              </w:rPr>
+            </w:pPr>
+            <w:r>
               <w:t>目标目录出现副本，重名自动处理</w:t>
             </w:r>
           </w:p>
@@ -11475,11 +9730,9 @@
                 <w:rFonts w:hint="eastAsia"/>
               </w:rPr>
             </w:pPr>
-            <w:proofErr w:type="spellStart"/>
             <w:r>
               <w:t>文件复制成功并入库</w:t>
             </w:r>
-            <w:proofErr w:type="spellEnd"/>
           </w:p>
         </w:tc>
         <w:tc>
@@ -11529,28 +9782,10 @@
             <w:pPr>
               <w:rPr>
                 <w:rFonts w:hint="eastAsia"/>
-                <w:lang w:eastAsia="zh-CN"/>
-              </w:rPr>
-            </w:pPr>
-            <w:r>
-              <w:rPr>
-                <w:lang w:eastAsia="zh-CN"/>
-              </w:rPr>
-              <w:t>单张改名、</w:t>
-            </w:r>
-            <w:proofErr w:type="gramStart"/>
-            <w:r>
-              <w:rPr>
-                <w:lang w:eastAsia="zh-CN"/>
-              </w:rPr>
-              <w:t>批量按</w:t>
-            </w:r>
-            <w:proofErr w:type="gramEnd"/>
-            <w:r>
-              <w:rPr>
-                <w:lang w:eastAsia="zh-CN"/>
-              </w:rPr>
-              <w:t>前缀编号</w:t>
+              </w:rPr>
+            </w:pPr>
+            <w:r>
+              <w:t>单张改名、批量按前缀编号</w:t>
             </w:r>
           </w:p>
         </w:tc>
@@ -11565,11 +9800,9 @@
                 <w:rFonts w:hint="eastAsia"/>
               </w:rPr>
             </w:pPr>
-            <w:proofErr w:type="spellStart"/>
             <w:r>
               <w:t>文件名和数据库一致</w:t>
             </w:r>
-            <w:proofErr w:type="spellEnd"/>
           </w:p>
         </w:tc>
         <w:tc>
@@ -11635,13 +9868,9 @@
             <w:pPr>
               <w:rPr>
                 <w:rFonts w:hint="eastAsia"/>
-                <w:lang w:eastAsia="zh-CN"/>
-              </w:rPr>
-            </w:pPr>
-            <w:r>
-              <w:rPr>
-                <w:lang w:eastAsia="zh-CN"/>
-              </w:rPr>
+              </w:rPr>
+            </w:pPr>
+            <w:r>
               <w:t>进入幻灯片后点上一张/下一张</w:t>
             </w:r>
           </w:p>
@@ -11657,11 +9886,9 @@
                 <w:rFonts w:hint="eastAsia"/>
               </w:rPr>
             </w:pPr>
-            <w:proofErr w:type="spellStart"/>
             <w:r>
               <w:t>大图按顺序切换</w:t>
             </w:r>
-            <w:proofErr w:type="spellEnd"/>
           </w:p>
         </w:tc>
         <w:tc>
@@ -11673,28 +9900,10 @@
             <w:pPr>
               <w:rPr>
                 <w:rFonts w:hint="eastAsia"/>
-                <w:lang w:eastAsia="zh-CN"/>
-              </w:rPr>
-            </w:pPr>
-            <w:r>
-              <w:rPr>
-                <w:lang w:eastAsia="zh-CN"/>
-              </w:rPr>
-              <w:t>索引和</w:t>
-            </w:r>
-            <w:proofErr w:type="gramStart"/>
-            <w:r>
-              <w:rPr>
-                <w:lang w:eastAsia="zh-CN"/>
-              </w:rPr>
-              <w:t>缩略图</w:t>
-            </w:r>
-            <w:proofErr w:type="gramEnd"/>
-            <w:r>
-              <w:rPr>
-                <w:lang w:eastAsia="zh-CN"/>
-              </w:rPr>
-              <w:t>高亮同步</w:t>
+              </w:rPr>
+            </w:pPr>
+            <w:r>
+              <w:t>索引和缩略图高亮同步</w:t>
             </w:r>
           </w:p>
         </w:tc>
@@ -11709,11 +9918,9 @@
                 <w:rFonts w:hint="eastAsia"/>
               </w:rPr>
             </w:pPr>
-            <w:proofErr w:type="spellStart"/>
             <w:r>
               <w:t>通过</w:t>
             </w:r>
-            <w:proofErr w:type="spellEnd"/>
           </w:p>
         </w:tc>
       </w:tr>
@@ -11747,13 +9954,9 @@
             <w:pPr>
               <w:rPr>
                 <w:rFonts w:hint="eastAsia"/>
-                <w:lang w:eastAsia="zh-CN"/>
-              </w:rPr>
-            </w:pPr>
-            <w:r>
-              <w:rPr>
-                <w:lang w:eastAsia="zh-CN"/>
-              </w:rPr>
+              </w:rPr>
+            </w:pPr>
+            <w:r>
               <w:t>点击放大/缩小/适应窗口</w:t>
             </w:r>
           </w:p>
@@ -11769,11 +9972,9 @@
                 <w:rFonts w:hint="eastAsia"/>
               </w:rPr>
             </w:pPr>
-            <w:proofErr w:type="spellStart"/>
             <w:r>
               <w:t>图片按比例缩放</w:t>
             </w:r>
-            <w:proofErr w:type="spellEnd"/>
           </w:p>
         </w:tc>
         <w:tc>
@@ -11785,28 +9986,10 @@
             <w:pPr>
               <w:rPr>
                 <w:rFonts w:hint="eastAsia"/>
-                <w:lang w:eastAsia="zh-CN"/>
-              </w:rPr>
-            </w:pPr>
-            <w:r>
-              <w:rPr>
-                <w:lang w:eastAsia="zh-CN"/>
-              </w:rPr>
-              <w:t>缩放范围受限</w:t>
-            </w:r>
-            <w:proofErr w:type="gramStart"/>
-            <w:r>
-              <w:rPr>
-                <w:lang w:eastAsia="zh-CN"/>
-              </w:rPr>
-              <w:t>且显示</w:t>
-            </w:r>
-            <w:proofErr w:type="gramEnd"/>
-            <w:r>
-              <w:rPr>
-                <w:lang w:eastAsia="zh-CN"/>
-              </w:rPr>
-              <w:t>正常</w:t>
+              </w:rPr>
+            </w:pPr>
+            <w:r>
+              <w:t>缩放范围受限且显示正常</w:t>
             </w:r>
           </w:p>
         </w:tc>
@@ -11821,11 +10004,9 @@
                 <w:rFonts w:hint="eastAsia"/>
               </w:rPr>
             </w:pPr>
-            <w:proofErr w:type="spellStart"/>
             <w:r>
               <w:t>通过</w:t>
             </w:r>
-            <w:proofErr w:type="spellEnd"/>
           </w:p>
         </w:tc>
       </w:tr>
@@ -11875,13 +10056,9 @@
             <w:pPr>
               <w:rPr>
                 <w:rFonts w:hint="eastAsia"/>
-                <w:lang w:eastAsia="zh-CN"/>
-              </w:rPr>
-            </w:pPr>
-            <w:r>
-              <w:rPr>
-                <w:lang w:eastAsia="zh-CN"/>
-              </w:rPr>
+              </w:rPr>
+            </w:pPr>
+            <w:r>
               <w:t>自动切换图片，可暂停</w:t>
             </w:r>
           </w:p>
@@ -11898,13 +10075,8 @@
               </w:rPr>
             </w:pPr>
             <w:r>
-              <w:t xml:space="preserve">Timeline </w:t>
-            </w:r>
-            <w:proofErr w:type="spellStart"/>
-            <w:r>
-              <w:t>定时切换正常</w:t>
-            </w:r>
-            <w:proofErr w:type="spellEnd"/>
+              <w:t>Timeline 定时切换正常</w:t>
+            </w:r>
           </w:p>
         </w:tc>
         <w:tc>
@@ -11954,28 +10126,10 @@
             <w:pPr>
               <w:rPr>
                 <w:rFonts w:hint="eastAsia"/>
-                <w:lang w:eastAsia="zh-CN"/>
-              </w:rPr>
-            </w:pPr>
-            <w:r>
-              <w:rPr>
-                <w:lang w:eastAsia="zh-CN"/>
-              </w:rPr>
-              <w:t>打开</w:t>
-            </w:r>
-            <w:proofErr w:type="gramStart"/>
-            <w:r>
-              <w:rPr>
-                <w:lang w:eastAsia="zh-CN"/>
-              </w:rPr>
-              <w:t>设置页并刷新</w:t>
-            </w:r>
-            <w:proofErr w:type="gramEnd"/>
-            <w:r>
-              <w:rPr>
-                <w:lang w:eastAsia="zh-CN"/>
-              </w:rPr>
-              <w:t>模型</w:t>
+              </w:rPr>
+            </w:pPr>
+            <w:r>
+              <w:t>打开设置页并刷新模型</w:t>
             </w:r>
           </w:p>
         </w:tc>
@@ -11991,13 +10145,8 @@
               </w:rPr>
             </w:pPr>
             <w:r>
-              <w:t xml:space="preserve">从 /models </w:t>
-            </w:r>
-            <w:proofErr w:type="spellStart"/>
-            <w:r>
-              <w:t>获取列表供选择</w:t>
-            </w:r>
-            <w:proofErr w:type="spellEnd"/>
+              <w:t>从 /models 获取列表供选择</w:t>
+            </w:r>
           </w:p>
         </w:tc>
         <w:tc>
@@ -12009,13 +10158,9 @@
             <w:pPr>
               <w:rPr>
                 <w:rFonts w:hint="eastAsia"/>
-                <w:lang w:eastAsia="zh-CN"/>
-              </w:rPr>
-            </w:pPr>
-            <w:r>
-              <w:rPr>
-                <w:lang w:eastAsia="zh-CN"/>
-              </w:rPr>
+              </w:rPr>
+            </w:pPr>
+            <w:r>
               <w:t>模型不再手动填写，未取到时给出提示</w:t>
             </w:r>
           </w:p>
@@ -12031,11 +10176,9 @@
                 <w:rFonts w:hint="eastAsia"/>
               </w:rPr>
             </w:pPr>
-            <w:proofErr w:type="spellStart"/>
             <w:r>
               <w:t>通过</w:t>
             </w:r>
-            <w:proofErr w:type="spellEnd"/>
           </w:p>
         </w:tc>
       </w:tr>
@@ -12069,28 +10212,10 @@
             <w:pPr>
               <w:rPr>
                 <w:rFonts w:hint="eastAsia"/>
-                <w:lang w:eastAsia="zh-CN"/>
-              </w:rPr>
-            </w:pPr>
-            <w:r>
-              <w:rPr>
-                <w:lang w:eastAsia="zh-CN"/>
-              </w:rPr>
-              <w:t>在设置</w:t>
-            </w:r>
-            <w:proofErr w:type="gramStart"/>
-            <w:r>
-              <w:rPr>
-                <w:lang w:eastAsia="zh-CN"/>
-              </w:rPr>
-              <w:t>页调整</w:t>
-            </w:r>
-            <w:proofErr w:type="gramEnd"/>
-            <w:r>
-              <w:rPr>
-                <w:lang w:eastAsia="zh-CN"/>
-              </w:rPr>
-              <w:t>单批上限后扫描目录</w:t>
+              </w:rPr>
+            </w:pPr>
+            <w:r>
+              <w:t>在设置页调整单批上限后扫描目录</w:t>
             </w:r>
           </w:p>
         </w:tc>
@@ -12105,19 +10230,9 @@
                 <w:rFonts w:hint="eastAsia"/>
               </w:rPr>
             </w:pPr>
-            <w:proofErr w:type="spellStart"/>
-            <w:r>
-              <w:t>按配置值</w:t>
-            </w:r>
-            <w:proofErr w:type="spellEnd"/>
-            <w:r>
-              <w:t xml:space="preserve"> N(max) </w:t>
-            </w:r>
-            <w:proofErr w:type="spellStart"/>
-            <w:r>
-              <w:t>限制本批处理数量</w:t>
-            </w:r>
-            <w:proofErr w:type="spellEnd"/>
+            <w:r>
+              <w:t>按配置值 N(max) 限制本批处理数量</w:t>
+            </w:r>
           </w:p>
         </w:tc>
         <w:tc>
@@ -12129,13 +10244,9 @@
             <w:pPr>
               <w:rPr>
                 <w:rFonts w:hint="eastAsia"/>
-                <w:lang w:eastAsia="zh-CN"/>
-              </w:rPr>
-            </w:pPr>
-            <w:r>
-              <w:rPr>
-                <w:lang w:eastAsia="zh-CN"/>
-              </w:rPr>
+              </w:rPr>
+            </w:pPr>
+            <w:r>
               <w:t>状态栏显示目录总数、本批数量和待识别数量</w:t>
             </w:r>
           </w:p>
@@ -12151,11 +10262,9 @@
                 <w:rFonts w:hint="eastAsia"/>
               </w:rPr>
             </w:pPr>
-            <w:proofErr w:type="spellStart"/>
             <w:r>
               <w:t>通过</w:t>
             </w:r>
-            <w:proofErr w:type="spellEnd"/>
           </w:p>
         </w:tc>
       </w:tr>
@@ -12189,13 +10298,9 @@
             <w:pPr>
               <w:rPr>
                 <w:rFonts w:hint="eastAsia"/>
-                <w:lang w:eastAsia="zh-CN"/>
-              </w:rPr>
-            </w:pPr>
-            <w:r>
-              <w:rPr>
-                <w:lang w:eastAsia="zh-CN"/>
-              </w:rPr>
+              </w:rPr>
+            </w:pPr>
+            <w:r>
               <w:t>AI识别过程中点击停止扫描</w:t>
             </w:r>
           </w:p>
@@ -12209,13 +10314,9 @@
             <w:pPr>
               <w:rPr>
                 <w:rFonts w:hint="eastAsia"/>
-                <w:lang w:eastAsia="zh-CN"/>
-              </w:rPr>
-            </w:pPr>
-            <w:r>
-              <w:rPr>
-                <w:lang w:eastAsia="zh-CN"/>
-              </w:rPr>
+              </w:rPr>
+            </w:pPr>
+            <w:r>
               <w:t>当前任务尽快中断，不继续旧目录</w:t>
             </w:r>
           </w:p>
@@ -12229,13 +10330,9 @@
             <w:pPr>
               <w:rPr>
                 <w:rFonts w:hint="eastAsia"/>
-                <w:lang w:eastAsia="zh-CN"/>
-              </w:rPr>
-            </w:pPr>
-            <w:r>
-              <w:rPr>
-                <w:lang w:eastAsia="zh-CN"/>
-              </w:rPr>
+              </w:rPr>
+            </w:pPr>
+            <w:r>
               <w:t>任务取消后按钮状态恢复</w:t>
             </w:r>
           </w:p>
@@ -12251,11 +10348,9 @@
                 <w:rFonts w:hint="eastAsia"/>
               </w:rPr>
             </w:pPr>
-            <w:proofErr w:type="spellStart"/>
             <w:r>
               <w:t>通过</w:t>
             </w:r>
-            <w:proofErr w:type="spellEnd"/>
           </w:p>
         </w:tc>
       </w:tr>
@@ -12305,13 +10400,9 @@
             <w:pPr>
               <w:rPr>
                 <w:rFonts w:hint="eastAsia"/>
-                <w:lang w:eastAsia="zh-CN"/>
-              </w:rPr>
-            </w:pPr>
-            <w:r>
-              <w:rPr>
-                <w:lang w:eastAsia="zh-CN"/>
-              </w:rPr>
+              </w:rPr>
+            </w:pPr>
+            <w:r>
               <w:t>显示标签文件位置、大小和空间浪费并二次确认</w:t>
             </w:r>
           </w:p>
@@ -12325,13 +10416,9 @@
             <w:pPr>
               <w:rPr>
                 <w:rFonts w:hint="eastAsia"/>
-                <w:lang w:eastAsia="zh-CN"/>
-              </w:rPr>
-            </w:pPr>
-            <w:r>
-              <w:rPr>
-                <w:lang w:eastAsia="zh-CN"/>
-              </w:rPr>
+              </w:rPr>
+            </w:pPr>
+            <w:r>
               <w:t>确认后清理数据库AI标签记录</w:t>
             </w:r>
           </w:p>
@@ -12347,11 +10434,9 @@
                 <w:rFonts w:hint="eastAsia"/>
               </w:rPr>
             </w:pPr>
-            <w:proofErr w:type="spellStart"/>
             <w:r>
               <w:t>通过</w:t>
             </w:r>
-            <w:proofErr w:type="spellEnd"/>
           </w:p>
         </w:tc>
       </w:tr>
@@ -12401,13 +10486,9 @@
             <w:pPr>
               <w:rPr>
                 <w:rFonts w:hint="eastAsia"/>
-                <w:lang w:eastAsia="zh-CN"/>
-              </w:rPr>
-            </w:pPr>
-            <w:r>
-              <w:rPr>
-                <w:lang w:eastAsia="zh-CN"/>
-              </w:rPr>
+              </w:rPr>
+            </w:pPr>
+            <w:r>
               <w:t>取消旧扫描并只识别当前目录</w:t>
             </w:r>
           </w:p>
@@ -12421,13 +10502,9 @@
             <w:pPr>
               <w:rPr>
                 <w:rFonts w:hint="eastAsia"/>
-                <w:lang w:eastAsia="zh-CN"/>
-              </w:rPr>
-            </w:pPr>
-            <w:r>
-              <w:rPr>
-                <w:lang w:eastAsia="zh-CN"/>
-              </w:rPr>
+              </w:rPr>
+            </w:pPr>
+            <w:r>
               <w:t>待识别SQL已限定当前根目录</w:t>
             </w:r>
           </w:p>
@@ -12443,11 +10520,9 @@
                 <w:rFonts w:hint="eastAsia"/>
               </w:rPr>
             </w:pPr>
-            <w:proofErr w:type="spellStart"/>
             <w:r>
               <w:t>通过</w:t>
             </w:r>
-            <w:proofErr w:type="spellEnd"/>
           </w:p>
         </w:tc>
       </w:tr>
@@ -12481,13 +10556,9 @@
             <w:pPr>
               <w:rPr>
                 <w:rFonts w:hint="eastAsia"/>
-                <w:lang w:eastAsia="zh-CN"/>
-              </w:rPr>
-            </w:pPr>
-            <w:r>
-              <w:rPr>
-                <w:lang w:eastAsia="zh-CN"/>
-              </w:rPr>
+              </w:rPr>
+            </w:pPr>
+            <w:r>
               <w:t>选择较长路径或大目录</w:t>
             </w:r>
           </w:p>
@@ -12503,19 +10574,9 @@
                 <w:rFonts w:hint="eastAsia"/>
               </w:rPr>
             </w:pPr>
-            <w:proofErr w:type="spellStart"/>
-            <w:r>
-              <w:t>确定</w:t>
-            </w:r>
-            <w:proofErr w:type="spellEnd"/>
-            <w:r>
-              <w:t>/</w:t>
-            </w:r>
-            <w:proofErr w:type="spellStart"/>
-            <w:r>
-              <w:t>取消按钮仍可见</w:t>
-            </w:r>
-            <w:proofErr w:type="spellEnd"/>
+            <w:r>
+              <w:t>确定/取消按钮仍可见</w:t>
+            </w:r>
           </w:p>
         </w:tc>
         <w:tc>
@@ -12527,13 +10588,9 @@
             <w:pPr>
               <w:rPr>
                 <w:rFonts w:hint="eastAsia"/>
-                <w:lang w:eastAsia="zh-CN"/>
-              </w:rPr>
-            </w:pPr>
-            <w:r>
-              <w:rPr>
-                <w:lang w:eastAsia="zh-CN"/>
-              </w:rPr>
+              </w:rPr>
+            </w:pPr>
+            <w:r>
               <w:t>内容区可滚动且窗口动态限高</w:t>
             </w:r>
           </w:p>
@@ -12549,11 +10606,9 @@
                 <w:rFonts w:hint="eastAsia"/>
               </w:rPr>
             </w:pPr>
-            <w:proofErr w:type="spellStart"/>
             <w:r>
               <w:t>通过</w:t>
             </w:r>
-            <w:proofErr w:type="spellEnd"/>
           </w:p>
         </w:tc>
       </w:tr>
@@ -12587,13 +10642,9 @@
             <w:pPr>
               <w:rPr>
                 <w:rFonts w:hint="eastAsia"/>
-                <w:lang w:eastAsia="zh-CN"/>
-              </w:rPr>
-            </w:pPr>
-            <w:r>
-              <w:rPr>
-                <w:lang w:eastAsia="zh-CN"/>
-              </w:rPr>
+              </w:rPr>
+            </w:pPr>
+            <w:r>
               <w:t>未配置密钥启动并搜索</w:t>
             </w:r>
           </w:p>
@@ -12607,13 +10658,9 @@
             <w:pPr>
               <w:rPr>
                 <w:rFonts w:hint="eastAsia"/>
-                <w:lang w:eastAsia="zh-CN"/>
-              </w:rPr>
-            </w:pPr>
-            <w:r>
-              <w:rPr>
-                <w:lang w:eastAsia="zh-CN"/>
-              </w:rPr>
+              </w:rPr>
+            </w:pPr>
+            <w:r>
               <w:t>AI功能跳过，不影响基础功能</w:t>
             </w:r>
           </w:p>
@@ -12627,13 +10674,9 @@
             <w:pPr>
               <w:rPr>
                 <w:rFonts w:hint="eastAsia"/>
-                <w:lang w:eastAsia="zh-CN"/>
-              </w:rPr>
-            </w:pPr>
-            <w:r>
-              <w:rPr>
-                <w:lang w:eastAsia="zh-CN"/>
-              </w:rPr>
+              </w:rPr>
+            </w:pPr>
+            <w:r>
               <w:t>关键词搜索和图片管理可用</w:t>
             </w:r>
           </w:p>
@@ -12649,11 +10692,9 @@
                 <w:rFonts w:hint="eastAsia"/>
               </w:rPr>
             </w:pPr>
-            <w:proofErr w:type="spellStart"/>
             <w:r>
               <w:t>通过</w:t>
             </w:r>
-            <w:proofErr w:type="spellEnd"/>
           </w:p>
         </w:tc>
       </w:tr>
@@ -12703,13 +10744,9 @@
             <w:pPr>
               <w:rPr>
                 <w:rFonts w:hint="eastAsia"/>
-                <w:lang w:eastAsia="zh-CN"/>
-              </w:rPr>
-            </w:pPr>
-            <w:r>
-              <w:rPr>
-                <w:lang w:eastAsia="zh-CN"/>
-              </w:rPr>
+              </w:rPr>
+            </w:pPr>
+            <w:r>
               <w:t>脚本无错误，表视图齐全</w:t>
             </w:r>
           </w:p>
@@ -12723,13 +10760,9 @@
             <w:pPr>
               <w:rPr>
                 <w:rFonts w:hint="eastAsia"/>
-                <w:lang w:eastAsia="zh-CN"/>
-              </w:rPr>
-            </w:pPr>
-            <w:r>
-              <w:rPr>
-                <w:lang w:eastAsia="zh-CN"/>
-              </w:rPr>
+              </w:rPr>
+            </w:pPr>
+            <w:r>
               <w:t>执行成功，表/视图数量符合预期</w:t>
             </w:r>
           </w:p>
@@ -12745,11 +10778,9 @@
                 <w:rFonts w:hint="eastAsia"/>
               </w:rPr>
             </w:pPr>
-            <w:proofErr w:type="spellStart"/>
             <w:r>
               <w:t>通过</w:t>
             </w:r>
-            <w:proofErr w:type="spellEnd"/>
           </w:p>
         </w:tc>
       </w:tr>
@@ -12766,7 +10797,7 @@
         <w:pStyle w:val="21"/>
         <w:spacing w:before="120" w:after="80"/>
       </w:pPr>
-      <w:bookmarkStart w:id="23" w:name="_Toc230251744"/>
+      <w:bookmarkStart w:id="23" w:name="_Toc230419084"/>
       <w:r>
         <w:rPr>
           <w:rFonts w:ascii="宋体" w:eastAsia="宋体" w:hAnsi="宋体"/>
@@ -12782,42 +10813,14 @@
         <w:ind w:firstLine="420"/>
         <w:rPr>
           <w:rFonts w:hint="eastAsia"/>
-          <w:lang w:eastAsia="zh-CN"/>
         </w:rPr>
       </w:pPr>
       <w:r>
-        <w:rPr>
-          <w:lang w:eastAsia="zh-CN"/>
-        </w:rPr>
-        <w:t>完整流程测试从启动程序开始：选择扫描目录，展开目录树，点击目录加载缩略图，使用单选和多选分别执行复制、粘贴、重命名、删除，随后进入幻灯片窗口进行前后切换、放大缩小和自动播放。完成后检查数据库 images、directories、</w:t>
+        <w:t>完整流程测试从启动程序开始：选择扫描目录，展开目录树，点击目录加载缩略图，使用单选和多选分别执行复制、粘贴、重命名、删除，随后进入幻灯片窗口进行前后切换、</w:t>
       </w:r>
-      <w:proofErr w:type="spellStart"/>
       <w:r>
-        <w:rPr>
-          <w:lang w:eastAsia="zh-CN"/>
-        </w:rPr>
-        <w:t>operation_logs</w:t>
-      </w:r>
-      <w:proofErr w:type="spellEnd"/>
-      <w:r>
-        <w:rPr>
-          <w:lang w:eastAsia="zh-CN"/>
-        </w:rPr>
-        <w:t xml:space="preserve"> 与 </w:t>
-      </w:r>
-      <w:proofErr w:type="spellStart"/>
-      <w:r>
-        <w:rPr>
-          <w:lang w:eastAsia="zh-CN"/>
-        </w:rPr>
-        <w:t>app_settings</w:t>
-      </w:r>
-      <w:proofErr w:type="spellEnd"/>
-      <w:r>
-        <w:rPr>
-          <w:lang w:eastAsia="zh-CN"/>
-        </w:rPr>
-        <w:t xml:space="preserve"> 等表，确认文件系统和数据库状态一致。</w:t>
+        <w:lastRenderedPageBreak/>
+        <w:t>放大缩小和自动播放。完成后检查数据库 images、directories、operation_logs 与 app_settings 等表，确认文件系统和数据库状态一致。</w:t>
       </w:r>
     </w:p>
     <w:p>
@@ -12826,43 +10829,10 @@
         <w:ind w:firstLine="420"/>
         <w:rPr>
           <w:rFonts w:hint="eastAsia"/>
-          <w:lang w:eastAsia="zh-CN"/>
         </w:rPr>
       </w:pPr>
       <w:r>
-        <w:rPr>
-          <w:lang w:eastAsia="zh-CN"/>
-        </w:rPr>
-        <w:lastRenderedPageBreak/>
-        <w:t xml:space="preserve">扩展接口的测试口径为：在设置页填写 base </w:t>
-      </w:r>
-      <w:proofErr w:type="spellStart"/>
-      <w:r>
-        <w:rPr>
-          <w:lang w:eastAsia="zh-CN"/>
-        </w:rPr>
-        <w:t>url</w:t>
-      </w:r>
-      <w:proofErr w:type="spellEnd"/>
-      <w:r>
-        <w:rPr>
-          <w:lang w:eastAsia="zh-CN"/>
-        </w:rPr>
-        <w:t>、</w:t>
-      </w:r>
-      <w:proofErr w:type="spellStart"/>
-      <w:r>
-        <w:rPr>
-          <w:lang w:eastAsia="zh-CN"/>
-        </w:rPr>
-        <w:t>api</w:t>
-      </w:r>
-      <w:proofErr w:type="spellEnd"/>
-      <w:r>
-        <w:rPr>
-          <w:lang w:eastAsia="zh-CN"/>
-        </w:rPr>
-        <w:t xml:space="preserve"> key 和 model 后，只验证配置保存和接口调用入口是否能被正常触发；若验收环境没有密钥或网络条件，则直接使用关键词搜索。系统不在源码中保存密钥，避免提交材料泄露个人配置。</w:t>
+        <w:t>扩展接口的测试口径为：在设置页填写 base url、api key 和 model 后，只验证配置保存和接口调用入口是否能被正常触发；若验收环境没有密钥或网络条件，则直接使用关键词搜索。系统不在源码中保存密钥，避免提交材料泄露个人配置。</w:t>
       </w:r>
     </w:p>
     <w:p>
@@ -12870,24 +10840,15 @@
         <w:pStyle w:val="21"/>
         <w:spacing w:before="120" w:after="80"/>
       </w:pPr>
-      <w:bookmarkStart w:id="24" w:name="_Toc230251745"/>
+      <w:bookmarkStart w:id="24" w:name="_Toc230419085"/>
       <w:r>
         <w:rPr>
           <w:rFonts w:ascii="宋体" w:eastAsia="宋体" w:hAnsi="宋体"/>
           <w:color w:val="000000"/>
         </w:rPr>
-        <w:t xml:space="preserve">4.4 </w:t>
-      </w:r>
-      <w:proofErr w:type="spellStart"/>
-      <w:r>
-        <w:rPr>
-          <w:rFonts w:ascii="宋体" w:eastAsia="宋体" w:hAnsi="宋体"/>
-          <w:color w:val="000000"/>
-        </w:rPr>
-        <w:t>打包测试</w:t>
+        <w:t>4.4 打包测试</w:t>
       </w:r>
       <w:bookmarkEnd w:id="24"/>
-      <w:proofErr w:type="spellEnd"/>
     </w:p>
     <w:p>
       <w:pPr>
@@ -12902,7 +10863,23 @@
           <w:rFonts w:ascii="Consolas" w:eastAsia="等线" w:hAnsi="Consolas"/>
           <w:sz w:val="18"/>
         </w:rPr>
-        <w:t>mvn -q -DskipTests package</w:t>
+        <w:t>mvn -q -DskipTests compile</w:t>
+      </w:r>
+      <w:r>
+        <w:rPr>
+          <w:rFonts w:ascii="Consolas" w:eastAsia="等线" w:hAnsi="Consolas"/>
+          <w:sz w:val="18"/>
+        </w:rPr>
+        <w:br/>
+        <w:t>mvn -q test</w:t>
+      </w:r>
+      <w:r>
+        <w:rPr>
+          <w:rFonts w:ascii="Consolas" w:eastAsia="等线" w:hAnsi="Consolas"/>
+          <w:sz w:val="18"/>
+        </w:rPr>
+        <w:br/>
+        <w:t>mvn -q -DskipTests test-compile exec:java "-Dexec.classpathScope=test" "-Dexec.mainClass=com.imagemanager.UiSnapshotSmoke"</w:t>
       </w:r>
       <w:r>
         <w:rPr>
@@ -12919,98 +10896,665 @@
         <w:ind w:firstLine="420"/>
         <w:rPr>
           <w:rFonts w:hint="eastAsia"/>
-          <w:lang w:eastAsia="zh-CN"/>
         </w:rPr>
       </w:pPr>
       <w:r>
-        <w:t xml:space="preserve">打包产物 target/image-manager-1.0.0.jar </w:t>
-      </w:r>
-      <w:proofErr w:type="gramStart"/>
-      <w:r>
-        <w:t>已复制为提交要求的“</w:t>
-      </w:r>
-      <w:proofErr w:type="gramEnd"/>
-      <w:r>
-        <w:t>面向对象程序设计实践目标代码.</w:t>
-      </w:r>
-      <w:proofErr w:type="gramStart"/>
-      <w:r>
-        <w:t>JAR”。</w:t>
-      </w:r>
-      <w:proofErr w:type="gramEnd"/>
-      <w:r>
-        <w:rPr>
-          <w:lang w:eastAsia="zh-CN"/>
-        </w:rPr>
-        <w:t>该 JAR 包含 JavaFX、PostgreSQL JDBC、</w:t>
-      </w:r>
-      <w:proofErr w:type="spellStart"/>
-      <w:r>
-        <w:rPr>
-          <w:lang w:eastAsia="zh-CN"/>
-        </w:rPr>
-        <w:t>HikariCP</w:t>
-      </w:r>
-      <w:proofErr w:type="spellEnd"/>
-      <w:r>
-        <w:rPr>
-          <w:lang w:eastAsia="zh-CN"/>
-        </w:rPr>
-        <w:t>、</w:t>
-      </w:r>
-      <w:proofErr w:type="spellStart"/>
-      <w:r>
-        <w:rPr>
-          <w:lang w:eastAsia="zh-CN"/>
-        </w:rPr>
-        <w:t>OkHttp</w:t>
-      </w:r>
-      <w:proofErr w:type="spellEnd"/>
-      <w:r>
-        <w:rPr>
-          <w:lang w:eastAsia="zh-CN"/>
-        </w:rPr>
-        <w:t>、Jackson 等运行依赖，便于课程验收。</w:t>
+        <w:t>打包产物 target/image-manager-1.0.0.jar 已复制为提交要求的“面向对象程序设计实践目标代码.JAR”。该 JAR 包含 JavaFX、PostgreSQL JDBC、HikariCP、OkHttp、Jackson 等运行依赖，便于课程验收。本次界面更新重点验证了编译、测试和真实界面截图生成，避免报告截图与当前程序不一致。</w:t>
       </w:r>
     </w:p>
     <w:p>
       <w:pPr>
-        <w:pStyle w:val="1"/>
+        <w:pStyle w:val="21"/>
         <w:spacing w:before="120" w:after="80"/>
-        <w:rPr>
-          <w:lang w:eastAsia="zh-CN"/>
-        </w:rPr>
-      </w:pPr>
-      <w:bookmarkStart w:id="25" w:name="_Toc230251746"/>
+      </w:pPr>
+      <w:bookmarkStart w:id="25" w:name="_Toc230419086"/>
       <w:r>
         <w:rPr>
           <w:rFonts w:ascii="宋体" w:eastAsia="宋体" w:hAnsi="宋体"/>
           <w:color w:val="000000"/>
-          <w:lang w:eastAsia="zh-CN"/>
-        </w:rPr>
-        <w:t>5 系统运行界面</w:t>
+        </w:rPr>
+        <w:t>4.5 前端缩放与截图测试</w:t>
       </w:r>
       <w:bookmarkEnd w:id="25"/>
     </w:p>
     <w:p>
       <w:pPr>
         <w:spacing w:after="60" w:line="300" w:lineRule="auto"/>
+        <w:ind w:firstLine="420"/>
+        <w:rPr>
+          <w:rFonts w:hint="eastAsia"/>
+        </w:rPr>
+      </w:pPr>
+      <w:r>
+        <w:t>JavaFX 桌面程序没有浏览器 zoom，本次按窗口尺寸和系统显示缩放的等效效果验证。最小窗口覆盖 900×600，默认窗口覆盖 1200×800，宽屏窗口覆盖 1440×900；弹窗和工具窗口按 100%、125% 和 150% 附近的等效尺寸截图复查。检查重点包括：按钮文字不截断，底部操作栏不重叠，目录树展开箭头可见，选中缩略图状态清楚，设置页和欢迎向导在窄窗口下可滚动。</w:t>
+      </w:r>
+    </w:p>
+    <w:tbl>
+      <w:tblPr>
+        <w:tblStyle w:val="aff1"/>
+        <w:tblW w:w="0" w:type="auto"/>
         <w:jc w:val="center"/>
+        <w:tblLook w:val="04A0" w:firstRow="1" w:lastRow="0" w:firstColumn="1" w:lastColumn="0" w:noHBand="0" w:noVBand="1"/>
+      </w:tblPr>
+      <w:tblGrid>
+        <w:gridCol w:w="1645"/>
+        <w:gridCol w:w="2229"/>
+        <w:gridCol w:w="3823"/>
+        <w:gridCol w:w="831"/>
+      </w:tblGrid>
+      <w:tr>
+        <w:trPr>
+          <w:jc w:val="center"/>
+        </w:trPr>
+        <w:tc>
+          <w:tcPr>
+            <w:tcW w:w="1701" w:type="dxa"/>
+            <w:vAlign w:val="center"/>
+          </w:tcPr>
+          <w:p>
+            <w:pPr>
+              <w:jc w:val="center"/>
+              <w:rPr>
+                <w:rFonts w:hint="eastAsia"/>
+              </w:rPr>
+            </w:pPr>
+            <w:r>
+              <w:rPr>
+                <w:b/>
+              </w:rPr>
+              <w:t>界面</w:t>
+            </w:r>
+          </w:p>
+        </w:tc>
+        <w:tc>
+          <w:tcPr>
+            <w:tcW w:w="2268" w:type="dxa"/>
+            <w:vAlign w:val="center"/>
+          </w:tcPr>
+          <w:p>
+            <w:pPr>
+              <w:jc w:val="center"/>
+              <w:rPr>
+                <w:rFonts w:hint="eastAsia"/>
+              </w:rPr>
+            </w:pPr>
+            <w:r>
+              <w:rPr>
+                <w:b/>
+              </w:rPr>
+              <w:t>截图尺寸</w:t>
+            </w:r>
+          </w:p>
+        </w:tc>
+        <w:tc>
+          <w:tcPr>
+            <w:tcW w:w="3969" w:type="dxa"/>
+            <w:vAlign w:val="center"/>
+          </w:tcPr>
+          <w:p>
+            <w:pPr>
+              <w:jc w:val="center"/>
+              <w:rPr>
+                <w:rFonts w:hint="eastAsia"/>
+              </w:rPr>
+            </w:pPr>
+            <w:r>
+              <w:rPr>
+                <w:b/>
+              </w:rPr>
+              <w:t>检查结论</w:t>
+            </w:r>
+          </w:p>
+        </w:tc>
+        <w:tc>
+          <w:tcPr>
+            <w:tcW w:w="850" w:type="dxa"/>
+            <w:vAlign w:val="center"/>
+          </w:tcPr>
+          <w:p>
+            <w:pPr>
+              <w:jc w:val="center"/>
+              <w:rPr>
+                <w:rFonts w:hint="eastAsia"/>
+              </w:rPr>
+            </w:pPr>
+            <w:r>
+              <w:rPr>
+                <w:b/>
+              </w:rPr>
+              <w:t>结果</w:t>
+            </w:r>
+          </w:p>
+        </w:tc>
+      </w:tr>
+      <w:tr>
+        <w:trPr>
+          <w:jc w:val="center"/>
+        </w:trPr>
+        <w:tc>
+          <w:tcPr>
+            <w:tcW w:w="1701" w:type="dxa"/>
+            <w:vAlign w:val="center"/>
+          </w:tcPr>
+          <w:p>
+            <w:pPr>
+              <w:jc w:val="center"/>
+              <w:rPr>
+                <w:rFonts w:hint="eastAsia"/>
+              </w:rPr>
+            </w:pPr>
+            <w:r>
+              <w:t>主界面</w:t>
+            </w:r>
+          </w:p>
+        </w:tc>
+        <w:tc>
+          <w:tcPr>
+            <w:tcW w:w="2268" w:type="dxa"/>
+            <w:vAlign w:val="center"/>
+          </w:tcPr>
+          <w:p>
+            <w:pPr>
+              <w:rPr>
+                <w:rFonts w:hint="eastAsia"/>
+              </w:rPr>
+            </w:pPr>
+            <w:r>
+              <w:t>900×600、1200×800、1440×900</w:t>
+            </w:r>
+          </w:p>
+        </w:tc>
+        <w:tc>
+          <w:tcPr>
+            <w:tcW w:w="3969" w:type="dxa"/>
+            <w:vAlign w:val="center"/>
+          </w:tcPr>
+          <w:p>
+            <w:pPr>
+              <w:rPr>
+                <w:rFonts w:hint="eastAsia"/>
+              </w:rPr>
+            </w:pPr>
+            <w:r>
+              <w:t>目录树、搜索区、缩略图、状态栏、清理AI标签和幻灯片按钮均可见。</w:t>
+            </w:r>
+          </w:p>
+        </w:tc>
+        <w:tc>
+          <w:tcPr>
+            <w:tcW w:w="850" w:type="dxa"/>
+            <w:vAlign w:val="center"/>
+          </w:tcPr>
+          <w:p>
+            <w:pPr>
+              <w:rPr>
+                <w:rFonts w:hint="eastAsia"/>
+              </w:rPr>
+            </w:pPr>
+            <w:r>
+              <w:t>通过</w:t>
+            </w:r>
+          </w:p>
+        </w:tc>
+      </w:tr>
+      <w:tr>
+        <w:trPr>
+          <w:jc w:val="center"/>
+        </w:trPr>
+        <w:tc>
+          <w:tcPr>
+            <w:tcW w:w="1701" w:type="dxa"/>
+            <w:vAlign w:val="center"/>
+          </w:tcPr>
+          <w:p>
+            <w:pPr>
+              <w:jc w:val="center"/>
+              <w:rPr>
+                <w:rFonts w:hint="eastAsia"/>
+              </w:rPr>
+            </w:pPr>
+            <w:r>
+              <w:t>首次启动向导</w:t>
+            </w:r>
+          </w:p>
+        </w:tc>
+        <w:tc>
+          <w:tcPr>
+            <w:tcW w:w="2268" w:type="dxa"/>
+            <w:vAlign w:val="center"/>
+          </w:tcPr>
+          <w:p>
+            <w:pPr>
+              <w:rPr>
+                <w:rFonts w:hint="eastAsia"/>
+              </w:rPr>
+            </w:pPr>
+            <w:r>
+              <w:t>640×620、800×775</w:t>
+            </w:r>
+          </w:p>
+        </w:tc>
+        <w:tc>
+          <w:tcPr>
+            <w:tcW w:w="3969" w:type="dxa"/>
+            <w:vAlign w:val="center"/>
+          </w:tcPr>
+          <w:p>
+            <w:pPr>
+              <w:rPr>
+                <w:rFonts w:hint="eastAsia"/>
+              </w:rPr>
+            </w:pPr>
+            <w:r>
+              <w:t>长路径输入、AI配置说明、警告区域和确定/取消按钮不遮挡。</w:t>
+            </w:r>
+          </w:p>
+        </w:tc>
+        <w:tc>
+          <w:tcPr>
+            <w:tcW w:w="850" w:type="dxa"/>
+            <w:vAlign w:val="center"/>
+          </w:tcPr>
+          <w:p>
+            <w:pPr>
+              <w:rPr>
+                <w:rFonts w:hint="eastAsia"/>
+              </w:rPr>
+            </w:pPr>
+            <w:r>
+              <w:t>通过</w:t>
+            </w:r>
+          </w:p>
+        </w:tc>
+      </w:tr>
+      <w:tr>
+        <w:trPr>
+          <w:jc w:val="center"/>
+        </w:trPr>
+        <w:tc>
+          <w:tcPr>
+            <w:tcW w:w="1701" w:type="dxa"/>
+            <w:vAlign w:val="center"/>
+          </w:tcPr>
+          <w:p>
+            <w:pPr>
+              <w:jc w:val="center"/>
+              <w:rPr>
+                <w:rFonts w:hint="eastAsia"/>
+              </w:rPr>
+            </w:pPr>
+            <w:r>
+              <w:t>系统设置</w:t>
+            </w:r>
+          </w:p>
+        </w:tc>
+        <w:tc>
+          <w:tcPr>
+            <w:tcW w:w="2268" w:type="dxa"/>
+            <w:vAlign w:val="center"/>
+          </w:tcPr>
+          <w:p>
+            <w:pPr>
+              <w:rPr>
+                <w:rFonts w:hint="eastAsia"/>
+              </w:rPr>
+            </w:pPr>
+            <w:r>
+              <w:t>680×720、850×900</w:t>
+            </w:r>
+          </w:p>
+        </w:tc>
+        <w:tc>
+          <w:tcPr>
+            <w:tcW w:w="3969" w:type="dxa"/>
+            <w:vAlign w:val="center"/>
+          </w:tcPr>
+          <w:p>
+            <w:pPr>
+              <w:rPr>
+                <w:rFonts w:hint="eastAsia"/>
+              </w:rPr>
+            </w:pPr>
+            <w:r>
+              <w:t>折叠区、输入框、模型下拉、数值输入、滚动条和底部按钮正常。</w:t>
+            </w:r>
+          </w:p>
+        </w:tc>
+        <w:tc>
+          <w:tcPr>
+            <w:tcW w:w="850" w:type="dxa"/>
+            <w:vAlign w:val="center"/>
+          </w:tcPr>
+          <w:p>
+            <w:pPr>
+              <w:rPr>
+                <w:rFonts w:hint="eastAsia"/>
+              </w:rPr>
+            </w:pPr>
+            <w:r>
+              <w:t>通过</w:t>
+            </w:r>
+          </w:p>
+        </w:tc>
+      </w:tr>
+      <w:tr>
+        <w:trPr>
+          <w:jc w:val="center"/>
+        </w:trPr>
+        <w:tc>
+          <w:tcPr>
+            <w:tcW w:w="1701" w:type="dxa"/>
+            <w:vAlign w:val="center"/>
+          </w:tcPr>
+          <w:p>
+            <w:pPr>
+              <w:jc w:val="center"/>
+              <w:rPr>
+                <w:rFonts w:hint="eastAsia"/>
+              </w:rPr>
+            </w:pPr>
+            <w:r>
+              <w:t>图片查看器</w:t>
+            </w:r>
+          </w:p>
+        </w:tc>
+        <w:tc>
+          <w:tcPr>
+            <w:tcW w:w="2268" w:type="dxa"/>
+            <w:vAlign w:val="center"/>
+          </w:tcPr>
+          <w:p>
+            <w:pPr>
+              <w:rPr>
+                <w:rFonts w:hint="eastAsia"/>
+              </w:rPr>
+            </w:pPr>
+            <w:r>
+              <w:t>960×680、1200×850</w:t>
+            </w:r>
+          </w:p>
+        </w:tc>
+        <w:tc>
+          <w:tcPr>
+            <w:tcW w:w="3969" w:type="dxa"/>
+            <w:vAlign w:val="center"/>
+          </w:tcPr>
+          <w:p>
+            <w:pPr>
+              <w:rPr>
+                <w:rFonts w:hint="eastAsia"/>
+              </w:rPr>
+            </w:pPr>
+            <w:r>
+              <w:t>深色图片区、图片等比显示、缩放/切换/编辑/幻灯片按钮不截断。</w:t>
+            </w:r>
+          </w:p>
+        </w:tc>
+        <w:tc>
+          <w:tcPr>
+            <w:tcW w:w="850" w:type="dxa"/>
+            <w:vAlign w:val="center"/>
+          </w:tcPr>
+          <w:p>
+            <w:pPr>
+              <w:rPr>
+                <w:rFonts w:hint="eastAsia"/>
+              </w:rPr>
+            </w:pPr>
+            <w:r>
+              <w:t>通过</w:t>
+            </w:r>
+          </w:p>
+        </w:tc>
+      </w:tr>
+      <w:tr>
+        <w:trPr>
+          <w:jc w:val="center"/>
+        </w:trPr>
+        <w:tc>
+          <w:tcPr>
+            <w:tcW w:w="1701" w:type="dxa"/>
+            <w:vAlign w:val="center"/>
+          </w:tcPr>
+          <w:p>
+            <w:pPr>
+              <w:jc w:val="center"/>
+              <w:rPr>
+                <w:rFonts w:hint="eastAsia"/>
+              </w:rPr>
+            </w:pPr>
+            <w:r>
+              <w:t>幻灯片播放</w:t>
+            </w:r>
+          </w:p>
+        </w:tc>
+        <w:tc>
+          <w:tcPr>
+            <w:tcW w:w="2268" w:type="dxa"/>
+            <w:vAlign w:val="center"/>
+          </w:tcPr>
+          <w:p>
+            <w:pPr>
+              <w:rPr>
+                <w:rFonts w:hint="eastAsia"/>
+              </w:rPr>
+            </w:pPr>
+            <w:r>
+              <w:t>1000×700、1250×875</w:t>
+            </w:r>
+          </w:p>
+        </w:tc>
+        <w:tc>
+          <w:tcPr>
+            <w:tcW w:w="3969" w:type="dxa"/>
+            <w:vAlign w:val="center"/>
+          </w:tcPr>
+          <w:p>
+            <w:pPr>
+              <w:rPr>
+                <w:rFonts w:hint="eastAsia"/>
+              </w:rPr>
+            </w:pPr>
+            <w:r>
+              <w:t>底部控制栏、音乐下拉、音量滑块、缩略图条和退出按钮无重叠。</w:t>
+            </w:r>
+          </w:p>
+        </w:tc>
+        <w:tc>
+          <w:tcPr>
+            <w:tcW w:w="850" w:type="dxa"/>
+            <w:vAlign w:val="center"/>
+          </w:tcPr>
+          <w:p>
+            <w:pPr>
+              <w:rPr>
+                <w:rFonts w:hint="eastAsia"/>
+              </w:rPr>
+            </w:pPr>
+            <w:r>
+              <w:t>通过</w:t>
+            </w:r>
+          </w:p>
+        </w:tc>
+      </w:tr>
+      <w:tr>
+        <w:trPr>
+          <w:jc w:val="center"/>
+        </w:trPr>
+        <w:tc>
+          <w:tcPr>
+            <w:tcW w:w="1701" w:type="dxa"/>
+            <w:vAlign w:val="center"/>
+          </w:tcPr>
+          <w:p>
+            <w:pPr>
+              <w:jc w:val="center"/>
+              <w:rPr>
+                <w:rFonts w:hint="eastAsia"/>
+              </w:rPr>
+            </w:pPr>
+            <w:r>
+              <w:t>图片编辑器</w:t>
+            </w:r>
+          </w:p>
+        </w:tc>
+        <w:tc>
+          <w:tcPr>
+            <w:tcW w:w="2268" w:type="dxa"/>
+            <w:vAlign w:val="center"/>
+          </w:tcPr>
+          <w:p>
+            <w:pPr>
+              <w:rPr>
+                <w:rFonts w:hint="eastAsia"/>
+              </w:rPr>
+            </w:pPr>
+            <w:r>
+              <w:t>1000×750、1250×938</w:t>
+            </w:r>
+          </w:p>
+        </w:tc>
+        <w:tc>
+          <w:tcPr>
+            <w:tcW w:w="3969" w:type="dxa"/>
+            <w:vAlign w:val="center"/>
+          </w:tcPr>
+          <w:p>
+            <w:pPr>
+              <w:rPr>
+                <w:rFonts w:hint="eastAsia"/>
+              </w:rPr>
+            </w:pPr>
+            <w:r>
+              <w:t>工具栏、画布、标注图层、版本历史条和状态文本可读。</w:t>
+            </w:r>
+          </w:p>
+        </w:tc>
+        <w:tc>
+          <w:tcPr>
+            <w:tcW w:w="850" w:type="dxa"/>
+            <w:vAlign w:val="center"/>
+          </w:tcPr>
+          <w:p>
+            <w:pPr>
+              <w:rPr>
+                <w:rFonts w:hint="eastAsia"/>
+              </w:rPr>
+            </w:pPr>
+            <w:r>
+              <w:t>通过</w:t>
+            </w:r>
+          </w:p>
+        </w:tc>
+      </w:tr>
+      <w:tr>
+        <w:trPr>
+          <w:jc w:val="center"/>
+        </w:trPr>
+        <w:tc>
+          <w:tcPr>
+            <w:tcW w:w="1701" w:type="dxa"/>
+            <w:vAlign w:val="center"/>
+          </w:tcPr>
+          <w:p>
+            <w:pPr>
+              <w:jc w:val="center"/>
+              <w:rPr>
+                <w:rFonts w:hint="eastAsia"/>
+              </w:rPr>
+            </w:pPr>
+            <w:r>
+              <w:t>批量重命名弹窗</w:t>
+            </w:r>
+          </w:p>
+        </w:tc>
+        <w:tc>
+          <w:tcPr>
+            <w:tcW w:w="2268" w:type="dxa"/>
+            <w:vAlign w:val="center"/>
+          </w:tcPr>
+          <w:p>
+            <w:pPr>
+              <w:rPr>
+                <w:rFonts w:hint="eastAsia"/>
+              </w:rPr>
+            </w:pPr>
+            <w:r>
+              <w:t>450×360、563×450</w:t>
+            </w:r>
+          </w:p>
+        </w:tc>
+        <w:tc>
+          <w:tcPr>
+            <w:tcW w:w="3969" w:type="dxa"/>
+            <w:vAlign w:val="center"/>
+          </w:tcPr>
+          <w:p>
+            <w:pPr>
+              <w:rPr>
+                <w:rFonts w:hint="eastAsia"/>
+              </w:rPr>
+            </w:pPr>
+            <w:r>
+              <w:t>名称前缀、编号输入、预览区域和确认按钮布局稳定。</w:t>
+            </w:r>
+          </w:p>
+        </w:tc>
+        <w:tc>
+          <w:tcPr>
+            <w:tcW w:w="850" w:type="dxa"/>
+            <w:vAlign w:val="center"/>
+          </w:tcPr>
+          <w:p>
+            <w:pPr>
+              <w:rPr>
+                <w:rFonts w:hint="eastAsia"/>
+              </w:rPr>
+            </w:pPr>
+            <w:r>
+              <w:t>通过</w:t>
+            </w:r>
+          </w:p>
+        </w:tc>
+      </w:tr>
+    </w:tbl>
+    <w:p>
+      <w:pPr>
         <w:rPr>
           <w:rFonts w:hint="eastAsia"/>
-          <w:lang w:eastAsia="zh-CN"/>
-        </w:rPr>
-      </w:pPr>
+        </w:rPr>
+      </w:pPr>
+    </w:p>
+    <w:p>
+      <w:pPr>
+        <w:pStyle w:val="1"/>
+        <w:spacing w:before="120" w:after="80"/>
+      </w:pPr>
+      <w:bookmarkStart w:id="26" w:name="_Toc230419087"/>
       <w:r>
         <w:rPr>
-          <w:b/>
-          <w:lang w:eastAsia="zh-CN"/>
-        </w:rPr>
-        <w:t>图5-1 主界面：目录树、缩略图、文件名、图片数量和选中状态</w:t>
+          <w:rFonts w:ascii="宋体" w:eastAsia="宋体" w:hAnsi="宋体"/>
+          <w:color w:val="000000"/>
+        </w:rPr>
+        <w:t>5 系统运行界面</w:t>
+      </w:r>
+      <w:bookmarkEnd w:id="26"/>
+    </w:p>
+    <w:p>
+      <w:pPr>
+        <w:spacing w:after="60" w:line="300" w:lineRule="auto"/>
+        <w:ind w:firstLine="420"/>
+        <w:rPr>
+          <w:rFonts w:hint="eastAsia"/>
+        </w:rPr>
+      </w:pPr>
+      <w:r>
+        <w:t>本节截图均由 JavaFX 测试程序直接加载当前 FXML 与 CSS 后截取，来源为 target/ui-smoke，不再使用手工绘制或旧版示意图。为便于老师检查，本节同时放入默认尺寸、最小尺寸和放大等效尺寸下的界面图。</w:t>
       </w:r>
     </w:p>
     <w:p>
       <w:pPr>
+        <w:spacing w:after="60" w:line="300" w:lineRule="auto"/>
         <w:jc w:val="center"/>
         <w:rPr>
           <w:rFonts w:hint="eastAsia"/>
@@ -13018,11 +11562,26 @@
       </w:pPr>
       <w:r>
         <w:rPr>
+          <w:b/>
+        </w:rPr>
+        <w:lastRenderedPageBreak/>
+        <w:t>图5-1 主界面 900×600：最小窗口下目录树、缩略图和状态栏</w:t>
+      </w:r>
+    </w:p>
+    <w:p>
+      <w:pPr>
+        <w:jc w:val="center"/>
+        <w:rPr>
+          <w:rFonts w:hint="eastAsia"/>
+        </w:rPr>
+      </w:pPr>
+      <w:r>
+        <w:rPr>
           <w:noProof/>
         </w:rPr>
         <w:drawing>
-          <wp:inline distT="0" distB="0" distL="0" distR="0" wp14:anchorId="5D0C48FF" wp14:editId="3B5942AB">
-            <wp:extent cx="5577840" cy="3486150"/>
+          <wp:inline distT="0" distB="0" distL="0" distR="0" wp14:anchorId="4DFEF732" wp14:editId="495E05F7">
+            <wp:extent cx="5577840" cy="3718560"/>
             <wp:effectExtent l="0" t="0" r="0" b="0"/>
             <wp:docPr id="1" name="Picture 1"/>
             <wp:cNvGraphicFramePr>
@@ -13032,7 +11591,7 @@
               <a:graphicData uri="http://schemas.openxmlformats.org/drawingml/2006/picture">
                 <pic:pic xmlns:pic="http://schemas.openxmlformats.org/drawingml/2006/picture">
                   <pic:nvPicPr>
-                    <pic:cNvPr id="0" name="01_主界面_目录树与缩略图.png"/>
+                    <pic:cNvPr id="0" name="real_01_主界面_900x600_最小窗口.png"/>
                     <pic:cNvPicPr/>
                   </pic:nvPicPr>
                   <pic:blipFill>
@@ -13044,7 +11603,7 @@
                   <pic:spPr>
                     <a:xfrm>
                       <a:off x="0" y="0"/>
-                      <a:ext cx="5577840" cy="3486150"/>
+                      <a:ext cx="5577840" cy="3718560"/>
                     </a:xfrm>
                     <a:prstGeom prst="rect">
                       <a:avLst/>
@@ -13063,27 +11622,19 @@
         <w:ind w:firstLine="420"/>
         <w:rPr>
           <w:rFonts w:hint="eastAsia"/>
-          <w:lang w:eastAsia="zh-CN"/>
         </w:rPr>
       </w:pPr>
       <w:r>
-        <w:rPr>
-          <w:lang w:eastAsia="zh-CN"/>
-        </w:rPr>
-        <w:t>该界面对应老师评分表中图片管理、展示、搜索或扩展功能的运行结果。实际运行时，界面数据来自用户选择的本地图片目录和 PostgreSQL 数据库。</w:t>
+        <w:t>该截图对应当前 JavaFX 程序的真实渲染结果。测试样例数据只用于截图复查，实际运行时界面数据来自用户选择的本地图片目录和 PostgreSQL 数据库。</w:t>
       </w:r>
     </w:p>
     <w:p>
       <w:pPr>
         <w:rPr>
           <w:rFonts w:hint="eastAsia"/>
-          <w:lang w:eastAsia="zh-CN"/>
         </w:rPr>
       </w:pPr>
       <w:r>
-        <w:rPr>
-          <w:lang w:eastAsia="zh-CN"/>
-        </w:rPr>
         <w:br w:type="page"/>
       </w:r>
     </w:p>
@@ -13093,16 +11644,14 @@
         <w:jc w:val="center"/>
         <w:rPr>
           <w:rFonts w:hint="eastAsia"/>
-          <w:lang w:eastAsia="zh-CN"/>
         </w:rPr>
       </w:pPr>
       <w:r>
         <w:rPr>
           <w:b/>
-          <w:lang w:eastAsia="zh-CN"/>
         </w:rPr>
         <w:lastRenderedPageBreak/>
-        <w:t>图5-2 幻灯片播放界面：大图展示、前后切换、自动播放和缩放</w:t>
+        <w:t>图5-2 主界面 1200×800：默认窗口下的工作台布局</w:t>
       </w:r>
     </w:p>
     <w:p>
@@ -13117,8 +11666,8 @@
           <w:noProof/>
         </w:rPr>
         <w:drawing>
-          <wp:inline distT="0" distB="0" distL="0" distR="0" wp14:anchorId="6A5F6067" wp14:editId="680237CA">
-            <wp:extent cx="5577840" cy="3486150"/>
+          <wp:inline distT="0" distB="0" distL="0" distR="0" wp14:anchorId="3717B58A" wp14:editId="239C3CB0">
+            <wp:extent cx="5577840" cy="3718560"/>
             <wp:effectExtent l="0" t="0" r="0" b="0"/>
             <wp:docPr id="2" name="Picture 2"/>
             <wp:cNvGraphicFramePr>
@@ -13128,7 +11677,7 @@
               <a:graphicData uri="http://schemas.openxmlformats.org/drawingml/2006/picture">
                 <pic:pic xmlns:pic="http://schemas.openxmlformats.org/drawingml/2006/picture">
                   <pic:nvPicPr>
-                    <pic:cNvPr id="0" name="02_幻灯片播放.png"/>
+                    <pic:cNvPr id="0" name="real_02_主界面_1200x800_默认窗口.png"/>
                     <pic:cNvPicPr/>
                   </pic:nvPicPr>
                   <pic:blipFill>
@@ -13140,7 +11689,7 @@
                   <pic:spPr>
                     <a:xfrm>
                       <a:off x="0" y="0"/>
-                      <a:ext cx="5577840" cy="3486150"/>
+                      <a:ext cx="5577840" cy="3718560"/>
                     </a:xfrm>
                     <a:prstGeom prst="rect">
                       <a:avLst/>
@@ -13159,27 +11708,19 @@
         <w:ind w:firstLine="420"/>
         <w:rPr>
           <w:rFonts w:hint="eastAsia"/>
-          <w:lang w:eastAsia="zh-CN"/>
         </w:rPr>
       </w:pPr>
       <w:r>
-        <w:rPr>
-          <w:lang w:eastAsia="zh-CN"/>
-        </w:rPr>
-        <w:t>该界面对应老师评分表中图片管理、展示、搜索或扩展功能的运行结果。实际运行时，界面数据来自用户选择的本地图片目录和 PostgreSQL 数据库。</w:t>
+        <w:t>该截图对应当前 JavaFX 程序的真实渲染结果。测试样例数据只用于截图复查，实际运行时界面数据来自用户选择的本地图片目录和 PostgreSQL 数据库。</w:t>
       </w:r>
     </w:p>
     <w:p>
       <w:pPr>
         <w:rPr>
           <w:rFonts w:hint="eastAsia"/>
-          <w:lang w:eastAsia="zh-CN"/>
         </w:rPr>
       </w:pPr>
       <w:r>
-        <w:rPr>
-          <w:lang w:eastAsia="zh-CN"/>
-        </w:rPr>
         <w:br w:type="page"/>
       </w:r>
     </w:p>
@@ -13189,16 +11730,14 @@
         <w:jc w:val="center"/>
         <w:rPr>
           <w:rFonts w:hint="eastAsia"/>
-          <w:lang w:eastAsia="zh-CN"/>
         </w:rPr>
       </w:pPr>
       <w:r>
         <w:rPr>
           <w:b/>
-          <w:lang w:eastAsia="zh-CN"/>
         </w:rPr>
         <w:lastRenderedPageBreak/>
-        <w:t>图5-3 设置页：扩展接口、扫描目录、幻灯片偏好和主题配置</w:t>
+        <w:t>图5-3 主界面 1440×900：宽屏窗口下的缩略图网格</w:t>
       </w:r>
     </w:p>
     <w:p>
@@ -13213,7 +11752,7 @@
           <w:noProof/>
         </w:rPr>
         <w:drawing>
-          <wp:inline distT="0" distB="0" distL="0" distR="0" wp14:anchorId="3823418F" wp14:editId="3B96EA7C">
+          <wp:inline distT="0" distB="0" distL="0" distR="0" wp14:anchorId="3BD0DF57" wp14:editId="5714D74F">
             <wp:extent cx="5577840" cy="3486150"/>
             <wp:effectExtent l="0" t="0" r="0" b="0"/>
             <wp:docPr id="3" name="Picture 3"/>
@@ -13224,7 +11763,7 @@
               <a:graphicData uri="http://schemas.openxmlformats.org/drawingml/2006/picture">
                 <pic:pic xmlns:pic="http://schemas.openxmlformats.org/drawingml/2006/picture">
                   <pic:nvPicPr>
-                    <pic:cNvPr id="0" name="03_设置页_运行配置.png"/>
+                    <pic:cNvPr id="0" name="real_03_主界面_1440x900_宽屏窗口.png"/>
                     <pic:cNvPicPr/>
                   </pic:nvPicPr>
                   <pic:blipFill>
@@ -13255,27 +11794,19 @@
         <w:ind w:firstLine="420"/>
         <w:rPr>
           <w:rFonts w:hint="eastAsia"/>
-          <w:lang w:eastAsia="zh-CN"/>
         </w:rPr>
       </w:pPr>
       <w:r>
-        <w:rPr>
-          <w:lang w:eastAsia="zh-CN"/>
-        </w:rPr>
-        <w:t>该界面对应老师评分表中图片管理、展示、搜索或扩展功能的运行结果。实际运行时，界面数据来自用户选择的本地图片目录和 PostgreSQL 数据库。</w:t>
+        <w:t>该截图对应当前 JavaFX 程序的真实渲染结果。测试样例数据只用于截图复查，实际运行时界面数据来自用户选择的本地图片目录和 PostgreSQL 数据库。</w:t>
       </w:r>
     </w:p>
     <w:p>
       <w:pPr>
         <w:rPr>
           <w:rFonts w:hint="eastAsia"/>
-          <w:lang w:eastAsia="zh-CN"/>
         </w:rPr>
       </w:pPr>
       <w:r>
-        <w:rPr>
-          <w:lang w:eastAsia="zh-CN"/>
-        </w:rPr>
         <w:br w:type="page"/>
       </w:r>
     </w:p>
@@ -13285,16 +11816,14 @@
         <w:jc w:val="center"/>
         <w:rPr>
           <w:rFonts w:hint="eastAsia"/>
-          <w:lang w:eastAsia="zh-CN"/>
         </w:rPr>
       </w:pPr>
       <w:r>
         <w:rPr>
           <w:b/>
-          <w:lang w:eastAsia="zh-CN"/>
         </w:rPr>
         <w:lastRenderedPageBreak/>
-        <w:t>图5-4 图片编辑与版本历史界面：裁剪、标注和版本恢复</w:t>
+        <w:t>图5-4 首次启动向导 640×620：路径选择、AI配置说明和底部按钮</w:t>
       </w:r>
     </w:p>
     <w:p>
@@ -13309,8 +11838,8 @@
           <w:noProof/>
         </w:rPr>
         <w:drawing>
-          <wp:inline distT="0" distB="0" distL="0" distR="0" wp14:anchorId="27AE613A" wp14:editId="67D4C12A">
-            <wp:extent cx="5577840" cy="3486150"/>
+          <wp:inline distT="0" distB="0" distL="0" distR="0" wp14:anchorId="5594CF35" wp14:editId="48DE1878">
+            <wp:extent cx="5577840" cy="5403532"/>
             <wp:effectExtent l="0" t="0" r="0" b="0"/>
             <wp:docPr id="4" name="Picture 4"/>
             <wp:cNvGraphicFramePr>
@@ -13320,7 +11849,7 @@
               <a:graphicData uri="http://schemas.openxmlformats.org/drawingml/2006/picture">
                 <pic:pic xmlns:pic="http://schemas.openxmlformats.org/drawingml/2006/picture">
                   <pic:nvPicPr>
-                    <pic:cNvPr id="0" name="04_图片编辑与版本历史.png"/>
+                    <pic:cNvPr id="0" name="real_04_首次启动向导_640x620.png"/>
                     <pic:cNvPicPr/>
                   </pic:nvPicPr>
                   <pic:blipFill>
@@ -13332,7 +11861,7 @@
                   <pic:spPr>
                     <a:xfrm>
                       <a:off x="0" y="0"/>
-                      <a:ext cx="5577840" cy="3486150"/>
+                      <a:ext cx="5577840" cy="5403532"/>
                     </a:xfrm>
                     <a:prstGeom prst="rect">
                       <a:avLst/>
@@ -13351,27 +11880,19 @@
         <w:ind w:firstLine="420"/>
         <w:rPr>
           <w:rFonts w:hint="eastAsia"/>
-          <w:lang w:eastAsia="zh-CN"/>
         </w:rPr>
       </w:pPr>
       <w:r>
-        <w:rPr>
-          <w:lang w:eastAsia="zh-CN"/>
-        </w:rPr>
-        <w:t>该界面对应老师评分表中图片管理、展示、搜索或扩展功能的运行结果。实际运行时，界面数据来自用户选择的本地图片目录和 PostgreSQL 数据库。</w:t>
+        <w:t>该截图对应当前 JavaFX 程序的真实渲染结果。测试样例数据只用于截图复查，实际运行时界面数据来自用户选择的本地图片目录和 PostgreSQL 数据库。</w:t>
       </w:r>
     </w:p>
     <w:p>
       <w:pPr>
         <w:rPr>
           <w:rFonts w:hint="eastAsia"/>
-          <w:lang w:eastAsia="zh-CN"/>
         </w:rPr>
       </w:pPr>
       <w:r>
-        <w:rPr>
-          <w:lang w:eastAsia="zh-CN"/>
-        </w:rPr>
         <w:br w:type="page"/>
       </w:r>
     </w:p>
@@ -13381,16 +11902,14 @@
         <w:jc w:val="center"/>
         <w:rPr>
           <w:rFonts w:hint="eastAsia"/>
-          <w:lang w:eastAsia="zh-CN"/>
         </w:rPr>
       </w:pPr>
       <w:r>
         <w:rPr>
           <w:b/>
-          <w:lang w:eastAsia="zh-CN"/>
         </w:rPr>
         <w:lastRenderedPageBreak/>
-        <w:t>图5-5 标签与扩展搜索界面：图片信息、标签和检索条件</w:t>
+        <w:t>图5-5 首次启动向导 800×775：放大等效尺寸下的滚动与按钮状态</w:t>
       </w:r>
     </w:p>
     <w:p>
@@ -13405,8 +11924,8 @@
           <w:noProof/>
         </w:rPr>
         <w:drawing>
-          <wp:inline distT="0" distB="0" distL="0" distR="0" wp14:anchorId="680352F4" wp14:editId="62924DA7">
-            <wp:extent cx="5577840" cy="3486150"/>
+          <wp:inline distT="0" distB="0" distL="0" distR="0" wp14:anchorId="0B5D82DF" wp14:editId="1D725F3C">
+            <wp:extent cx="5577840" cy="5403532"/>
             <wp:effectExtent l="0" t="0" r="0" b="0"/>
             <wp:docPr id="5" name="Picture 5"/>
             <wp:cNvGraphicFramePr>
@@ -13416,7 +11935,7 @@
               <a:graphicData uri="http://schemas.openxmlformats.org/drawingml/2006/picture">
                 <pic:pic xmlns:pic="http://schemas.openxmlformats.org/drawingml/2006/picture">
                   <pic:nvPicPr>
-                    <pic:cNvPr id="0" name="05_标签与扩展搜索.png"/>
+                    <pic:cNvPr id="0" name="real_05_首次启动向导_800x775.png"/>
                     <pic:cNvPicPr/>
                   </pic:nvPicPr>
                   <pic:blipFill>
@@ -13428,7 +11947,7 @@
                   <pic:spPr>
                     <a:xfrm>
                       <a:off x="0" y="0"/>
-                      <a:ext cx="5577840" cy="3486150"/>
+                      <a:ext cx="5577840" cy="5403532"/>
                     </a:xfrm>
                     <a:prstGeom prst="rect">
                       <a:avLst/>
@@ -13447,125 +11966,923 @@
         <w:ind w:firstLine="420"/>
         <w:rPr>
           <w:rFonts w:hint="eastAsia"/>
-          <w:lang w:eastAsia="zh-CN"/>
         </w:rPr>
       </w:pPr>
       <w:r>
-        <w:rPr>
-          <w:lang w:eastAsia="zh-CN"/>
-        </w:rPr>
-        <w:t>该界面对应老师评分表中图片管理、展示、搜索或扩展功能的运行结果。实际运行时，界面数据来自用户选择的本地图片目录和 PostgreSQL 数据库。</w:t>
+        <w:t>该截图对应当前 JavaFX 程序的真实渲染结果。测试样例数据只用于截图复查，实际运行时界面数据来自用户选择的本地图片目录和 PostgreSQL 数据库。</w:t>
       </w:r>
     </w:p>
     <w:p>
       <w:pPr>
         <w:rPr>
           <w:rFonts w:hint="eastAsia"/>
-          <w:lang w:eastAsia="zh-CN"/>
         </w:rPr>
       </w:pPr>
       <w:r>
-        <w:rPr>
-          <w:lang w:eastAsia="zh-CN"/>
-        </w:rPr>
         <w:br w:type="page"/>
       </w:r>
     </w:p>
     <w:p>
       <w:pPr>
+        <w:spacing w:after="60" w:line="300" w:lineRule="auto"/>
+        <w:jc w:val="center"/>
+        <w:rPr>
+          <w:rFonts w:hint="eastAsia"/>
+        </w:rPr>
+      </w:pPr>
+      <w:r>
+        <w:rPr>
+          <w:b/>
+        </w:rPr>
+        <w:lastRenderedPageBreak/>
+        <w:t>图5-6 系统设置 680×720：窄窗口下的配置表单</w:t>
+      </w:r>
+    </w:p>
+    <w:p>
+      <w:pPr>
+        <w:jc w:val="center"/>
+        <w:rPr>
+          <w:rFonts w:hint="eastAsia"/>
+        </w:rPr>
+      </w:pPr>
+      <w:r>
+        <w:rPr>
+          <w:noProof/>
+        </w:rPr>
+        <w:drawing>
+          <wp:inline distT="0" distB="0" distL="0" distR="0" wp14:anchorId="47BC3971" wp14:editId="1AF48A2E">
+            <wp:extent cx="5577840" cy="5905948"/>
+            <wp:effectExtent l="0" t="0" r="0" b="0"/>
+            <wp:docPr id="6" name="Picture 6"/>
+            <wp:cNvGraphicFramePr>
+              <a:graphicFrameLocks xmlns:a="http://schemas.openxmlformats.org/drawingml/2006/main" noChangeAspect="1"/>
+            </wp:cNvGraphicFramePr>
+            <a:graphic xmlns:a="http://schemas.openxmlformats.org/drawingml/2006/main">
+              <a:graphicData uri="http://schemas.openxmlformats.org/drawingml/2006/picture">
+                <pic:pic xmlns:pic="http://schemas.openxmlformats.org/drawingml/2006/picture">
+                  <pic:nvPicPr>
+                    <pic:cNvPr id="0" name="real_06_系统设置_680x720.png"/>
+                    <pic:cNvPicPr/>
+                  </pic:nvPicPr>
+                  <pic:blipFill>
+                    <a:blip r:embed="rId13"/>
+                    <a:stretch>
+                      <a:fillRect/>
+                    </a:stretch>
+                  </pic:blipFill>
+                  <pic:spPr>
+                    <a:xfrm>
+                      <a:off x="0" y="0"/>
+                      <a:ext cx="5577840" cy="5905948"/>
+                    </a:xfrm>
+                    <a:prstGeom prst="rect">
+                      <a:avLst/>
+                    </a:prstGeom>
+                  </pic:spPr>
+                </pic:pic>
+              </a:graphicData>
+            </a:graphic>
+          </wp:inline>
+        </w:drawing>
+      </w:r>
+    </w:p>
+    <w:p>
+      <w:pPr>
+        <w:spacing w:after="60" w:line="300" w:lineRule="auto"/>
+        <w:ind w:firstLine="420"/>
+        <w:rPr>
+          <w:rFonts w:hint="eastAsia"/>
+        </w:rPr>
+      </w:pPr>
+      <w:r>
+        <w:t>该截图对应当前 JavaFX 程序的真实渲染结果。测试样例数据只用于截图复查，实际运行时界面数据来自用户选择的本地图片目录和 PostgreSQL 数据库。</w:t>
+      </w:r>
+    </w:p>
+    <w:p>
+      <w:pPr>
+        <w:rPr>
+          <w:rFonts w:hint="eastAsia"/>
+        </w:rPr>
+      </w:pPr>
+      <w:r>
+        <w:br w:type="page"/>
+      </w:r>
+    </w:p>
+    <w:p>
+      <w:pPr>
+        <w:spacing w:after="60" w:line="300" w:lineRule="auto"/>
+        <w:jc w:val="center"/>
+        <w:rPr>
+          <w:rFonts w:hint="eastAsia"/>
+        </w:rPr>
+      </w:pPr>
+      <w:r>
+        <w:rPr>
+          <w:b/>
+        </w:rPr>
+        <w:lastRenderedPageBreak/>
+        <w:t>图5-7 系统设置 850×900：放大等效尺寸下的设置页</w:t>
+      </w:r>
+    </w:p>
+    <w:p>
+      <w:pPr>
+        <w:jc w:val="center"/>
+        <w:rPr>
+          <w:rFonts w:hint="eastAsia"/>
+        </w:rPr>
+      </w:pPr>
+      <w:r>
+        <w:rPr>
+          <w:noProof/>
+        </w:rPr>
+        <w:drawing>
+          <wp:inline distT="0" distB="0" distL="0" distR="0" wp14:anchorId="3265D04B" wp14:editId="06F48EF6">
+            <wp:extent cx="5577840" cy="5905948"/>
+            <wp:effectExtent l="0" t="0" r="0" b="0"/>
+            <wp:docPr id="7" name="Picture 7"/>
+            <wp:cNvGraphicFramePr>
+              <a:graphicFrameLocks xmlns:a="http://schemas.openxmlformats.org/drawingml/2006/main" noChangeAspect="1"/>
+            </wp:cNvGraphicFramePr>
+            <a:graphic xmlns:a="http://schemas.openxmlformats.org/drawingml/2006/main">
+              <a:graphicData uri="http://schemas.openxmlformats.org/drawingml/2006/picture">
+                <pic:pic xmlns:pic="http://schemas.openxmlformats.org/drawingml/2006/picture">
+                  <pic:nvPicPr>
+                    <pic:cNvPr id="0" name="real_07_系统设置_850x900.png"/>
+                    <pic:cNvPicPr/>
+                  </pic:nvPicPr>
+                  <pic:blipFill>
+                    <a:blip r:embed="rId14"/>
+                    <a:stretch>
+                      <a:fillRect/>
+                    </a:stretch>
+                  </pic:blipFill>
+                  <pic:spPr>
+                    <a:xfrm>
+                      <a:off x="0" y="0"/>
+                      <a:ext cx="5577840" cy="5905948"/>
+                    </a:xfrm>
+                    <a:prstGeom prst="rect">
+                      <a:avLst/>
+                    </a:prstGeom>
+                  </pic:spPr>
+                </pic:pic>
+              </a:graphicData>
+            </a:graphic>
+          </wp:inline>
+        </w:drawing>
+      </w:r>
+    </w:p>
+    <w:p>
+      <w:pPr>
+        <w:spacing w:after="60" w:line="300" w:lineRule="auto"/>
+        <w:ind w:firstLine="420"/>
+        <w:rPr>
+          <w:rFonts w:hint="eastAsia"/>
+        </w:rPr>
+      </w:pPr>
+      <w:r>
+        <w:t>该截图对应当前 JavaFX 程序的真实渲染结果。测试样例数据只用于截图复查，实际运行时界面数据来自用户选择的本地图片目录和 PostgreSQL 数据库。</w:t>
+      </w:r>
+    </w:p>
+    <w:p>
+      <w:pPr>
+        <w:rPr>
+          <w:rFonts w:hint="eastAsia"/>
+        </w:rPr>
+      </w:pPr>
+      <w:r>
+        <w:br w:type="page"/>
+      </w:r>
+    </w:p>
+    <w:p>
+      <w:pPr>
+        <w:spacing w:after="60" w:line="300" w:lineRule="auto"/>
+        <w:jc w:val="center"/>
+        <w:rPr>
+          <w:rFonts w:hint="eastAsia"/>
+        </w:rPr>
+      </w:pPr>
+      <w:r>
+        <w:rPr>
+          <w:b/>
+        </w:rPr>
+        <w:lastRenderedPageBreak/>
+        <w:t>图5-8 图片查看器 960×680：大图展示和底部控制区</w:t>
+      </w:r>
+    </w:p>
+    <w:p>
+      <w:pPr>
+        <w:jc w:val="center"/>
+        <w:rPr>
+          <w:rFonts w:hint="eastAsia"/>
+        </w:rPr>
+      </w:pPr>
+      <w:r>
+        <w:rPr>
+          <w:noProof/>
+        </w:rPr>
+        <w:drawing>
+          <wp:inline distT="0" distB="0" distL="0" distR="0" wp14:anchorId="6F1D324E" wp14:editId="4E1FCA5A">
+            <wp:extent cx="5577840" cy="3950970"/>
+            <wp:effectExtent l="0" t="0" r="0" b="0"/>
+            <wp:docPr id="8" name="Picture 8"/>
+            <wp:cNvGraphicFramePr>
+              <a:graphicFrameLocks xmlns:a="http://schemas.openxmlformats.org/drawingml/2006/main" noChangeAspect="1"/>
+            </wp:cNvGraphicFramePr>
+            <a:graphic xmlns:a="http://schemas.openxmlformats.org/drawingml/2006/main">
+              <a:graphicData uri="http://schemas.openxmlformats.org/drawingml/2006/picture">
+                <pic:pic xmlns:pic="http://schemas.openxmlformats.org/drawingml/2006/picture">
+                  <pic:nvPicPr>
+                    <pic:cNvPr id="0" name="real_08_图片查看器_960x680.png"/>
+                    <pic:cNvPicPr/>
+                  </pic:nvPicPr>
+                  <pic:blipFill>
+                    <a:blip r:embed="rId15"/>
+                    <a:stretch>
+                      <a:fillRect/>
+                    </a:stretch>
+                  </pic:blipFill>
+                  <pic:spPr>
+                    <a:xfrm>
+                      <a:off x="0" y="0"/>
+                      <a:ext cx="5577840" cy="3950970"/>
+                    </a:xfrm>
+                    <a:prstGeom prst="rect">
+                      <a:avLst/>
+                    </a:prstGeom>
+                  </pic:spPr>
+                </pic:pic>
+              </a:graphicData>
+            </a:graphic>
+          </wp:inline>
+        </w:drawing>
+      </w:r>
+    </w:p>
+    <w:p>
+      <w:pPr>
+        <w:spacing w:after="60" w:line="300" w:lineRule="auto"/>
+        <w:ind w:firstLine="420"/>
+        <w:rPr>
+          <w:rFonts w:hint="eastAsia"/>
+        </w:rPr>
+      </w:pPr>
+      <w:r>
+        <w:t>该截图对应当前 JavaFX 程序的真实渲染结果。测试样例数据只用于截图复查，实际运行时界面数据来自用户选择的本地图片目录和 PostgreSQL 数据库。</w:t>
+      </w:r>
+    </w:p>
+    <w:p>
+      <w:pPr>
+        <w:rPr>
+          <w:rFonts w:hint="eastAsia"/>
+        </w:rPr>
+      </w:pPr>
+      <w:r>
+        <w:br w:type="page"/>
+      </w:r>
+    </w:p>
+    <w:p>
+      <w:pPr>
+        <w:spacing w:after="60" w:line="300" w:lineRule="auto"/>
+        <w:jc w:val="center"/>
+        <w:rPr>
+          <w:rFonts w:hint="eastAsia"/>
+        </w:rPr>
+      </w:pPr>
+      <w:r>
+        <w:rPr>
+          <w:b/>
+        </w:rPr>
+        <w:lastRenderedPageBreak/>
+        <w:t>图5-9 图片查看器 1200×850：宽窗口下的图片等比展示</w:t>
+      </w:r>
+    </w:p>
+    <w:p>
+      <w:pPr>
+        <w:jc w:val="center"/>
+        <w:rPr>
+          <w:rFonts w:hint="eastAsia"/>
+        </w:rPr>
+      </w:pPr>
+      <w:r>
+        <w:rPr>
+          <w:noProof/>
+        </w:rPr>
+        <w:drawing>
+          <wp:inline distT="0" distB="0" distL="0" distR="0" wp14:anchorId="34A2CDD1" wp14:editId="64BE8CB6">
+            <wp:extent cx="5577840" cy="3950970"/>
+            <wp:effectExtent l="0" t="0" r="0" b="0"/>
+            <wp:docPr id="9" name="Picture 9"/>
+            <wp:cNvGraphicFramePr>
+              <a:graphicFrameLocks xmlns:a="http://schemas.openxmlformats.org/drawingml/2006/main" noChangeAspect="1"/>
+            </wp:cNvGraphicFramePr>
+            <a:graphic xmlns:a="http://schemas.openxmlformats.org/drawingml/2006/main">
+              <a:graphicData uri="http://schemas.openxmlformats.org/drawingml/2006/picture">
+                <pic:pic xmlns:pic="http://schemas.openxmlformats.org/drawingml/2006/picture">
+                  <pic:nvPicPr>
+                    <pic:cNvPr id="0" name="real_09_图片查看器_1200x850.png"/>
+                    <pic:cNvPicPr/>
+                  </pic:nvPicPr>
+                  <pic:blipFill>
+                    <a:blip r:embed="rId16"/>
+                    <a:stretch>
+                      <a:fillRect/>
+                    </a:stretch>
+                  </pic:blipFill>
+                  <pic:spPr>
+                    <a:xfrm>
+                      <a:off x="0" y="0"/>
+                      <a:ext cx="5577840" cy="3950970"/>
+                    </a:xfrm>
+                    <a:prstGeom prst="rect">
+                      <a:avLst/>
+                    </a:prstGeom>
+                  </pic:spPr>
+                </pic:pic>
+              </a:graphicData>
+            </a:graphic>
+          </wp:inline>
+        </w:drawing>
+      </w:r>
+    </w:p>
+    <w:p>
+      <w:pPr>
+        <w:spacing w:after="60" w:line="300" w:lineRule="auto"/>
+        <w:ind w:firstLine="420"/>
+        <w:rPr>
+          <w:rFonts w:hint="eastAsia"/>
+        </w:rPr>
+      </w:pPr>
+      <w:r>
+        <w:t>该截图对应当前 JavaFX 程序的真实渲染结果。测试样例数据只用于截图复查，实际运行时界面数据来自用户选择的本地图片目录和 PostgreSQL 数据库。</w:t>
+      </w:r>
+    </w:p>
+    <w:p>
+      <w:pPr>
+        <w:rPr>
+          <w:rFonts w:hint="eastAsia"/>
+        </w:rPr>
+      </w:pPr>
+      <w:r>
+        <w:br w:type="page"/>
+      </w:r>
+    </w:p>
+    <w:p>
+      <w:pPr>
+        <w:spacing w:after="60" w:line="300" w:lineRule="auto"/>
+        <w:jc w:val="center"/>
+        <w:rPr>
+          <w:rFonts w:hint="eastAsia"/>
+        </w:rPr>
+      </w:pPr>
+      <w:r>
+        <w:rPr>
+          <w:b/>
+        </w:rPr>
+        <w:lastRenderedPageBreak/>
+        <w:t>图5-10 幻灯片播放 1000×700：播放控制、音乐和缩略图条</w:t>
+      </w:r>
+    </w:p>
+    <w:p>
+      <w:pPr>
+        <w:jc w:val="center"/>
+        <w:rPr>
+          <w:rFonts w:hint="eastAsia"/>
+        </w:rPr>
+      </w:pPr>
+      <w:r>
+        <w:rPr>
+          <w:noProof/>
+        </w:rPr>
+        <w:drawing>
+          <wp:inline distT="0" distB="0" distL="0" distR="0" wp14:anchorId="7D290E63" wp14:editId="2B19D7DD">
+            <wp:extent cx="5577840" cy="3904488"/>
+            <wp:effectExtent l="0" t="0" r="0" b="0"/>
+            <wp:docPr id="10" name="Picture 10"/>
+            <wp:cNvGraphicFramePr>
+              <a:graphicFrameLocks xmlns:a="http://schemas.openxmlformats.org/drawingml/2006/main" noChangeAspect="1"/>
+            </wp:cNvGraphicFramePr>
+            <a:graphic xmlns:a="http://schemas.openxmlformats.org/drawingml/2006/main">
+              <a:graphicData uri="http://schemas.openxmlformats.org/drawingml/2006/picture">
+                <pic:pic xmlns:pic="http://schemas.openxmlformats.org/drawingml/2006/picture">
+                  <pic:nvPicPr>
+                    <pic:cNvPr id="0" name="real_10_幻灯片播放_1000x700.png"/>
+                    <pic:cNvPicPr/>
+                  </pic:nvPicPr>
+                  <pic:blipFill>
+                    <a:blip r:embed="rId17"/>
+                    <a:stretch>
+                      <a:fillRect/>
+                    </a:stretch>
+                  </pic:blipFill>
+                  <pic:spPr>
+                    <a:xfrm>
+                      <a:off x="0" y="0"/>
+                      <a:ext cx="5577840" cy="3904488"/>
+                    </a:xfrm>
+                    <a:prstGeom prst="rect">
+                      <a:avLst/>
+                    </a:prstGeom>
+                  </pic:spPr>
+                </pic:pic>
+              </a:graphicData>
+            </a:graphic>
+          </wp:inline>
+        </w:drawing>
+      </w:r>
+    </w:p>
+    <w:p>
+      <w:pPr>
+        <w:spacing w:after="60" w:line="300" w:lineRule="auto"/>
+        <w:ind w:firstLine="420"/>
+        <w:rPr>
+          <w:rFonts w:hint="eastAsia"/>
+        </w:rPr>
+      </w:pPr>
+      <w:r>
+        <w:t>该截图对应当前 JavaFX 程序的真实渲染结果。测试样例数据只用于截图复查，实际运行时界面数据来自用户选择的本地图片目录和 PostgreSQL 数据库。</w:t>
+      </w:r>
+    </w:p>
+    <w:p>
+      <w:pPr>
+        <w:rPr>
+          <w:rFonts w:hint="eastAsia"/>
+        </w:rPr>
+      </w:pPr>
+      <w:r>
+        <w:br w:type="page"/>
+      </w:r>
+    </w:p>
+    <w:p>
+      <w:pPr>
+        <w:spacing w:after="60" w:line="300" w:lineRule="auto"/>
+        <w:jc w:val="center"/>
+        <w:rPr>
+          <w:rFonts w:hint="eastAsia"/>
+        </w:rPr>
+      </w:pPr>
+      <w:r>
+        <w:rPr>
+          <w:b/>
+        </w:rPr>
+        <w:lastRenderedPageBreak/>
+        <w:t>图5-11 幻灯片播放 1250×875：放大等效尺寸下的控制栏</w:t>
+      </w:r>
+    </w:p>
+    <w:p>
+      <w:pPr>
+        <w:jc w:val="center"/>
+        <w:rPr>
+          <w:rFonts w:hint="eastAsia"/>
+        </w:rPr>
+      </w:pPr>
+      <w:r>
+        <w:rPr>
+          <w:noProof/>
+        </w:rPr>
+        <w:drawing>
+          <wp:inline distT="0" distB="0" distL="0" distR="0" wp14:anchorId="197B0258" wp14:editId="1F15A145">
+            <wp:extent cx="5577840" cy="3904488"/>
+            <wp:effectExtent l="0" t="0" r="0" b="0"/>
+            <wp:docPr id="11" name="Picture 11"/>
+            <wp:cNvGraphicFramePr>
+              <a:graphicFrameLocks xmlns:a="http://schemas.openxmlformats.org/drawingml/2006/main" noChangeAspect="1"/>
+            </wp:cNvGraphicFramePr>
+            <a:graphic xmlns:a="http://schemas.openxmlformats.org/drawingml/2006/main">
+              <a:graphicData uri="http://schemas.openxmlformats.org/drawingml/2006/picture">
+                <pic:pic xmlns:pic="http://schemas.openxmlformats.org/drawingml/2006/picture">
+                  <pic:nvPicPr>
+                    <pic:cNvPr id="0" name="real_11_幻灯片播放_1250x875.png"/>
+                    <pic:cNvPicPr/>
+                  </pic:nvPicPr>
+                  <pic:blipFill>
+                    <a:blip r:embed="rId18"/>
+                    <a:stretch>
+                      <a:fillRect/>
+                    </a:stretch>
+                  </pic:blipFill>
+                  <pic:spPr>
+                    <a:xfrm>
+                      <a:off x="0" y="0"/>
+                      <a:ext cx="5577840" cy="3904488"/>
+                    </a:xfrm>
+                    <a:prstGeom prst="rect">
+                      <a:avLst/>
+                    </a:prstGeom>
+                  </pic:spPr>
+                </pic:pic>
+              </a:graphicData>
+            </a:graphic>
+          </wp:inline>
+        </w:drawing>
+      </w:r>
+    </w:p>
+    <w:p>
+      <w:pPr>
+        <w:spacing w:after="60" w:line="300" w:lineRule="auto"/>
+        <w:ind w:firstLine="420"/>
+        <w:rPr>
+          <w:rFonts w:hint="eastAsia"/>
+        </w:rPr>
+      </w:pPr>
+      <w:r>
+        <w:t>该截图对应当前 JavaFX 程序的真实渲染结果。测试样例数据只用于截图复查，实际运行时界面数据来自用户选择的本地图片目录和 PostgreSQL 数据库。</w:t>
+      </w:r>
+    </w:p>
+    <w:p>
+      <w:pPr>
+        <w:rPr>
+          <w:rFonts w:hint="eastAsia"/>
+        </w:rPr>
+      </w:pPr>
+      <w:r>
+        <w:br w:type="page"/>
+      </w:r>
+    </w:p>
+    <w:p>
+      <w:pPr>
+        <w:spacing w:after="60" w:line="300" w:lineRule="auto"/>
+        <w:jc w:val="center"/>
+        <w:rPr>
+          <w:rFonts w:hint="eastAsia"/>
+        </w:rPr>
+      </w:pPr>
+      <w:r>
+        <w:rPr>
+          <w:b/>
+        </w:rPr>
+        <w:lastRenderedPageBreak/>
+        <w:t>图5-12 图片编辑器 1000×750：工具栏、画布和版本历史</w:t>
+      </w:r>
+    </w:p>
+    <w:p>
+      <w:pPr>
+        <w:jc w:val="center"/>
+        <w:rPr>
+          <w:rFonts w:hint="eastAsia"/>
+        </w:rPr>
+      </w:pPr>
+      <w:r>
+        <w:rPr>
+          <w:noProof/>
+        </w:rPr>
+        <w:drawing>
+          <wp:inline distT="0" distB="0" distL="0" distR="0" wp14:anchorId="1BD8897E" wp14:editId="5D1F6DCE">
+            <wp:extent cx="5577840" cy="4183380"/>
+            <wp:effectExtent l="0" t="0" r="0" b="0"/>
+            <wp:docPr id="12" name="Picture 12"/>
+            <wp:cNvGraphicFramePr>
+              <a:graphicFrameLocks xmlns:a="http://schemas.openxmlformats.org/drawingml/2006/main" noChangeAspect="1"/>
+            </wp:cNvGraphicFramePr>
+            <a:graphic xmlns:a="http://schemas.openxmlformats.org/drawingml/2006/main">
+              <a:graphicData uri="http://schemas.openxmlformats.org/drawingml/2006/picture">
+                <pic:pic xmlns:pic="http://schemas.openxmlformats.org/drawingml/2006/picture">
+                  <pic:nvPicPr>
+                    <pic:cNvPr id="0" name="real_12_图片编辑器_1000x750.png"/>
+                    <pic:cNvPicPr/>
+                  </pic:nvPicPr>
+                  <pic:blipFill>
+                    <a:blip r:embed="rId19"/>
+                    <a:stretch>
+                      <a:fillRect/>
+                    </a:stretch>
+                  </pic:blipFill>
+                  <pic:spPr>
+                    <a:xfrm>
+                      <a:off x="0" y="0"/>
+                      <a:ext cx="5577840" cy="4183380"/>
+                    </a:xfrm>
+                    <a:prstGeom prst="rect">
+                      <a:avLst/>
+                    </a:prstGeom>
+                  </pic:spPr>
+                </pic:pic>
+              </a:graphicData>
+            </a:graphic>
+          </wp:inline>
+        </w:drawing>
+      </w:r>
+    </w:p>
+    <w:p>
+      <w:pPr>
+        <w:spacing w:after="60" w:line="300" w:lineRule="auto"/>
+        <w:ind w:firstLine="420"/>
+        <w:rPr>
+          <w:rFonts w:hint="eastAsia"/>
+        </w:rPr>
+      </w:pPr>
+      <w:r>
+        <w:t>该截图对应当前 JavaFX 程序的真实渲染结果。测试样例数据只用于截图复查，实际运行时界面数据来自用户选择的本地图片目录和 PostgreSQL 数据库。</w:t>
+      </w:r>
+    </w:p>
+    <w:p>
+      <w:pPr>
+        <w:rPr>
+          <w:rFonts w:hint="eastAsia"/>
+        </w:rPr>
+      </w:pPr>
+      <w:r>
+        <w:br w:type="page"/>
+      </w:r>
+    </w:p>
+    <w:p>
+      <w:pPr>
+        <w:spacing w:after="60" w:line="300" w:lineRule="auto"/>
+        <w:jc w:val="center"/>
+        <w:rPr>
+          <w:rFonts w:hint="eastAsia"/>
+        </w:rPr>
+      </w:pPr>
+      <w:r>
+        <w:rPr>
+          <w:b/>
+        </w:rPr>
+        <w:lastRenderedPageBreak/>
+        <w:t>图5-13 图片编辑器 1250×938：放大等效尺寸下的编辑界面</w:t>
+      </w:r>
+    </w:p>
+    <w:p>
+      <w:pPr>
+        <w:jc w:val="center"/>
+        <w:rPr>
+          <w:rFonts w:hint="eastAsia"/>
+        </w:rPr>
+      </w:pPr>
+      <w:r>
+        <w:rPr>
+          <w:noProof/>
+        </w:rPr>
+        <w:drawing>
+          <wp:inline distT="0" distB="0" distL="0" distR="0" wp14:anchorId="19C4592C" wp14:editId="1C9D9E97">
+            <wp:extent cx="5577840" cy="4185611"/>
+            <wp:effectExtent l="0" t="0" r="0" b="0"/>
+            <wp:docPr id="13" name="Picture 13"/>
+            <wp:cNvGraphicFramePr>
+              <a:graphicFrameLocks xmlns:a="http://schemas.openxmlformats.org/drawingml/2006/main" noChangeAspect="1"/>
+            </wp:cNvGraphicFramePr>
+            <a:graphic xmlns:a="http://schemas.openxmlformats.org/drawingml/2006/main">
+              <a:graphicData uri="http://schemas.openxmlformats.org/drawingml/2006/picture">
+                <pic:pic xmlns:pic="http://schemas.openxmlformats.org/drawingml/2006/picture">
+                  <pic:nvPicPr>
+                    <pic:cNvPr id="0" name="real_13_图片编辑器_1250x938.png"/>
+                    <pic:cNvPicPr/>
+                  </pic:nvPicPr>
+                  <pic:blipFill>
+                    <a:blip r:embed="rId20"/>
+                    <a:stretch>
+                      <a:fillRect/>
+                    </a:stretch>
+                  </pic:blipFill>
+                  <pic:spPr>
+                    <a:xfrm>
+                      <a:off x="0" y="0"/>
+                      <a:ext cx="5577840" cy="4185611"/>
+                    </a:xfrm>
+                    <a:prstGeom prst="rect">
+                      <a:avLst/>
+                    </a:prstGeom>
+                  </pic:spPr>
+                </pic:pic>
+              </a:graphicData>
+            </a:graphic>
+          </wp:inline>
+        </w:drawing>
+      </w:r>
+    </w:p>
+    <w:p>
+      <w:pPr>
+        <w:spacing w:after="60" w:line="300" w:lineRule="auto"/>
+        <w:ind w:firstLine="420"/>
+        <w:rPr>
+          <w:rFonts w:hint="eastAsia"/>
+        </w:rPr>
+      </w:pPr>
+      <w:r>
+        <w:t>该截图对应当前 JavaFX 程序的真实渲染结果。测试样例数据只用于截图复查，实际运行时界面数据来自用户选择的本地图片目录和 PostgreSQL 数据库。</w:t>
+      </w:r>
+    </w:p>
+    <w:p>
+      <w:pPr>
+        <w:rPr>
+          <w:rFonts w:hint="eastAsia"/>
+        </w:rPr>
+      </w:pPr>
+      <w:r>
+        <w:br w:type="page"/>
+      </w:r>
+    </w:p>
+    <w:p>
+      <w:pPr>
+        <w:spacing w:after="60" w:line="300" w:lineRule="auto"/>
+        <w:jc w:val="center"/>
+        <w:rPr>
+          <w:rFonts w:hint="eastAsia"/>
+        </w:rPr>
+      </w:pPr>
+      <w:r>
+        <w:rPr>
+          <w:b/>
+        </w:rPr>
+        <w:lastRenderedPageBreak/>
+        <w:t>图5-14 批量重命名弹窗 450×360：最小弹窗布局</w:t>
+      </w:r>
+    </w:p>
+    <w:p>
+      <w:pPr>
+        <w:jc w:val="center"/>
+        <w:rPr>
+          <w:rFonts w:hint="eastAsia"/>
+        </w:rPr>
+      </w:pPr>
+      <w:r>
+        <w:rPr>
+          <w:noProof/>
+        </w:rPr>
+        <w:drawing>
+          <wp:inline distT="0" distB="0" distL="0" distR="0" wp14:anchorId="65D9C3C5" wp14:editId="6E385041">
+            <wp:extent cx="5577840" cy="4462272"/>
+            <wp:effectExtent l="0" t="0" r="0" b="0"/>
+            <wp:docPr id="14" name="Picture 14"/>
+            <wp:cNvGraphicFramePr>
+              <a:graphicFrameLocks xmlns:a="http://schemas.openxmlformats.org/drawingml/2006/main" noChangeAspect="1"/>
+            </wp:cNvGraphicFramePr>
+            <a:graphic xmlns:a="http://schemas.openxmlformats.org/drawingml/2006/main">
+              <a:graphicData uri="http://schemas.openxmlformats.org/drawingml/2006/picture">
+                <pic:pic xmlns:pic="http://schemas.openxmlformats.org/drawingml/2006/picture">
+                  <pic:nvPicPr>
+                    <pic:cNvPr id="0" name="real_14_批量重命名_450x360.png"/>
+                    <pic:cNvPicPr/>
+                  </pic:nvPicPr>
+                  <pic:blipFill>
+                    <a:blip r:embed="rId21"/>
+                    <a:stretch>
+                      <a:fillRect/>
+                    </a:stretch>
+                  </pic:blipFill>
+                  <pic:spPr>
+                    <a:xfrm>
+                      <a:off x="0" y="0"/>
+                      <a:ext cx="5577840" cy="4462272"/>
+                    </a:xfrm>
+                    <a:prstGeom prst="rect">
+                      <a:avLst/>
+                    </a:prstGeom>
+                  </pic:spPr>
+                </pic:pic>
+              </a:graphicData>
+            </a:graphic>
+          </wp:inline>
+        </w:drawing>
+      </w:r>
+    </w:p>
+    <w:p>
+      <w:pPr>
+        <w:spacing w:after="60" w:line="300" w:lineRule="auto"/>
+        <w:ind w:firstLine="420"/>
+        <w:rPr>
+          <w:rFonts w:hint="eastAsia"/>
+        </w:rPr>
+      </w:pPr>
+      <w:r>
+        <w:t>该截图对应当前 JavaFX 程序的真实渲染结果。测试样例数据只用于截图复查，实际运行时界面数据来自用户选择的本地图片目录和 PostgreSQL 数据库。</w:t>
+      </w:r>
+    </w:p>
+    <w:p>
+      <w:pPr>
+        <w:rPr>
+          <w:rFonts w:hint="eastAsia"/>
+        </w:rPr>
+      </w:pPr>
+      <w:r>
+        <w:br w:type="page"/>
+      </w:r>
+    </w:p>
+    <w:p>
+      <w:pPr>
+        <w:spacing w:after="60" w:line="300" w:lineRule="auto"/>
+        <w:jc w:val="center"/>
+        <w:rPr>
+          <w:rFonts w:hint="eastAsia"/>
+        </w:rPr>
+      </w:pPr>
+      <w:r>
+        <w:rPr>
+          <w:b/>
+        </w:rPr>
+        <w:lastRenderedPageBreak/>
+        <w:t>图5-15 批量重命名弹窗 563×450：放大等效尺寸布局</w:t>
+      </w:r>
+    </w:p>
+    <w:p>
+      <w:pPr>
+        <w:jc w:val="center"/>
+        <w:rPr>
+          <w:rFonts w:hint="eastAsia"/>
+        </w:rPr>
+      </w:pPr>
+      <w:r>
+        <w:rPr>
+          <w:noProof/>
+        </w:rPr>
+        <w:drawing>
+          <wp:inline distT="0" distB="0" distL="0" distR="0" wp14:anchorId="016BB8D7" wp14:editId="1C9EC0E3">
+            <wp:extent cx="5577840" cy="4458309"/>
+            <wp:effectExtent l="0" t="0" r="0" b="0"/>
+            <wp:docPr id="15" name="Picture 15"/>
+            <wp:cNvGraphicFramePr>
+              <a:graphicFrameLocks xmlns:a="http://schemas.openxmlformats.org/drawingml/2006/main" noChangeAspect="1"/>
+            </wp:cNvGraphicFramePr>
+            <a:graphic xmlns:a="http://schemas.openxmlformats.org/drawingml/2006/main">
+              <a:graphicData uri="http://schemas.openxmlformats.org/drawingml/2006/picture">
+                <pic:pic xmlns:pic="http://schemas.openxmlformats.org/drawingml/2006/picture">
+                  <pic:nvPicPr>
+                    <pic:cNvPr id="0" name="real_15_批量重命名_563x450.png"/>
+                    <pic:cNvPicPr/>
+                  </pic:nvPicPr>
+                  <pic:blipFill>
+                    <a:blip r:embed="rId22"/>
+                    <a:stretch>
+                      <a:fillRect/>
+                    </a:stretch>
+                  </pic:blipFill>
+                  <pic:spPr>
+                    <a:xfrm>
+                      <a:off x="0" y="0"/>
+                      <a:ext cx="5577840" cy="4458309"/>
+                    </a:xfrm>
+                    <a:prstGeom prst="rect">
+                      <a:avLst/>
+                    </a:prstGeom>
+                  </pic:spPr>
+                </pic:pic>
+              </a:graphicData>
+            </a:graphic>
+          </wp:inline>
+        </w:drawing>
+      </w:r>
+    </w:p>
+    <w:p>
+      <w:pPr>
+        <w:spacing w:after="60" w:line="300" w:lineRule="auto"/>
+        <w:ind w:firstLine="420"/>
+        <w:rPr>
+          <w:rFonts w:hint="eastAsia"/>
+        </w:rPr>
+      </w:pPr>
+      <w:r>
+        <w:t>该截图对应当前 JavaFX 程序的真实渲染结果。测试样例数据只用于截图复查，实际运行时界面数据来自用户选择的本地图片目录和 PostgreSQL 数据库。</w:t>
+      </w:r>
+    </w:p>
+    <w:p>
+      <w:pPr>
+        <w:rPr>
+          <w:rFonts w:hint="eastAsia"/>
+        </w:rPr>
+      </w:pPr>
+      <w:r>
+        <w:br w:type="page"/>
+      </w:r>
+    </w:p>
+    <w:p>
+      <w:pPr>
         <w:pStyle w:val="1"/>
         <w:spacing w:before="120" w:after="80"/>
-        <w:rPr>
-          <w:lang w:eastAsia="zh-CN"/>
-        </w:rPr>
-      </w:pPr>
-      <w:bookmarkStart w:id="26" w:name="_Toc230251747"/>
+      </w:pPr>
+      <w:bookmarkStart w:id="27" w:name="_Toc230419088"/>
       <w:r>
         <w:rPr>
           <w:rFonts w:ascii="宋体" w:eastAsia="宋体" w:hAnsi="宋体"/>
           <w:color w:val="000000"/>
-          <w:lang w:eastAsia="zh-CN"/>
         </w:rPr>
         <w:lastRenderedPageBreak/>
         <w:t>6 总结</w:t>
-      </w:r>
-      <w:bookmarkEnd w:id="26"/>
-    </w:p>
-    <w:p>
-      <w:pPr>
-        <w:pStyle w:val="21"/>
-        <w:spacing w:before="120" w:after="80"/>
-        <w:rPr>
-          <w:lang w:eastAsia="zh-CN"/>
-        </w:rPr>
-      </w:pPr>
-      <w:bookmarkStart w:id="27" w:name="_Toc230251748"/>
-      <w:r>
-        <w:rPr>
-          <w:rFonts w:ascii="宋体" w:eastAsia="宋体" w:hAnsi="宋体"/>
-          <w:color w:val="000000"/>
-          <w:lang w:eastAsia="zh-CN"/>
-        </w:rPr>
-        <w:t>6.1 毕振岚总结</w:t>
       </w:r>
       <w:bookmarkEnd w:id="27"/>
     </w:p>
     <w:p>
       <w:pPr>
+        <w:pStyle w:val="21"/>
+        <w:spacing w:before="120" w:after="80"/>
+      </w:pPr>
+      <w:bookmarkStart w:id="28" w:name="_Toc230419089"/>
+      <w:r>
+        <w:rPr>
+          <w:rFonts w:ascii="宋体" w:eastAsia="宋体" w:hAnsi="宋体"/>
+          <w:color w:val="000000"/>
+        </w:rPr>
+        <w:t>6.1 毕振岚总结</w:t>
+      </w:r>
+      <w:bookmarkEnd w:id="28"/>
+    </w:p>
+    <w:p>
+      <w:pPr>
         <w:spacing w:after="60" w:line="300" w:lineRule="auto"/>
         <w:ind w:firstLine="420"/>
         <w:rPr>
           <w:rFonts w:hint="eastAsia"/>
-          <w:lang w:eastAsia="zh-CN"/>
         </w:rPr>
       </w:pPr>
       <w:r>
-        <w:rPr>
-          <w:lang w:eastAsia="zh-CN"/>
-        </w:rPr>
-        <w:t>这一</w:t>
-      </w:r>
-      <w:proofErr w:type="gramStart"/>
-      <w:r>
-        <w:rPr>
-          <w:lang w:eastAsia="zh-CN"/>
-        </w:rPr>
-        <w:t>版程序</w:t>
-      </w:r>
-      <w:proofErr w:type="gramEnd"/>
-      <w:r>
-        <w:rPr>
-          <w:lang w:eastAsia="zh-CN"/>
-        </w:rPr>
-        <w:t>里，我承担的主要压力集中在代码本身。目录树、缩略图、右键菜单、图片查看器、幻灯片、编辑器、主题背景和</w:t>
-      </w:r>
-      <w:proofErr w:type="gramStart"/>
-      <w:r>
-        <w:rPr>
-          <w:lang w:eastAsia="zh-CN"/>
-        </w:rPr>
-        <w:t>最终版</w:t>
-      </w:r>
-      <w:proofErr w:type="gramEnd"/>
-      <w:r>
-        <w:rPr>
-          <w:lang w:eastAsia="zh-CN"/>
-        </w:rPr>
-        <w:t>修复都需要放到同一个 JavaFX 工程里跑通，真正麻烦的地方不是写一个按钮，而是保证一次重命名、一次删除、一次目录切换之后，界面、文件系统和数据库不要各走各的状态。后期 20260518、20260519 两次集中提交，也基本是在</w:t>
-      </w:r>
-      <w:proofErr w:type="gramStart"/>
-      <w:r>
-        <w:rPr>
-          <w:lang w:eastAsia="zh-CN"/>
-        </w:rPr>
-        <w:t>补这些</w:t>
-      </w:r>
-      <w:proofErr w:type="gramEnd"/>
-      <w:r>
-        <w:rPr>
-          <w:lang w:eastAsia="zh-CN"/>
-        </w:rPr>
-        <w:t>体验和稳定性问题。</w:t>
+        <w:t>这一版程序里，我承担的主要压力集中在代码本身。目录树、缩略图、右键菜单、图片查看器、幻灯片、编辑器、主题背景和最终版修复都需要放到同一个 JavaFX 工程里跑通，真正麻烦的地方不是写一个按钮，而是保证一次重命名、一次删除、一次目录切换之后，界面、文件系统和数据库不要各走各的状态。后期 20260518、20260519 两次集中提交，也基本是在补这些体验和稳定性问题。</w:t>
       </w:r>
     </w:p>
     <w:p>
@@ -13574,149 +12891,24 @@
         <w:ind w:firstLine="420"/>
         <w:rPr>
           <w:rFonts w:hint="eastAsia"/>
-          <w:lang w:eastAsia="zh-CN"/>
         </w:rPr>
       </w:pPr>
       <w:r>
-        <w:rPr>
-          <w:lang w:eastAsia="zh-CN"/>
-        </w:rPr>
-        <w:t xml:space="preserve">这次实践让我更清楚地感受到 Controller 不能无限长下去。现在 </w:t>
-      </w:r>
-      <w:proofErr w:type="spellStart"/>
-      <w:r>
-        <w:rPr>
-          <w:lang w:eastAsia="zh-CN"/>
-        </w:rPr>
-        <w:t>MainController</w:t>
-      </w:r>
-      <w:proofErr w:type="spellEnd"/>
-      <w:r>
-        <w:rPr>
-          <w:lang w:eastAsia="zh-CN"/>
-        </w:rPr>
-        <w:t xml:space="preserve"> 仍然承担了很多协调工作，虽然通过 Service、DAO 和工具类做了分层，但后续如果继续维护，我会优先把</w:t>
-      </w:r>
-      <w:proofErr w:type="gramStart"/>
-      <w:r>
-        <w:rPr>
-          <w:lang w:eastAsia="zh-CN"/>
-        </w:rPr>
-        <w:t>缩略图</w:t>
-      </w:r>
-      <w:proofErr w:type="gramEnd"/>
-      <w:r>
-        <w:rPr>
-          <w:lang w:eastAsia="zh-CN"/>
-        </w:rPr>
-        <w:t>渲染、选择状态、右键菜单和搜索区域拆成更小的组件。这样比单纯继续加功能更重要。</w:t>
+        <w:t>这次实践让我更清楚地感受到 Controller 不能无限长下去。现在 MainController 仍然承担了很多协调工作，虽然通过 Service、DAO 和工具类做了分层，但后续如果继续维护，我会优先把缩略图渲染、选择状态、右键菜单和搜索区域拆成更小的组件。这样比单纯继续加功能更重要。</w:t>
       </w:r>
     </w:p>
     <w:p>
       <w:pPr>
         <w:pStyle w:val="21"/>
         <w:spacing w:before="120" w:after="80"/>
-        <w:rPr>
-          <w:lang w:eastAsia="zh-CN"/>
-        </w:rPr>
-      </w:pPr>
-      <w:bookmarkStart w:id="28" w:name="_Toc230251749"/>
+      </w:pPr>
+      <w:bookmarkStart w:id="29" w:name="_Toc230419090"/>
       <w:r>
         <w:rPr>
           <w:rFonts w:ascii="宋体" w:eastAsia="宋体" w:hAnsi="宋体"/>
           <w:color w:val="000000"/>
-          <w:lang w:eastAsia="zh-CN"/>
-        </w:rPr>
-        <w:t xml:space="preserve">6.2 </w:t>
-      </w:r>
-      <w:proofErr w:type="gramStart"/>
-      <w:r>
-        <w:rPr>
-          <w:rFonts w:ascii="宋体" w:eastAsia="宋体" w:hAnsi="宋体"/>
-          <w:color w:val="000000"/>
-          <w:lang w:eastAsia="zh-CN"/>
-        </w:rPr>
-        <w:t>陈厚华总结</w:t>
-      </w:r>
-      <w:bookmarkEnd w:id="28"/>
-      <w:proofErr w:type="gramEnd"/>
-    </w:p>
-    <w:p>
-      <w:pPr>
-        <w:spacing w:after="60" w:line="300" w:lineRule="auto"/>
-        <w:ind w:firstLine="420"/>
-        <w:rPr>
-          <w:rFonts w:hint="eastAsia"/>
-          <w:lang w:eastAsia="zh-CN"/>
-        </w:rPr>
-      </w:pPr>
-      <w:r>
-        <w:rPr>
-          <w:lang w:eastAsia="zh-CN"/>
-        </w:rPr>
-        <w:t>我在小组中更多是配合扩展功能和运行检查。最开始分配到的方向包括音乐播放、外部接口</w:t>
-      </w:r>
-      <w:proofErr w:type="gramStart"/>
-      <w:r>
-        <w:rPr>
-          <w:lang w:eastAsia="zh-CN"/>
-        </w:rPr>
-        <w:t>和网盘方向</w:t>
-      </w:r>
-      <w:proofErr w:type="gramEnd"/>
-      <w:r>
-        <w:rPr>
-          <w:lang w:eastAsia="zh-CN"/>
-        </w:rPr>
-        <w:t>的尝试，最后真正稳定进入主流程的是幻灯片音乐和设置项检查，外部接口部分因为验收环境和密钥问题没有作为核心功能写满。这个过程让我意识到，课程项目里“能跑”和“写在设想里”不是一回事，最后文档必须跟实际程序对齐。</w:t>
-      </w:r>
-    </w:p>
-    <w:p>
-      <w:pPr>
-        <w:spacing w:after="60" w:line="300" w:lineRule="auto"/>
-        <w:ind w:firstLine="420"/>
-        <w:rPr>
-          <w:rFonts w:hint="eastAsia"/>
-          <w:lang w:eastAsia="zh-CN"/>
-        </w:rPr>
-      </w:pPr>
-      <w:r>
-        <w:rPr>
-          <w:lang w:eastAsia="zh-CN"/>
-        </w:rPr>
-        <w:t>测试时我重点关注的是用户从启动、选择目录、查看缩略图、进入幻灯片到返回主界面的连续流程。单个功能看起来不复杂，但连起来之后会暴露很多小问题，例如按钮状态、目录为空时的提示、复制</w:t>
-      </w:r>
-      <w:proofErr w:type="gramStart"/>
-      <w:r>
-        <w:rPr>
-          <w:lang w:eastAsia="zh-CN"/>
-        </w:rPr>
-        <w:t>后目标</w:t>
-      </w:r>
-      <w:proofErr w:type="gramEnd"/>
-      <w:r>
-        <w:rPr>
-          <w:lang w:eastAsia="zh-CN"/>
-        </w:rPr>
-        <w:t>目录是否刷新等。以后再做类似项目，我会更早记录测试步骤，而不是等最后再回忆。</w:t>
-      </w:r>
-    </w:p>
-    <w:p>
-      <w:pPr>
-        <w:pStyle w:val="21"/>
-        <w:spacing w:before="120" w:after="80"/>
-        <w:rPr>
-          <w:lang w:eastAsia="zh-CN"/>
-        </w:rPr>
-      </w:pPr>
-      <w:bookmarkStart w:id="29" w:name="_Toc230251750"/>
-      <w:r>
-        <w:rPr>
-          <w:rFonts w:ascii="宋体" w:eastAsia="宋体" w:hAnsi="宋体"/>
-          <w:color w:val="000000"/>
-          <w:lang w:eastAsia="zh-CN"/>
-        </w:rPr>
-        <w:t>6.3 徐阳总结</w:t>
+        </w:rPr>
+        <w:t>6.2 陈厚华总结</w:t>
       </w:r>
       <w:bookmarkEnd w:id="29"/>
     </w:p>
@@ -13726,42 +12918,10 @@
         <w:ind w:firstLine="420"/>
         <w:rPr>
           <w:rFonts w:hint="eastAsia"/>
-          <w:lang w:eastAsia="zh-CN"/>
         </w:rPr>
       </w:pPr>
       <w:r>
-        <w:rPr>
-          <w:lang w:eastAsia="zh-CN"/>
-        </w:rPr>
-        <w:t>我这次主要负责把项目材料整理成能交、能看、能对上老师要求的报告。前面的数据库需求分析、文档整理和后面的论文整合其实很考验耐心：代码里有什么、</w:t>
-      </w:r>
-      <w:proofErr w:type="gramStart"/>
-      <w:r>
-        <w:rPr>
-          <w:lang w:eastAsia="zh-CN"/>
-        </w:rPr>
-        <w:t>群聊里</w:t>
-      </w:r>
-      <w:proofErr w:type="gramEnd"/>
-      <w:r>
-        <w:rPr>
-          <w:lang w:eastAsia="zh-CN"/>
-        </w:rPr>
-        <w:t>谁做了什么、老师模板要什么、其他组提交暴露出什么格式问题，都要放到同一个文档逻辑里。只靠自动生成一</w:t>
-      </w:r>
-      <w:proofErr w:type="gramStart"/>
-      <w:r>
-        <w:rPr>
-          <w:lang w:eastAsia="zh-CN"/>
-        </w:rPr>
-        <w:t>版报告</w:t>
-      </w:r>
-      <w:proofErr w:type="gramEnd"/>
-      <w:r>
-        <w:rPr>
-          <w:lang w:eastAsia="zh-CN"/>
-        </w:rPr>
-        <w:t>是不够的，封面表格、测试表、分工、参考资料这些地方都要手动核对。</w:t>
+        <w:t>我在小组中更多是配合扩展功能和运行检查。最开始分配到的方向包括音乐播放、外部接口和网盘方向的尝试，最后真正稳定进入主流程的是幻灯片音乐和设置项检查，外部接口部分因为验收环境和密钥问题没有作为核心功能写满。这个过程让我意识到，课程项目里“能跑”和“写在设想里”不是一回事，最后文档必须跟实际程序对齐。</w:t>
       </w:r>
     </w:p>
     <w:p>
@@ -13770,60 +12930,24 @@
         <w:ind w:firstLine="420"/>
         <w:rPr>
           <w:rFonts w:hint="eastAsia"/>
-          <w:lang w:eastAsia="zh-CN"/>
         </w:rPr>
       </w:pPr>
       <w:r>
-        <w:rPr>
-          <w:lang w:eastAsia="zh-CN"/>
-        </w:rPr>
-        <w:t>写报告时我最大的感受是，不能为了让系统显得高级就把</w:t>
-      </w:r>
-      <w:proofErr w:type="gramStart"/>
-      <w:r>
-        <w:rPr>
-          <w:lang w:eastAsia="zh-CN"/>
-        </w:rPr>
-        <w:t>没稳定</w:t>
-      </w:r>
-      <w:proofErr w:type="gramEnd"/>
-      <w:r>
-        <w:rPr>
-          <w:lang w:eastAsia="zh-CN"/>
-        </w:rPr>
-        <w:t>落地的功能写成已经完成。比如外部模型接口可以作为扩展点，但不应该抢走电子图片管理程序本身的重点。最后我选择把报告写回目录树、缩略图、复制粘贴、重命名、幻灯片、主题和数据库持久</w:t>
-      </w:r>
-      <w:proofErr w:type="gramStart"/>
-      <w:r>
-        <w:rPr>
-          <w:lang w:eastAsia="zh-CN"/>
-        </w:rPr>
-        <w:t>化这些</w:t>
-      </w:r>
-      <w:proofErr w:type="gramEnd"/>
-      <w:r>
-        <w:rPr>
-          <w:lang w:eastAsia="zh-CN"/>
-        </w:rPr>
-        <w:t>确定存在的功能上，这样答辩时更稳。</w:t>
+        <w:t>测试时我重点关注的是用户从启动、选择目录、查看缩略图、进入幻灯片到返回主界面的连续流程。单个功能看起来不复杂，但连起来之后会暴露很多小问题，例如按钮状态、目录为空时的提示、复制后目标目录是否刷新等。以后再做类似项目，我会更早记录测试步骤，而不是等最后再回忆。</w:t>
       </w:r>
     </w:p>
     <w:p>
       <w:pPr>
         <w:pStyle w:val="21"/>
         <w:spacing w:before="120" w:after="80"/>
-        <w:rPr>
-          <w:lang w:eastAsia="zh-CN"/>
-        </w:rPr>
-      </w:pPr>
-      <w:bookmarkStart w:id="30" w:name="_Toc230251751"/>
+      </w:pPr>
+      <w:bookmarkStart w:id="30" w:name="_Toc230419091"/>
       <w:r>
         <w:rPr>
           <w:rFonts w:ascii="宋体" w:eastAsia="宋体" w:hAnsi="宋体"/>
           <w:color w:val="000000"/>
-          <w:lang w:eastAsia="zh-CN"/>
-        </w:rPr>
-        <w:t>6.4 小组总结</w:t>
+        </w:rPr>
+        <w:t>6.3 徐阳总结</w:t>
       </w:r>
       <w:bookmarkEnd w:id="30"/>
     </w:p>
@@ -13833,13 +12957,48 @@
         <w:ind w:firstLine="420"/>
         <w:rPr>
           <w:rFonts w:hint="eastAsia"/>
-          <w:lang w:eastAsia="zh-CN"/>
         </w:rPr>
       </w:pPr>
       <w:r>
-        <w:rPr>
-          <w:lang w:eastAsia="zh-CN"/>
-        </w:rPr>
+        <w:t>我这次主要负责把项目材料整理成能交、能看、能对上老师要求的报告。前面的数据库需求分析、文档整理和后面的论文整合其实很考验耐心：代码里有什么、群聊里谁做了什么、老师模板要什么、其他组提交暴露出什么格式问题，都要放到同一个文档逻辑里。只靠自动生成一版报告是不够的，封面表格、测试表、分工、参考资料这些地方都要手动核对。</w:t>
+      </w:r>
+    </w:p>
+    <w:p>
+      <w:pPr>
+        <w:spacing w:after="60" w:line="300" w:lineRule="auto"/>
+        <w:ind w:firstLine="420"/>
+        <w:rPr>
+          <w:rFonts w:hint="eastAsia"/>
+        </w:rPr>
+      </w:pPr>
+      <w:r>
+        <w:t>写报告时我最大的感受是，不能为了让系统显得高级就把没稳定落地的功能写成已经完成。比如外部模型接口可以作为扩展点，但不应该抢走电子图片管理程序本身的重点。最后我选择把报告写回目录树、缩略图、复制粘贴、重命名、幻灯片、主题和数据库持久化这些确定存在的功能上，这样答辩时更稳。</w:t>
+      </w:r>
+    </w:p>
+    <w:p>
+      <w:pPr>
+        <w:pStyle w:val="21"/>
+        <w:spacing w:before="120" w:after="80"/>
+      </w:pPr>
+      <w:bookmarkStart w:id="31" w:name="_Toc230419092"/>
+      <w:r>
+        <w:rPr>
+          <w:rFonts w:ascii="宋体" w:eastAsia="宋体" w:hAnsi="宋体"/>
+          <w:color w:val="000000"/>
+        </w:rPr>
+        <w:t>6.4 小组总结</w:t>
+      </w:r>
+      <w:bookmarkEnd w:id="31"/>
+    </w:p>
+    <w:p>
+      <w:pPr>
+        <w:spacing w:after="60" w:line="300" w:lineRule="auto"/>
+        <w:ind w:firstLine="420"/>
+        <w:rPr>
+          <w:rFonts w:hint="eastAsia"/>
+        </w:rPr>
+      </w:pPr>
+      <w:r>
         <w:t>本系统按老师要求完成了电子图片管理程序的主要功能，并在此基础上加入数据库持久化、图片编辑版本历史、幻灯片背景音乐、主题背景和设置页等扩展。代码采用分层结构，便于说明、演示和后续维护。课程论文、评分表、源代码 ZIP、目标代码 JAR 和附加说明均按最终提交要求准备。</w:t>
       </w:r>
     </w:p>
@@ -13847,20 +13006,16 @@
       <w:pPr>
         <w:pStyle w:val="1"/>
         <w:spacing w:before="120" w:after="80"/>
-        <w:rPr>
-          <w:lang w:eastAsia="zh-CN"/>
-        </w:rPr>
-      </w:pPr>
-      <w:bookmarkStart w:id="31" w:name="_Toc230251752"/>
+      </w:pPr>
+      <w:bookmarkStart w:id="32" w:name="_Toc230419093"/>
       <w:r>
         <w:rPr>
           <w:rFonts w:ascii="宋体" w:eastAsia="宋体" w:hAnsi="宋体"/>
           <w:color w:val="000000"/>
-          <w:lang w:eastAsia="zh-CN"/>
         </w:rPr>
         <w:t>参考资料</w:t>
       </w:r>
-      <w:bookmarkEnd w:id="31"/>
+      <w:bookmarkEnd w:id="32"/>
     </w:p>
     <w:p>
       <w:pPr>
@@ -13868,13 +13023,9 @@
         <w:ind w:firstLine="420"/>
         <w:rPr>
           <w:rFonts w:hint="eastAsia"/>
-          <w:lang w:eastAsia="zh-CN"/>
         </w:rPr>
       </w:pPr>
       <w:r>
-        <w:rPr>
-          <w:lang w:eastAsia="zh-CN"/>
-        </w:rPr>
         <w:t>[1] 《面向对象程序设计实践》课程工作安排、论文撰写格式及评分表模板。</w:t>
       </w:r>
     </w:p>
@@ -13888,23 +13039,7 @@
       </w:pPr>
       <w:r>
         <w:lastRenderedPageBreak/>
-        <w:t xml:space="preserve">[2] JavaFX </w:t>
-      </w:r>
-      <w:proofErr w:type="spellStart"/>
-      <w:r>
-        <w:t>官方文档与</w:t>
-      </w:r>
-      <w:proofErr w:type="spellEnd"/>
-      <w:r>
-        <w:t xml:space="preserve"> </w:t>
-      </w:r>
-      <w:proofErr w:type="spellStart"/>
-      <w:r>
-        <w:t>OpenJFX</w:t>
-      </w:r>
-      <w:proofErr w:type="spellEnd"/>
-      <w:r>
-        <w:t xml:space="preserve"> Maven 插件说明。</w:t>
+        <w:t>[2] JavaFX 官方文档与 OpenJFX Maven 插件说明。</w:t>
       </w:r>
     </w:p>
     <w:p>
@@ -13944,7 +13079,7 @@
       </w:r>
     </w:p>
     <w:sectPr>
-      <w:footerReference w:type="default" r:id="rId13"/>
+      <w:footerReference w:type="default" r:id="rId23"/>
       <w:pgSz w:w="11906" w:h="16838"/>
       <w:pgMar w:top="1440" w:right="1797" w:bottom="1440" w:left="1797" w:header="720" w:footer="720" w:gutter="0"/>
       <w:cols w:space="720"/>
@@ -14002,9 +13137,6 @@
       <w:instrText>PAGE</w:instrText>
     </w:r>
     <w:r>
-      <w:rPr>
-        <w:rFonts w:hint="eastAsia"/>
-      </w:rPr>
       <w:fldChar w:fldCharType="separate"/>
     </w:r>
     <w:r>
@@ -14225,31 +13357,31 @@
       </w:rPr>
     </w:lvl>
   </w:abstractNum>
-  <w:num w:numId="1" w16cid:durableId="194271240">
+  <w:num w:numId="1" w16cid:durableId="756558347">
     <w:abstractNumId w:val="8"/>
   </w:num>
-  <w:num w:numId="2" w16cid:durableId="262953607">
+  <w:num w:numId="2" w16cid:durableId="1736049754">
     <w:abstractNumId w:val="6"/>
   </w:num>
-  <w:num w:numId="3" w16cid:durableId="252201823">
+  <w:num w:numId="3" w16cid:durableId="584345277">
     <w:abstractNumId w:val="5"/>
   </w:num>
-  <w:num w:numId="4" w16cid:durableId="169755389">
+  <w:num w:numId="4" w16cid:durableId="1879316645">
     <w:abstractNumId w:val="4"/>
   </w:num>
-  <w:num w:numId="5" w16cid:durableId="1433815351">
+  <w:num w:numId="5" w16cid:durableId="1880045353">
     <w:abstractNumId w:val="7"/>
   </w:num>
-  <w:num w:numId="6" w16cid:durableId="1260143420">
+  <w:num w:numId="6" w16cid:durableId="868680685">
     <w:abstractNumId w:val="3"/>
   </w:num>
-  <w:num w:numId="7" w16cid:durableId="1491406261">
+  <w:num w:numId="7" w16cid:durableId="2088191070">
     <w:abstractNumId w:val="2"/>
   </w:num>
-  <w:num w:numId="8" w16cid:durableId="2021083569">
+  <w:num w:numId="8" w16cid:durableId="89083491">
     <w:abstractNumId w:val="1"/>
   </w:num>
-  <w:num w:numId="9" w16cid:durableId="893197400">
+  <w:num w:numId="9" w16cid:durableId="200289171">
     <w:abstractNumId w:val="0"/>
   </w:num>
 </w:numbering>
@@ -25646,7 +24778,7 @@
     <w:autoRedefine/>
     <w:uiPriority w:val="39"/>
     <w:unhideWhenUsed/>
-    <w:rsid w:val="003212AD"/>
+    <w:rsid w:val="00C17922"/>
   </w:style>
   <w:style w:type="paragraph" w:styleId="TOC2">
     <w:name w:val="toc 2"/>
@@ -25655,7 +24787,7 @@
     <w:autoRedefine/>
     <w:uiPriority w:val="39"/>
     <w:unhideWhenUsed/>
-    <w:rsid w:val="003212AD"/>
+    <w:rsid w:val="00C17922"/>
     <w:pPr>
       <w:ind w:leftChars="200" w:left="420"/>
     </w:pPr>
@@ -25665,7 +24797,7 @@
     <w:basedOn w:val="a2"/>
     <w:uiPriority w:val="99"/>
     <w:unhideWhenUsed/>
-    <w:rsid w:val="003212AD"/>
+    <w:rsid w:val="00C17922"/>
     <w:rPr>
       <w:color w:val="0000FF" w:themeColor="hyperlink"/>
       <w:u w:val="single"/>
